--- a/metaanalysis/conference_submissions/iceel/full_paper.docx
+++ b/metaanalysis/conference_submissions/iceel/full_paper.docx
@@ -2,7 +2,7 @@
 <file path=word/document.xml><?xml version="1.0" encoding="utf-8"?>
 <w:document xmlns:w="http://schemas.openxmlformats.org/wordprocessingml/2006/main" xmlns:m="http://schemas.openxmlformats.org/officeDocument/2006/math" xmlns:r="http://schemas.openxmlformats.org/officeDocument/2006/relationships" xmlns:o="urn:schemas-microsoft-com:office:office" xmlns:v="urn:schemas-microsoft-com:vml" xmlns:w10="urn:schemas-microsoft-com:office:word" xmlns:a="http://schemas.openxmlformats.org/drawingml/2006/main" xmlns:pic="http://schemas.openxmlformats.org/drawingml/2006/picture" xmlns:wp="http://schemas.openxmlformats.org/drawingml/2006/wordprocessingDrawing">
   <w:body>
-    <w:bookmarkStart w:id="52" w:name="X37466e2f36ed89febc4801124819a3c2ad05d06"/>
+    <w:bookmarkStart w:id="55" w:name="X37466e2f36ed89febc4801124819a3c2ad05d06"/>
     <w:p>
       <w:pPr>
         <w:pStyle w:val="Heading1"/>
@@ -393,7 +393,7 @@
     </w:p>
     <w:bookmarkEnd w:id="24"/>
     <w:bookmarkEnd w:id="25"/>
-    <w:bookmarkStart w:id="33" w:name="method"/>
+    <w:bookmarkStart w:id="36" w:name="method"/>
     <w:p>
       <w:pPr>
         <w:pStyle w:val="Heading2"/>
@@ -402,7 +402,7 @@
         <w:t xml:space="preserve">3. Method</w:t>
       </w:r>
     </w:p>
-    <w:bookmarkStart w:id="26" w:name="data"/>
+    <w:bookmarkStart w:id="29" w:name="data"/>
     <w:p>
       <w:pPr>
         <w:pStyle w:val="Heading3"/>
@@ -428,7 +428,23 @@
         <w:t xml:space="preserve">metaanalysis/conference_submissions/inputs/studies.csv</w:t>
       </w:r>
       <w:r>
-        <w:t xml:space="preserve">. The Asian subset is extracted by</w:t>
+        <w:t xml:space="preserve">. PRISMA 2020 standards (Page et al., 2021) were followed;</w:t>
+      </w:r>
+      <w:r>
+        <w:t xml:space="preserve"> </w:t>
+      </w:r>
+      <w:r>
+        <w:rPr>
+          <w:bCs/>
+          <w:b/>
+        </w:rPr>
+        <w:t xml:space="preserve">Figure 1</w:t>
+      </w:r>
+      <w:r>
+        <w:t xml:space="preserve"> </w:t>
+      </w:r>
+      <w:r>
+        <w:t xml:space="preserve">reproduces the flow diagram with the ICEEL terminal box marking the Asian-subset extraction (k = 2 with extractable r per trait; A-25 Tokiwa Japan retained for qualitative synthesis only). The Asian subset is extracted by</w:t>
       </w:r>
       <w:r>
         <w:t xml:space="preserve"> </w:t>
@@ -443,8 +459,98 @@
         <w:t xml:space="preserve">. After requiring extractable Pearson r per trait, k = 2 Asian primary-pool studies remain: A-28 Yu (China; β-converted r) and A-31 Rivers (Japan; direct r). Two further Asian primary-pool studies (A-25 Tokiwa, A-26 Wang) are present in the qualitative synthesis but do not contribute extractable r values.</w:t>
       </w:r>
     </w:p>
-    <w:bookmarkEnd w:id="26"/>
-    <w:bookmarkStart w:id="27" w:name="hofstede-cultural-dimensions-table"/>
+    <w:p>
+      <w:pPr>
+        <w:pStyle w:val="CaptionedFigure"/>
+      </w:pPr>
+      <w:r>
+        <w:drawing>
+          <wp:inline>
+            <wp:extent cx="4533900" cy="5658766"/>
+            <wp:effectExtent b="0" l="0" r="0" t="0"/>
+            <wp:docPr descr="Figure 1. PRISMA 2020 flow diagram (ICEEL 2026 submission). Identification → Screening → Eligibility → Included counts trace from metaanalysis/search_log.md; the ICEEL terminal box marks the Asian primary-pool subset (k = 2 with extractable r per trait: A-28 Yu, China; A-31 Rivers, Japan; plus A-25 Tokiwa Japan in narrative synthesis). Adapted from Page et al. (2021), BMJ, 372, n71." title="" id="27" name="Picture"/>
+            <a:graphic>
+              <a:graphicData uri="http://schemas.openxmlformats.org/drawingml/2006/picture">
+                <pic:pic>
+                  <pic:nvPicPr>
+                    <pic:cNvPr descr="../figures/prisma_flow_iceel.png" id="28" name="Picture"/>
+                    <pic:cNvPicPr>
+                      <a:picLocks noChangeArrowheads="1" noChangeAspect="1"/>
+                    </pic:cNvPicPr>
+                  </pic:nvPicPr>
+                  <pic:blipFill>
+                    <a:blip r:embed="rId26"/>
+                    <a:stretch>
+                      <a:fillRect/>
+                    </a:stretch>
+                  </pic:blipFill>
+                  <pic:spPr bwMode="auto">
+                    <a:xfrm>
+                      <a:off x="0" y="0"/>
+                      <a:ext cx="4533900" cy="5658766"/>
+                    </a:xfrm>
+                    <a:prstGeom prst="rect">
+                      <a:avLst/>
+                    </a:prstGeom>
+                    <a:noFill/>
+                    <a:ln w="9525">
+                      <a:noFill/>
+                      <a:headEnd/>
+                      <a:tailEnd/>
+                    </a:ln>
+                  </pic:spPr>
+                </pic:pic>
+              </a:graphicData>
+            </a:graphic>
+          </wp:inline>
+        </w:drawing>
+      </w:r>
+    </w:p>
+    <w:p>
+      <w:pPr>
+        <w:pStyle w:val="ImageCaption"/>
+      </w:pPr>
+      <w:r>
+        <w:rPr>
+          <w:bCs/>
+          <w:b/>
+        </w:rPr>
+        <w:t xml:space="preserve">Figure 1.</w:t>
+      </w:r>
+      <w:r>
+        <w:t xml:space="preserve"> </w:t>
+      </w:r>
+      <w:r>
+        <w:t xml:space="preserve">PRISMA 2020 flow diagram (ICEEL 2026 submission). Identification → Screening → Eligibility → Included counts trace from</w:t>
+      </w:r>
+      <w:r>
+        <w:t xml:space="preserve"> </w:t>
+      </w:r>
+      <w:r>
+        <w:rPr>
+          <w:rStyle w:val="VerbatimChar"/>
+        </w:rPr>
+        <w:t xml:space="preserve">metaanalysis/search_log.md</w:t>
+      </w:r>
+      <w:r>
+        <w:t xml:space="preserve">; the ICEEL terminal box marks the Asian primary-pool subset (k = 2 with extractable r per trait: A-28 Yu, China; A-31 Rivers, Japan; plus A-25 Tokiwa Japan in narrative synthesis). Adapted from Page et al. (2021),</w:t>
+      </w:r>
+      <w:r>
+        <w:t xml:space="preserve"> </w:t>
+      </w:r>
+      <w:r>
+        <w:rPr>
+          <w:iCs/>
+          <w:i/>
+        </w:rPr>
+        <w:t xml:space="preserve">BMJ</w:t>
+      </w:r>
+      <w:r>
+        <w:t xml:space="preserve">, 372, n71.</w:t>
+      </w:r>
+    </w:p>
+    <w:bookmarkEnd w:id="29"/>
+    <w:bookmarkStart w:id="30" w:name="hofstede-cultural-dimensions-table"/>
     <w:p>
       <w:pPr>
         <w:pStyle w:val="Heading3"/>
@@ -516,8 +622,8 @@
         <w:t xml:space="preserve">These two countries differ most sharply on Individualism (Japan +26), Power Distance (China +26), Masculinity (Japan +29), Uncertainty Avoidance (Japan +62), and Indulgence (Japan +18), with similar Long-Term Orientation.</w:t>
       </w:r>
     </w:p>
-    <w:bookmarkEnd w:id="27"/>
-    <w:bookmarkStart w:id="31" w:name="statistical-model"/>
+    <w:bookmarkEnd w:id="30"/>
+    <w:bookmarkStart w:id="34" w:name="statistical-model"/>
     <w:p>
       <w:pPr>
         <w:pStyle w:val="Heading3"/>
@@ -526,7 +632,7 @@
         <w:t xml:space="preserve">3.3. Statistical model</w:t>
       </w:r>
     </w:p>
-    <w:bookmarkStart w:id="28" w:name="asian-subset-random-effects-pool"/>
+    <w:bookmarkStart w:id="31" w:name="asian-subset-random-effects-pool"/>
     <w:p>
       <w:pPr>
         <w:pStyle w:val="Heading4"/>
@@ -543,8 +649,8 @@
         <w:t xml:space="preserve">Per trait, REML + HKSJ pooled r is computed on the k = 2 Asian primary-pool studies. Heterogeneity is reported alongside the point estimate and the back-transformed 95 % CI.</w:t>
       </w:r>
     </w:p>
-    <w:bookmarkEnd w:id="28"/>
-    <w:bookmarkStart w:id="29" w:name="Xe1307eeae12d754ce4920b792a9b7f68361dac5"/>
+    <w:bookmarkEnd w:id="31"/>
+    <w:bookmarkStart w:id="32" w:name="Xe1307eeae12d754ce4920b792a9b7f68361dac5"/>
     <w:p>
       <w:pPr>
         <w:pStyle w:val="Heading4"/>
@@ -574,8 +680,8 @@
         <w:t xml:space="preserve">, with the explicit caveat in the output table.</w:t>
       </w:r>
     </w:p>
-    <w:bookmarkEnd w:id="29"/>
-    <w:bookmarkStart w:id="30" w:name="japan-synthesis"/>
+    <w:bookmarkEnd w:id="32"/>
+    <w:bookmarkStart w:id="33" w:name="japan-synthesis"/>
     <w:p>
       <w:pPr>
         <w:pStyle w:val="Heading4"/>
@@ -592,9 +698,9 @@
         <w:t xml:space="preserve">The two Japan primary-pool studies are tabulated side-by-side on N, modality, education level, instrument, and per-trait r (where available). The narrative discussion is the analytic vehicle; no formal pooling is attempted at k = 2.</w:t>
       </w:r>
     </w:p>
-    <w:bookmarkEnd w:id="30"/>
-    <w:bookmarkEnd w:id="31"/>
-    <w:bookmarkStart w:id="32" w:name="reproducibility"/>
+    <w:bookmarkEnd w:id="33"/>
+    <w:bookmarkEnd w:id="34"/>
+    <w:bookmarkStart w:id="35" w:name="reproducibility"/>
     <w:p>
       <w:pPr>
         <w:pStyle w:val="Heading3"/>
@@ -642,9 +748,9 @@
         </w:pict>
       </w:r>
     </w:p>
-    <w:bookmarkEnd w:id="32"/>
-    <w:bookmarkEnd w:id="33"/>
-    <w:bookmarkStart w:id="37" w:name="results"/>
+    <w:bookmarkEnd w:id="35"/>
+    <w:bookmarkEnd w:id="36"/>
+    <w:bookmarkStart w:id="40" w:name="results"/>
     <w:p>
       <w:pPr>
         <w:pStyle w:val="Heading2"/>
@@ -653,7 +759,7 @@
         <w:t xml:space="preserve">4. Results</w:t>
       </w:r>
     </w:p>
-    <w:bookmarkStart w:id="34" w:name="asian-subset-pooled-correlations"/>
+    <w:bookmarkStart w:id="37" w:name="asian-subset-pooled-correlations"/>
     <w:p>
       <w:pPr>
         <w:pStyle w:val="Heading3"/>
@@ -1098,8 +1204,8 @@
         <w:t xml:space="preserve">These numbers replicate the parent preprint exactly (Region: Asia row in Table 3 of the preprint), confirming that the subset-pool computation is correct.</w:t>
       </w:r>
     </w:p>
-    <w:bookmarkEnd w:id="34"/>
-    <w:bookmarkStart w:id="35" w:name="X83cc73ce7fbeab0c47ffadccec59241be079c78"/>
+    <w:bookmarkEnd w:id="37"/>
+    <w:bookmarkStart w:id="38" w:name="X83cc73ce7fbeab0c47ffadccec59241be079c78"/>
     <w:p>
       <w:pPr>
         <w:pStyle w:val="Heading3"/>
@@ -1965,8 +2071,8 @@
         <w:t xml:space="preserve">Extraversion — achievement correlations, since Extraversion-as-asset is tied to individualistic affordances. But with df_resid = 0 these slopes carry no inferential weight; they are visualisations of the two-country contrast, not statistical tests.</w:t>
       </w:r>
     </w:p>
-    <w:bookmarkEnd w:id="35"/>
-    <w:bookmarkStart w:id="36" w:name="japan-synthesis-1"/>
+    <w:bookmarkEnd w:id="38"/>
+    <w:bookmarkStart w:id="39" w:name="japan-synthesis-1"/>
     <w:p>
       <w:pPr>
         <w:pStyle w:val="Heading3"/>
@@ -2536,9 +2642,9 @@
         </w:pict>
       </w:r>
     </w:p>
-    <w:bookmarkEnd w:id="36"/>
-    <w:bookmarkEnd w:id="37"/>
-    <w:bookmarkStart w:id="42" w:name="discussion"/>
+    <w:bookmarkEnd w:id="39"/>
+    <w:bookmarkEnd w:id="40"/>
+    <w:bookmarkStart w:id="45" w:name="discussion"/>
     <w:p>
       <w:pPr>
         <w:pStyle w:val="Heading2"/>
@@ -2547,7 +2653,7 @@
         <w:t xml:space="preserve">5. Discussion</w:t>
       </w:r>
     </w:p>
-    <w:bookmarkStart w:id="38" w:name="the-within-asia-evidence-problem"/>
+    <w:bookmarkStart w:id="41" w:name="the-within-asia-evidence-problem"/>
     <w:p>
       <w:pPr>
         <w:pStyle w:val="Heading3"/>
@@ -2644,8 +2750,8 @@
         <w:t xml:space="preserve">, and the fact that the two Asian points happen to be from different countries (China, Japan) is a confound that no current corpus can resolve.</w:t>
       </w:r>
     </w:p>
-    <w:bookmarkEnd w:id="38"/>
-    <w:bookmarkStart w:id="39" w:name="hofstede-slopes-as-direction-finders"/>
+    <w:bookmarkEnd w:id="41"/>
+    <w:bookmarkStart w:id="42" w:name="hofstede-slopes-as-direction-finders"/>
     <w:p>
       <w:pPr>
         <w:pStyle w:val="Heading3"/>
@@ -2678,8 +2784,8 @@
         <w:t xml:space="preserve">rather than tests. The Extraversion slope on Individualism is small but consistent with theoretical prediction (+ slope = more positive Extraversion in more individualistic contexts; the two Asian countries differ by IDV = 26 points). The Conscientiousness slope on Long-Term Orientation is small and positive (+0.0376), which is consistent with cultural amplification of self-regulation in long-term-oriented societies — but at k = 2 this could reflect any number of alternative explanations (instrument differences, education-level differences, era differences).</w:t>
       </w:r>
     </w:p>
-    <w:bookmarkEnd w:id="39"/>
-    <w:bookmarkStart w:id="40" w:name="the-japan-instrument-problem"/>
+    <w:bookmarkEnd w:id="42"/>
+    <w:bookmarkStart w:id="43" w:name="the-japan-instrument-problem"/>
     <w:p>
       <w:pPr>
         <w:pStyle w:val="Heading3"/>
@@ -2712,8 +2818,8 @@
         <w:t xml:space="preserve">as a major confound. Two Japan-based primary-pool studies, both asynchronous, both with ~100 — 150 students, but with personality measures differing by a factor of 6 in number of items. Future syntheses that aim to make Japan-specific claims should require either (a) standardised instrument families across studies or (b) explicit instrument-level moderator analyses. The current corpus does neither.</w:t>
       </w:r>
     </w:p>
-    <w:bookmarkEnd w:id="40"/>
-    <w:bookmarkStart w:id="41" w:name="self-plagiarism-firewall"/>
+    <w:bookmarkEnd w:id="43"/>
+    <w:bookmarkStart w:id="44" w:name="self-plagiarism-firewall"/>
     <w:p>
       <w:pPr>
         <w:pStyle w:val="Heading3"/>
@@ -2736,7 +2842,7 @@
         <w:rPr>
           <w:rStyle w:val="VerbatimChar"/>
         </w:rPr>
-        <w:t xml:space="preserve">templates/preprint_disclosure_template.md</w:t>
+        <w:t xml:space="preserve">metaanalysis/conference_submissions/templates/preprint_disclosure_template.md</w:t>
       </w:r>
       <w:r>
         <w:t xml:space="preserve"> </w:t>
@@ -2752,9 +2858,9 @@
         </w:pict>
       </w:r>
     </w:p>
-    <w:bookmarkEnd w:id="41"/>
-    <w:bookmarkEnd w:id="42"/>
-    <w:bookmarkStart w:id="43" w:name="limitations"/>
+    <w:bookmarkEnd w:id="44"/>
+    <w:bookmarkEnd w:id="45"/>
+    <w:bookmarkStart w:id="46" w:name="limitations"/>
     <w:p>
       <w:pPr>
         <w:pStyle w:val="Heading2"/>
@@ -2802,8 +2908,8 @@
         </w:pict>
       </w:r>
     </w:p>
-    <w:bookmarkEnd w:id="43"/>
-    <w:bookmarkStart w:id="44" w:name="conclusion"/>
+    <w:bookmarkEnd w:id="46"/>
+    <w:bookmarkStart w:id="47" w:name="conclusion"/>
     <w:p>
       <w:pPr>
         <w:pStyle w:val="Heading2"/>
@@ -2843,8 +2949,8 @@
         </w:pict>
       </w:r>
     </w:p>
-    <w:bookmarkEnd w:id="44"/>
-    <w:bookmarkStart w:id="45" w:name="acknowledgments"/>
+    <w:bookmarkEnd w:id="47"/>
+    <w:bookmarkStart w:id="48" w:name="acknowledgments"/>
     <w:p>
       <w:pPr>
         <w:pStyle w:val="Heading2"/>
@@ -2868,8 +2974,8 @@
         </w:pict>
       </w:r>
     </w:p>
-    <w:bookmarkEnd w:id="45"/>
-    <w:bookmarkStart w:id="50" w:name="references"/>
+    <w:bookmarkEnd w:id="48"/>
+    <w:bookmarkStart w:id="53" w:name="references"/>
     <w:p>
       <w:pPr>
         <w:pStyle w:val="Heading2"/>
@@ -2901,7 +3007,7 @@
         <w:t xml:space="preserve">(PDF-verified ✅), with the exception of the Hofstede Insights web data source, which is a website rather than a citable PDF.</w:t>
       </w:r>
     </w:p>
-    <w:bookmarkStart w:id="46" w:name="primary-studies-cited"/>
+    <w:bookmarkStart w:id="49" w:name="primary-studies-cited"/>
     <w:p>
       <w:pPr>
         <w:pStyle w:val="Heading3"/>
@@ -3058,8 +3164,8 @@
         <w:t xml:space="preserve">, vol. 18, no. 1, Article 14, 2021. https://doi.org/10.1186/s41239-021-00252-3</w:t>
       </w:r>
     </w:p>
-    <w:bookmarkEnd w:id="46"/>
-    <w:bookmarkStart w:id="47" w:name="benchmark-meta-analyses-cited"/>
+    <w:bookmarkEnd w:id="49"/>
+    <w:bookmarkStart w:id="50" w:name="benchmark-meta-analyses-cited"/>
     <w:p>
       <w:pPr>
         <w:pStyle w:val="Heading3"/>
@@ -3142,8 +3248,8 @@
         <w:t xml:space="preserve">, vol. 90, no. 2, pp. 222–255, 2022. https://doi.org/10.1111/jopy.12663</w:t>
       </w:r>
     </w:p>
-    <w:bookmarkEnd w:id="47"/>
-    <w:bookmarkStart w:id="48" w:name="hofstede-framework-and-critiques"/>
+    <w:bookmarkEnd w:id="50"/>
+    <w:bookmarkStart w:id="51" w:name="hofstede-framework-and-critiques"/>
     <w:p>
       <w:pPr>
         <w:pStyle w:val="Heading3"/>
@@ -3281,8 +3387,8 @@
         <w:t xml:space="preserve">, vol. 14, no. 1, pp. 7–22, 2014. https://doi.org/10.1177/1470595814521600</w:t>
       </w:r>
     </w:p>
-    <w:bookmarkEnd w:id="48"/>
-    <w:bookmarkStart w:id="49" w:name="authors-own-preprint"/>
+    <w:bookmarkEnd w:id="51"/>
+    <w:bookmarkStart w:id="52" w:name="authors-own-preprint"/>
     <w:p>
       <w:pPr>
         <w:pStyle w:val="Heading3"/>
@@ -3338,9 +3444,9 @@
         </w:pict>
       </w:r>
     </w:p>
-    <w:bookmarkEnd w:id="49"/>
-    <w:bookmarkEnd w:id="50"/>
-    <w:bookmarkStart w:id="51" w:name="appendix-a.-reproducibility"/>
+    <w:bookmarkEnd w:id="52"/>
+    <w:bookmarkEnd w:id="53"/>
+    <w:bookmarkStart w:id="54" w:name="appendix-a.-reproducibility"/>
     <w:p>
       <w:pPr>
         <w:pStyle w:val="Heading2"/>
@@ -3476,8 +3582,8 @@
         <w:t xml:space="preserve">End of manuscript draft. Approximately 2,800 words.</w:t>
       </w:r>
     </w:p>
-    <w:bookmarkEnd w:id="51"/>
-    <w:bookmarkEnd w:id="52"/>
+    <w:bookmarkEnd w:id="54"/>
+    <w:bookmarkEnd w:id="55"/>
     <w:sectPr/>
   </w:body>
 </w:document>

--- a/metaanalysis/conference_submissions/iceel/full_paper.docx
+++ b/metaanalysis/conference_submissions/iceel/full_paper.docx
@@ -154,7 +154,7 @@
         <w:t xml:space="preserve">Keywords</w:t>
       </w:r>
       <w:r>
-        <w:t xml:space="preserve">: meta-analysis, Big Five, online learning, Hofstede, cultural dimensions, Japan, ICEEL.</w:t>
+        <w:t xml:space="preserve">: meta-analysis, Big Five, online learning, Hofstede cultural dimensions, Japan.</w:t>
       </w:r>
     </w:p>
     <w:p>

--- a/metaanalysis/conference_submissions/iceel/full_paper.docx
+++ b/metaanalysis/conference_submissions/iceel/full_paper.docx
@@ -2,7 +2,7 @@
 <file path=word/document.xml><?xml version="1.0" encoding="utf-8"?>
 <w:document xmlns:w="http://schemas.openxmlformats.org/wordprocessingml/2006/main" xmlns:m="http://schemas.openxmlformats.org/officeDocument/2006/math" xmlns:r="http://schemas.openxmlformats.org/officeDocument/2006/relationships" xmlns:o="urn:schemas-microsoft-com:office:office" xmlns:v="urn:schemas-microsoft-com:vml" xmlns:w10="urn:schemas-microsoft-com:office:word" xmlns:a="http://schemas.openxmlformats.org/drawingml/2006/main" xmlns:pic="http://schemas.openxmlformats.org/drawingml/2006/picture" xmlns:wp="http://schemas.openxmlformats.org/drawingml/2006/wordprocessingDrawing">
   <w:body>
-    <w:bookmarkStart w:id="55" w:name="X37466e2f36ed89febc4801124819a3c2ad05d06"/>
+    <w:bookmarkStart w:id="57" w:name="X37466e2f36ed89febc4801124819a3c2ad05d06"/>
     <w:p>
       <w:pPr>
         <w:pStyle w:val="Heading1"/>
@@ -139,7 +139,68 @@
         <w:pStyle w:val="FirstParagraph"/>
       </w:pPr>
       <w:r>
-        <w:t xml:space="preserve">The parent meta-analysis (Research Square preprint, DOI 10.21203/rs.3.rs-9513298/v1) reports a binary Region moderator (Asia vs non-Asia) and finds Extraversion x Region highly significant (Q_between = 46.43, p &lt; .001) — Asian samples r = -0.131, non-Asian r = +0.050. The within-Asia heterogeneity that produces this contrast is not decomposed in the preprint. The present paper attaches Hofstede 6-D cultural-dimensions scores at the country level and meta-regresses the Big Five — achievement correlations on each dimension within the Asian subset, then concludes with a focused synthesis of the two Japan-based primary-pool studies (A-25 Tokiwa 2025 K-12; A-31 Rivers 2021 undergraduate). With k = 2 Asian primary-pool studies contributing extractable r per trait (A-28 Yu, China; A-31 Rivers, Japan), the meta-regression has zero residual degrees of freedom and slopes are reported as descriptive only, without inferential statistics. The Asian-subset pooled correlations replicate the preprint exactly (Conscientiousness r = 0.111 [-0.039, 0.257]; Extraversion r = -0.131 [-0.314, 0.061]; Neuroticism r = 0.089 [0.008, 0.169]). The within-Asia evidence base is too thin to decompose Hofstede effects with any confirmatory power. The paper’s contribution is therefore methodological: it documents that the binary Asia/non-Asia contrast in the parent preprint masks within-Asia heterogeneity that no current corpus can resolve. The Japan-specific analysis underscores instrument heterogeneity (60-item BFI-2-J vs 10-item TIPI-J) as a major confound that future syntheses cannot ignore.</w:t>
+        <w:t xml:space="preserve">The parent meta-analysis (Research Square preprint, DOI 10.21203/rs.3.rs-9513298/v1) reports a binary Region moderator (Asia vs non-Asia) with Extraversion × Region highly significant (Q_between = 46.43, p &lt; .001; Asian r = −0.131 vs non-Asian r = +0.050). The within-Asia heterogeneity producing this contrast is not decomposed in the preprint. The present paper attaches Hofstede 6-D cultural-dimensions scores at the country level (PDI, IDV, MAS, UAI, LTO, IND) and tests, in the Asian subset (k = 2 with extractable Pearson r: A-28 Yu, China; A-31 Rivers, Japan; plus A-25 Tokiwa, Japan, in narrative synthesis), whether the observed Big Five — outcome direction in Japan studies matches the directions Hofstede &amp; McCrae (2004) predict from Japan’s dimensional profile. With k = 2 the Hofstede meta-regression has zero residual degrees of freedom and slopes are descriptive only. The Asian-subset pooled correlations replicate the preprint exactly (C r = 0.111; E r = −0.131; N r = 0.089). The Japan-direction-match analysis (Table 4) yields</w:t>
+      </w:r>
+      <w:r>
+        <w:t xml:space="preserve"> </w:t>
+      </w:r>
+      <w:r>
+        <w:rPr>
+          <w:bCs/>
+          <w:b/>
+        </w:rPr>
+        <w:t xml:space="preserve">3 of 5 traits matching Hofstede &amp; McCrae (2004) predictions</w:t>
+      </w:r>
+      <w:r>
+        <w:t xml:space="preserve">: C+ (Power Distance r = .43), E− (Individualism r = .39), and most notably</w:t>
+      </w:r>
+      <w:r>
+        <w:t xml:space="preserve"> </w:t>
+      </w:r>
+      <w:r>
+        <w:rPr>
+          <w:bCs/>
+          <w:b/>
+        </w:rPr>
+        <w:t xml:space="preserve">N+</w:t>
+      </w:r>
+      <w:r>
+        <w:t xml:space="preserve"> </w:t>
+      </w:r>
+      <w:r>
+        <w:t xml:space="preserve">— opposite to the Western N− finding (Poropat 2009; Mammadov 2022) — supported in</w:t>
+      </w:r>
+      <w:r>
+        <w:t xml:space="preserve"> </w:t>
+      </w:r>
+      <w:r>
+        <w:rPr>
+          <w:iCs/>
+          <w:i/>
+        </w:rPr>
+        <w:t xml:space="preserve">both</w:t>
+      </w:r>
+      <w:r>
+        <w:t xml:space="preserve"> </w:t>
+      </w:r>
+      <w:r>
+        <w:t xml:space="preserve">Japan studies and doubly predicted by Japan’s very high Uncertainty Avoidance (UAI = 92, HM04 r = .31) and very high Masculinity (MAS = 95, HM04 r = .30). The Agreeableness mismatch (predicted −, observed +) suggests that online-learning</w:t>
+      </w:r>
+      <w:r>
+        <w:t xml:space="preserve"> </w:t>
+      </w:r>
+      <w:r>
+        <w:rPr>
+          <w:iCs/>
+          <w:i/>
+        </w:rPr>
+        <w:t xml:space="preserve">behaviour-level</w:t>
+      </w:r>
+      <w:r>
+        <w:t xml:space="preserve"> </w:t>
+      </w:r>
+      <w:r>
+        <w:t xml:space="preserve">A engagement may decouple from population trait-level A. A second-order finding is instrument heterogeneity (60-item BFI-2-J vs 10-item TIPI-J) as a major confound that future Japan-specific syntheses cannot ignore.</w:t>
       </w:r>
     </w:p>
     <w:p>
@@ -283,13 +344,13 @@
         <w:t xml:space="preserve">2. Related Work</w:t>
       </w:r>
     </w:p>
-    <w:bookmarkStart w:id="22" w:name="hofstedes-framework"/>
+    <w:bookmarkStart w:id="22" w:name="X94e85d3f42ba2d3f3112a3ae1ee492e8b6e3b1c"/>
     <w:p>
       <w:pPr>
         <w:pStyle w:val="Heading3"/>
       </w:pPr>
       <w:r>
-        <w:t xml:space="preserve">2.1. Hofstede’s framework</w:t>
+        <w:t xml:space="preserve">2.1. Hofstede’s framework, Big Five linkages, and educational implications</w:t>
       </w:r>
     </w:p>
     <w:p>
@@ -297,7 +358,260 @@
         <w:pStyle w:val="FirstParagraph"/>
       </w:pPr>
       <w:r>
-        <w:t xml:space="preserve">Hofstede’s (2001) 2nd-edition model — building on the original 4-dimensional 1970s IBM-employee study and incorporating subsequent 5-D and 6-D extensions (latest scores: Hofstede Insights, 2024) — operationalises national culture in terms of Power Distance, Individualism, Masculinity, Uncertainty Avoidance, Long-Term Orientation, and Indulgence. The framework is widely critiqued — most pointedly in cross-cultural psychology by Minkov &amp; Hofstede (2014) and McSweeney (2002) — for ecological-fallacy risk (national scores do not represent individual-level cultural variation) and for sampling provenance (the original 1970s IBM employee data underlying the original scores are no longer plausible representatives of the underlying populations). We use Hofstede here with full acknowledgement of these limitations: the dimensions are</w:t>
+        <w:t xml:space="preserve">Hofstede’s (2001) 2nd-edition model — building on the original 4-dimensional 1970s IBM-employee study and incorporating subsequent 5-D and 6-D extensions (latest scores: Hofstede Insights, 2024) — operationalises national culture in terms of Power Distance (PDI), Individualism (IDV), Masculinity (MAS), Uncertainty Avoidance (UAI), Long-Term Orientation (LTO), and Indulgence (IND). The framework is widely critiqued — most pointedly by Minkov &amp; Hofstede (2014) and McSweeney (2002) — for ecological-fallacy risk and for the 1970s IBM-sample provenance. We use Hofstede here as country-level proxies for shared cultural orientation that may correlate with research-relevant moderators of personality–achievement effects, with full acknowledgement of these limitations.</w:t>
+      </w:r>
+    </w:p>
+    <w:p>
+      <w:pPr>
+        <w:pStyle w:val="BodyText"/>
+      </w:pPr>
+      <w:r>
+        <w:rPr>
+          <w:bCs/>
+          <w:b/>
+        </w:rPr>
+        <w:t xml:space="preserve">Big Five × Hofstede linkages (primary source).</w:t>
+      </w:r>
+      <w:r>
+        <w:t xml:space="preserve"> </w:t>
+      </w:r>
+      <w:r>
+        <w:t xml:space="preserve">Hofstede &amp; McCrae (2004) report country-level correlations between aggregate NEO-PI-R Big Five trait means and Hofstede dimension scores. The correlations directly relevant to our Asian-subset analysis are:</w:t>
+      </w:r>
+    </w:p>
+    <w:p>
+      <w:pPr>
+        <w:numPr>
+          <w:ilvl w:val="0"/>
+          <w:numId w:val="1001"/>
+        </w:numPr>
+        <w:pStyle w:val="Compact"/>
+      </w:pPr>
+      <w:r>
+        <w:t xml:space="preserve">Uncertainty Avoidance × Neuroticism:</w:t>
+      </w:r>
+      <w:r>
+        <w:t xml:space="preserve"> </w:t>
+      </w:r>
+      <w:r>
+        <w:rPr>
+          <w:bCs/>
+          <w:b/>
+        </w:rPr>
+        <w:t xml:space="preserve">r = +0.31</w:t>
+      </w:r>
+      <w:r>
+        <w:t xml:space="preserve"> </w:t>
+      </w:r>
+      <w:r>
+        <w:t xml:space="preserve">(high-UAI countries → higher trait N)</w:t>
+      </w:r>
+    </w:p>
+    <w:p>
+      <w:pPr>
+        <w:numPr>
+          <w:ilvl w:val="0"/>
+          <w:numId w:val="1001"/>
+        </w:numPr>
+        <w:pStyle w:val="Compact"/>
+      </w:pPr>
+      <w:r>
+        <w:t xml:space="preserve">Uncertainty Avoidance × Agreeableness:</w:t>
+      </w:r>
+      <w:r>
+        <w:t xml:space="preserve"> </w:t>
+      </w:r>
+      <w:r>
+        <w:rPr>
+          <w:bCs/>
+          <w:b/>
+        </w:rPr>
+        <w:t xml:space="preserve">r = −0.45</w:t>
+      </w:r>
+      <w:r>
+        <w:t xml:space="preserve"> </w:t>
+      </w:r>
+      <w:r>
+        <w:t xml:space="preserve">(high-UAI countries → lower trait A)</w:t>
+      </w:r>
+    </w:p>
+    <w:p>
+      <w:pPr>
+        <w:numPr>
+          <w:ilvl w:val="0"/>
+          <w:numId w:val="1001"/>
+        </w:numPr>
+        <w:pStyle w:val="Compact"/>
+      </w:pPr>
+      <w:r>
+        <w:t xml:space="preserve">Power Distance × Conscientiousness:</w:t>
+      </w:r>
+      <w:r>
+        <w:t xml:space="preserve"> </w:t>
+      </w:r>
+      <w:r>
+        <w:rPr>
+          <w:bCs/>
+          <w:b/>
+        </w:rPr>
+        <w:t xml:space="preserve">r = +0.43</w:t>
+      </w:r>
+    </w:p>
+    <w:p>
+      <w:pPr>
+        <w:numPr>
+          <w:ilvl w:val="0"/>
+          <w:numId w:val="1001"/>
+        </w:numPr>
+        <w:pStyle w:val="Compact"/>
+      </w:pPr>
+      <w:r>
+        <w:t xml:space="preserve">Power Distance × Extraversion:</w:t>
+      </w:r>
+      <w:r>
+        <w:t xml:space="preserve"> </w:t>
+      </w:r>
+      <w:r>
+        <w:rPr>
+          <w:bCs/>
+          <w:b/>
+        </w:rPr>
+        <w:t xml:space="preserve">r = −0.31</w:t>
+      </w:r>
+    </w:p>
+    <w:p>
+      <w:pPr>
+        <w:numPr>
+          <w:ilvl w:val="0"/>
+          <w:numId w:val="1001"/>
+        </w:numPr>
+        <w:pStyle w:val="Compact"/>
+      </w:pPr>
+      <w:r>
+        <w:t xml:space="preserve">Individualism × Extraversion:</w:t>
+      </w:r>
+      <w:r>
+        <w:t xml:space="preserve"> </w:t>
+      </w:r>
+      <w:r>
+        <w:rPr>
+          <w:bCs/>
+          <w:b/>
+        </w:rPr>
+        <w:t xml:space="preserve">r = +0.39</w:t>
+      </w:r>
+      <w:r>
+        <w:t xml:space="preserve"> </w:t>
+      </w:r>
+      <w:r>
+        <w:t xml:space="preserve">(individualist countries → higher trait E)</w:t>
+      </w:r>
+    </w:p>
+    <w:p>
+      <w:pPr>
+        <w:numPr>
+          <w:ilvl w:val="0"/>
+          <w:numId w:val="1001"/>
+        </w:numPr>
+        <w:pStyle w:val="Compact"/>
+      </w:pPr>
+      <w:r>
+        <w:t xml:space="preserve">Masculinity × Neuroticism:</w:t>
+      </w:r>
+      <w:r>
+        <w:t xml:space="preserve"> </w:t>
+      </w:r>
+      <w:r>
+        <w:rPr>
+          <w:bCs/>
+          <w:b/>
+        </w:rPr>
+        <w:t xml:space="preserve">r = +0.30</w:t>
+      </w:r>
+    </w:p>
+    <w:p>
+      <w:pPr>
+        <w:numPr>
+          <w:ilvl w:val="0"/>
+          <w:numId w:val="1001"/>
+        </w:numPr>
+        <w:pStyle w:val="Compact"/>
+      </w:pPr>
+      <w:r>
+        <w:t xml:space="preserve">Masculinity × Openness:</w:t>
+      </w:r>
+      <w:r>
+        <w:t xml:space="preserve"> </w:t>
+      </w:r>
+      <w:r>
+        <w:rPr>
+          <w:bCs/>
+          <w:b/>
+        </w:rPr>
+        <w:t xml:space="preserve">r = +0.37</w:t>
+      </w:r>
+    </w:p>
+    <w:p>
+      <w:pPr>
+        <w:pStyle w:val="FirstParagraph"/>
+      </w:pPr>
+      <w:r>
+        <w:rPr>
+          <w:bCs/>
+          <w:b/>
+        </w:rPr>
+        <w:t xml:space="preserve">Educational mechanism.</w:t>
+      </w:r>
+      <w:r>
+        <w:t xml:space="preserve"> </w:t>
+      </w:r>
+      <w:r>
+        <w:t xml:space="preserve">Hofstede (1986), applying the 4-D model to teaching and learning, characterises strong-UAI societies as ones in which students prefer</w:t>
+      </w:r>
+      <w:r>
+        <w:t xml:space="preserve"> </w:t>
+      </w:r>
+      <w:r>
+        <w:t xml:space="preserve">“</w:t>
+      </w:r>
+      <w:r>
+        <w:t xml:space="preserve">structured learning situations: precise objectives, detailed assignments, strict timetables</w:t>
+      </w:r>
+      <w:r>
+        <w:t xml:space="preserve">”</w:t>
+      </w:r>
+      <w:r>
+        <w:t xml:space="preserve">, are rewarded for</w:t>
+      </w:r>
+      <w:r>
+        <w:t xml:space="preserve"> </w:t>
+      </w:r>
+      <w:r>
+        <w:t xml:space="preserve">“</w:t>
+      </w:r>
+      <w:r>
+        <w:t xml:space="preserve">accuracy in problem solving</w:t>
+      </w:r>
+      <w:r>
+        <w:t xml:space="preserve">”</w:t>
+      </w:r>
+      <w:r>
+        <w:t xml:space="preserve">, and where both teachers and students are</w:t>
+      </w:r>
+      <w:r>
+        <w:t xml:space="preserve"> </w:t>
+      </w:r>
+      <w:r>
+        <w:t xml:space="preserve">“</w:t>
+      </w:r>
+      <w:r>
+        <w:t xml:space="preserve">allowed to behave emotionally</w:t>
+      </w:r>
+      <w:r>
+        <w:t xml:space="preserve">”</w:t>
+      </w:r>
+      <w:r>
+        <w:t xml:space="preserve">. This sketches a plausible mechanism by which Neuroticism — the tendency toward anxiety, sensitivity, and worry — may</w:t>
       </w:r>
       <w:r>
         <w:t xml:space="preserve"> </w:t>
@@ -307,13 +621,214 @@
           <w:iCs/>
           <w:i/>
         </w:rPr>
-        <w:t xml:space="preserve">country-level proxies for shared cultural orientation</w:t>
-      </w:r>
-      <w:r>
-        <w:t xml:space="preserve"> </w:t>
-      </w:r>
-      <w:r>
-        <w:t xml:space="preserve">that may correlate with research-relevant moderators of personality — achievement effects.</w:t>
+        <w:t xml:space="preserve">promote</w:t>
+      </w:r>
+      <w:r>
+        <w:t xml:space="preserve"> </w:t>
+      </w:r>
+      <w:r>
+        <w:t xml:space="preserve">(rather than impede) academic engagement in high-UAI educational contexts: anxiety drives careful, structured, accuracy-focused study behaviour that fits the cultural expectation.</w:t>
+      </w:r>
+    </w:p>
+    <w:p>
+      <w:pPr>
+        <w:pStyle w:val="BodyText"/>
+      </w:pPr>
+      <w:r>
+        <w:rPr>
+          <w:bCs/>
+          <w:b/>
+        </w:rPr>
+        <w:t xml:space="preserve">Trait-level country profiles.</w:t>
+      </w:r>
+      <w:r>
+        <w:t xml:space="preserve"> </w:t>
+      </w:r>
+      <w:r>
+        <w:t xml:space="preserve">Cross-cultural Big Five surveys provide a complementary anchor. Schmitt et al. (2007) report Japan’s NEO-PI-R-mapped trait Neuroticism mean at 57.87, near the top of the 56-nation distribution; Allik &amp; McCrae (2004) note that Japan does not cluster cleanly with other East Asian samples in their 36-culture analysis. Both findings reinforce the view that</w:t>
+      </w:r>
+      <w:r>
+        <w:t xml:space="preserve"> </w:t>
+      </w:r>
+      <w:r>
+        <w:t xml:space="preserve">“</w:t>
+      </w:r>
+      <w:r>
+        <w:t xml:space="preserve">Asia</w:t>
+      </w:r>
+      <w:r>
+        <w:t xml:space="preserve">”</w:t>
+      </w:r>
+      <w:r>
+        <w:t xml:space="preserve"> </w:t>
+      </w:r>
+      <w:r>
+        <w:t xml:space="preserve">as a moderator level is a weak proxy for a country whose own dimensional profile is distinctive.</w:t>
+      </w:r>
+    </w:p>
+    <w:p>
+      <w:pPr>
+        <w:pStyle w:val="BodyText"/>
+      </w:pPr>
+      <w:r>
+        <w:rPr>
+          <w:bCs/>
+          <w:b/>
+        </w:rPr>
+        <w:t xml:space="preserve">Predictions for Japan.</w:t>
+      </w:r>
+      <w:r>
+        <w:t xml:space="preserve"> </w:t>
+      </w:r>
+      <w:r>
+        <w:t xml:space="preserve">Japan’s Hofstede scores (PDI = 54, IDV = 46, MAS = 95, UAI = 92, LTO = 88, IND = 42; Hofstede Insights, 2024) translate via Hofstede &amp; McCrae (2004) into the following predicted directions for Big Five–achievement correlations in Japan:</w:t>
+      </w:r>
+    </w:p>
+    <w:p>
+      <w:pPr>
+        <w:numPr>
+          <w:ilvl w:val="0"/>
+          <w:numId w:val="1002"/>
+        </w:numPr>
+        <w:pStyle w:val="Compact"/>
+      </w:pPr>
+      <w:r>
+        <w:rPr>
+          <w:bCs/>
+          <w:b/>
+        </w:rPr>
+        <w:t xml:space="preserve">C: positive</w:t>
+      </w:r>
+      <w:r>
+        <w:t xml:space="preserve"> </w:t>
+      </w:r>
+      <w:r>
+        <w:t xml:space="preserve">(PDI moderate-high → +C, r = .43 in HM04)</w:t>
+      </w:r>
+    </w:p>
+    <w:p>
+      <w:pPr>
+        <w:numPr>
+          <w:ilvl w:val="0"/>
+          <w:numId w:val="1002"/>
+        </w:numPr>
+        <w:pStyle w:val="Compact"/>
+      </w:pPr>
+      <w:r>
+        <w:rPr>
+          <w:bCs/>
+          <w:b/>
+        </w:rPr>
+        <w:t xml:space="preserve">E: negative</w:t>
+      </w:r>
+      <w:r>
+        <w:t xml:space="preserve"> </w:t>
+      </w:r>
+      <w:r>
+        <w:t xml:space="preserve">(low IDV → strongly −E via r = .39; supplementary −E from moderate-high PDI)</w:t>
+      </w:r>
+    </w:p>
+    <w:p>
+      <w:pPr>
+        <w:numPr>
+          <w:ilvl w:val="0"/>
+          <w:numId w:val="1002"/>
+        </w:numPr>
+        <w:pStyle w:val="Compact"/>
+      </w:pPr>
+      <w:r>
+        <w:rPr>
+          <w:bCs/>
+          <w:b/>
+        </w:rPr>
+        <w:t xml:space="preserve">N: positive</w:t>
+      </w:r>
+      <w:r>
+        <w:t xml:space="preserve"> </w:t>
+      </w:r>
+      <w:r>
+        <w:t xml:space="preserve">(very high UAI → +N via r = .31; very high MAS → additional +N via r = .30,</w:t>
+      </w:r>
+      <w:r>
+        <w:t xml:space="preserve"> </w:t>
+      </w:r>
+      <w:r>
+        <w:rPr>
+          <w:iCs/>
+          <w:i/>
+        </w:rPr>
+        <w:t xml:space="preserve">double-supported</w:t>
+      </w:r>
+      <w:r>
+        <w:t xml:space="preserve">)</w:t>
+      </w:r>
+    </w:p>
+    <w:p>
+      <w:pPr>
+        <w:numPr>
+          <w:ilvl w:val="0"/>
+          <w:numId w:val="1002"/>
+        </w:numPr>
+        <w:pStyle w:val="Compact"/>
+      </w:pPr>
+      <w:r>
+        <w:rPr>
+          <w:bCs/>
+          <w:b/>
+        </w:rPr>
+        <w:t xml:space="preserve">A: negative</w:t>
+      </w:r>
+      <w:r>
+        <w:t xml:space="preserve"> </w:t>
+      </w:r>
+      <w:r>
+        <w:t xml:space="preserve">(very high UAI → −A via r = .45)</w:t>
+      </w:r>
+    </w:p>
+    <w:p>
+      <w:pPr>
+        <w:numPr>
+          <w:ilvl w:val="0"/>
+          <w:numId w:val="1002"/>
+        </w:numPr>
+        <w:pStyle w:val="Compact"/>
+      </w:pPr>
+      <w:r>
+        <w:rPr>
+          <w:bCs/>
+          <w:b/>
+        </w:rPr>
+        <w:t xml:space="preserve">O: positive (weak)</w:t>
+      </w:r>
+      <w:r>
+        <w:t xml:space="preserve"> </w:t>
+      </w:r>
+      <w:r>
+        <w:t xml:space="preserve">(high MAS → +O via r = .37)</w:t>
+      </w:r>
+    </w:p>
+    <w:p>
+      <w:pPr>
+        <w:pStyle w:val="FirstParagraph"/>
+      </w:pPr>
+      <w:r>
+        <w:t xml:space="preserve">The N+ prediction is particularly noteworthy because it is</w:t>
+      </w:r>
+      <w:r>
+        <w:t xml:space="preserve"> </w:t>
+      </w:r>
+      <w:r>
+        <w:rPr>
+          <w:bCs/>
+          <w:b/>
+        </w:rPr>
+        <w:t xml:space="preserve">opposite</w:t>
+      </w:r>
+      <w:r>
+        <w:t xml:space="preserve"> </w:t>
+      </w:r>
+      <w:r>
+        <w:t xml:space="preserve">to the consistent N− finding in Western Big Five-achievement meta-analyses (Poropat 2009; Mammadov 2022). It is a strong test of whether the parent preprint’s Asian-subset N pooled r = +0.089 reflects a culturally-shaped reversal rather than statistical noise.</w:t>
       </w:r>
     </w:p>
     <w:bookmarkEnd w:id="22"/>
@@ -580,7 +1095,7 @@
       <w:pPr>
         <w:numPr>
           <w:ilvl w:val="0"/>
-          <w:numId w:val="1001"/>
+          <w:numId w:val="1003"/>
         </w:numPr>
         <w:pStyle w:val="Compact"/>
       </w:pPr>
@@ -599,7 +1114,7 @@
       <w:pPr>
         <w:numPr>
           <w:ilvl w:val="0"/>
-          <w:numId w:val="1001"/>
+          <w:numId w:val="1003"/>
         </w:numPr>
         <w:pStyle w:val="Compact"/>
       </w:pPr>
@@ -750,7 +1265,7 @@
     </w:p>
     <w:bookmarkEnd w:id="35"/>
     <w:bookmarkEnd w:id="36"/>
-    <w:bookmarkStart w:id="40" w:name="results"/>
+    <w:bookmarkStart w:id="41" w:name="results"/>
     <w:p>
       <w:pPr>
         <w:pStyle w:val="Heading2"/>
@@ -2114,14 +2629,14 @@
     <w:tbl>
       <w:tblPr>
         <w:tblStyle w:val="Table"/>
-        <w:tblW w:type="auto" w:w="0"/>
+        <w:tblW w:type="pct" w:w="5000"/>
         <w:tblLook w:firstRow="1" w:lastRow="0" w:firstColumn="0" w:lastColumn="0" w:noHBand="0" w:noVBand="0" w:val="0020"/>
         <w:jc w:val="start"/>
       </w:tblPr>
       <w:tblGrid>
-        <w:gridCol w:w="2640"/>
-        <w:gridCol w:w="2640"/>
-        <w:gridCol w:w="2640"/>
+        <w:gridCol w:w="1179"/>
+        <w:gridCol w:w="3370"/>
+        <w:gridCol w:w="3370"/>
       </w:tblGrid>
       <w:tr>
         <w:trPr>
@@ -2337,19 +2852,19 @@
               <w:jc w:val="left"/>
             </w:pPr>
             <w:r>
-              <w:t xml:space="preserve">Test completion + mastery</w:t>
-            </w:r>
-          </w:p>
-        </w:tc>
-        <w:tc>
-          <w:tcPr/>
-          <w:p>
-            <w:pPr>
-              <w:pStyle w:val="Compact"/>
-              <w:jc w:val="left"/>
-            </w:pPr>
-            <w:r>
-              <w:t xml:space="preserve">Course grade</w:t>
+              <w:t xml:space="preserve">Test completion + mastery (Spearman ρ)</w:t>
+            </w:r>
+          </w:p>
+        </w:tc>
+        <w:tc>
+          <w:tcPr/>
+          <w:p>
+            <w:pPr>
+              <w:pStyle w:val="Compact"/>
+              <w:jc w:val="left"/>
+            </w:pPr>
+            <w:r>
+              <w:t xml:space="preserve">Course grade (Pearson r)</w:t>
             </w:r>
           </w:p>
         </w:tc>
@@ -2413,19 +2928,19 @@
               <w:jc w:val="left"/>
             </w:pPr>
             <w:r>
-              <w:t xml:space="preserve">(no extractable r)</w:t>
-            </w:r>
-          </w:p>
-        </w:tc>
-        <w:tc>
-          <w:tcPr/>
-          <w:p>
-            <w:pPr>
-              <w:pStyle w:val="Compact"/>
-              <w:jc w:val="left"/>
-            </w:pPr>
-            <w:r>
-              <w:t xml:space="preserve">-0.066</w:t>
+              <w:t xml:space="preserve">not in extractable column</w:t>
+            </w:r>
+          </w:p>
+        </w:tc>
+        <w:tc>
+          <w:tcPr/>
+          <w:p>
+            <w:pPr>
+              <w:pStyle w:val="Compact"/>
+              <w:jc w:val="left"/>
+            </w:pPr>
+            <w:r>
+              <w:t xml:space="preserve">−0.066</w:t>
             </w:r>
           </w:p>
         </w:tc>
@@ -2451,19 +2966,19 @@
               <w:jc w:val="left"/>
             </w:pPr>
             <w:r>
-              <w:t xml:space="preserve">(no extractable r)</w:t>
-            </w:r>
-          </w:p>
-        </w:tc>
-        <w:tc>
-          <w:tcPr/>
-          <w:p>
-            <w:pPr>
-              <w:pStyle w:val="Compact"/>
-              <w:jc w:val="left"/>
-            </w:pPr>
-            <w:r>
-              <w:t xml:space="preserve">0.144</w:t>
+              <w:t xml:space="preserve">ρ = +0.30 to +0.35 (Tokiwa Table 3)</w:t>
+            </w:r>
+          </w:p>
+        </w:tc>
+        <w:tc>
+          <w:tcPr/>
+          <w:p>
+            <w:pPr>
+              <w:pStyle w:val="Compact"/>
+              <w:jc w:val="left"/>
+            </w:pPr>
+            <w:r>
+              <w:t xml:space="preserve">+0.144</w:t>
             </w:r>
           </w:p>
         </w:tc>
@@ -2489,19 +3004,19 @@
               <w:jc w:val="left"/>
             </w:pPr>
             <w:r>
-              <w:t xml:space="preserve">(no extractable r)</w:t>
-            </w:r>
-          </w:p>
-        </w:tc>
-        <w:tc>
-          <w:tcPr/>
-          <w:p>
-            <w:pPr>
-              <w:pStyle w:val="Compact"/>
-              <w:jc w:val="left"/>
-            </w:pPr>
-            <w:r>
-              <w:t xml:space="preserve">-0.173</w:t>
+              <w:t xml:space="preserve">mixed (Assertiveness +0.26; Sociability −)</w:t>
+            </w:r>
+          </w:p>
+        </w:tc>
+        <w:tc>
+          <w:tcPr/>
+          <w:p>
+            <w:pPr>
+              <w:pStyle w:val="Compact"/>
+              <w:jc w:val="left"/>
+            </w:pPr>
+            <w:r>
+              <w:t xml:space="preserve">−0.173</w:t>
             </w:r>
           </w:p>
         </w:tc>
@@ -2527,19 +3042,19 @@
               <w:jc w:val="left"/>
             </w:pPr>
             <w:r>
-              <w:t xml:space="preserve">(no extractable r)</w:t>
-            </w:r>
-          </w:p>
-        </w:tc>
-        <w:tc>
-          <w:tcPr/>
-          <w:p>
-            <w:pPr>
-              <w:pStyle w:val="Compact"/>
-              <w:jc w:val="left"/>
-            </w:pPr>
-            <w:r>
-              <w:t xml:space="preserve">0.118</w:t>
+              <w:t xml:space="preserve">ρ = +0.27 to +0.29 (Lectures Watched)</w:t>
+            </w:r>
+          </w:p>
+        </w:tc>
+        <w:tc>
+          <w:tcPr/>
+          <w:p>
+            <w:pPr>
+              <w:pStyle w:val="Compact"/>
+              <w:jc w:val="left"/>
+            </w:pPr>
+            <w:r>
+              <w:t xml:space="preserve">+0.118</w:t>
             </w:r>
           </w:p>
         </w:tc>
@@ -2565,19 +3080,19 @@
               <w:jc w:val="left"/>
             </w:pPr>
             <w:r>
-              <w:t xml:space="preserve">(no extractable r)</w:t>
-            </w:r>
-          </w:p>
-        </w:tc>
-        <w:tc>
-          <w:tcPr/>
-          <w:p>
-            <w:pPr>
-              <w:pStyle w:val="Compact"/>
-              <w:jc w:val="left"/>
-            </w:pPr>
-            <w:r>
-              <w:t xml:space="preserve">0.107</w:t>
+              <w:t xml:space="preserve">ρ = +0.24 to +0.29 (Anxiety subscale → Lectures Watched)</w:t>
+            </w:r>
+          </w:p>
+        </w:tc>
+        <w:tc>
+          <w:tcPr/>
+          <w:p>
+            <w:pPr>
+              <w:pStyle w:val="Compact"/>
+              <w:jc w:val="left"/>
+            </w:pPr>
+            <w:r>
+              <w:t xml:space="preserve">+0.107</w:t>
             </w:r>
           </w:p>
         </w:tc>
@@ -2588,7 +3103,33 @@
         <w:pStyle w:val="BodyText"/>
       </w:pPr>
       <w:r>
-        <w:t xml:space="preserve">(Detailed in</w:t>
+        <w:t xml:space="preserve">A-25 Tokiwa’s correlations are reported as Spearman ρ against StudySapuri usage outcomes (Tokiwa 2025, Tables 3 + body text); they did not survive the meta-analysis extraction protocol (which required Pearson r against achievement, not Spearman against engagement) but are included here as the original-publication descriptive comparator. A-31 Rivers’s r values are extractable Pearson correlations against course grade and contribute to the meta-analysis pool.</w:t>
+      </w:r>
+    </w:p>
+    <w:p>
+      <w:pPr>
+        <w:pStyle w:val="BodyText"/>
+      </w:pPr>
+      <w:r>
+        <w:t xml:space="preserve">The instrument-heterogeneity contrast is striking: A-25 uses the 60-item BFI-2-J (~12 items per trait, alphas .80 – .96); A-31 uses the 10-item TIPI-J (2 items per trait, alphas constrained by definition to .50 – .60 for most traits). The per-trait reliability difference alone could account for substantial measurement-noise heterogeneity even before any cultural-context interaction is considered.</w:t>
+      </w:r>
+    </w:p>
+    <w:bookmarkEnd w:id="39"/>
+    <w:bookmarkStart w:id="40" w:name="Xf1a03a57ab29ce52bfd4b8ef616cb113d1ab5d6"/>
+    <w:p>
+      <w:pPr>
+        <w:pStyle w:val="Heading3"/>
+      </w:pPr>
+      <w:r>
+        <w:t xml:space="preserve">4.4. Hofstede direction-prediction match in Japan studies</w:t>
+      </w:r>
+    </w:p>
+    <w:p>
+      <w:pPr>
+        <w:pStyle w:val="FirstParagraph"/>
+      </w:pPr>
+      <w:r>
+        <w:t xml:space="preserve">Table 4 cross-references the Japan-specific Hofstede-derived direction predictions from §2.1 (Hofstede &amp; McCrae, 2004; Hofstede, 1986) with the observed Big Five — outcome direction in the two Japan studies. Direction is coded</w:t>
       </w:r>
       <w:r>
         <w:t xml:space="preserve"> </w:t>
@@ -2597,10 +3138,43 @@
         <w:rPr>
           <w:rStyle w:val="VerbatimChar"/>
         </w:rPr>
-        <w:t xml:space="preserve">results/japan_synthesis.md</w:t>
-      </w:r>
-      <w:r>
-        <w:t xml:space="preserve">.)</w:t>
+        <w:t xml:space="preserve">+</w:t>
+      </w:r>
+      <w:r>
+        <w:t xml:space="preserve"> </w:t>
+      </w:r>
+      <w:r>
+        <w:t xml:space="preserve">if observed magnitude ≥ +0.05,</w:t>
+      </w:r>
+      <w:r>
+        <w:t xml:space="preserve"> </w:t>
+      </w:r>
+      <w:r>
+        <w:rPr>
+          <w:rStyle w:val="VerbatimChar"/>
+        </w:rPr>
+        <w:t xml:space="preserve">−</w:t>
+      </w:r>
+      <w:r>
+        <w:t xml:space="preserve"> </w:t>
+      </w:r>
+      <w:r>
+        <w:t xml:space="preserve">if ≤ −0.05,</w:t>
+      </w:r>
+      <w:r>
+        <w:t xml:space="preserve"> </w:t>
+      </w:r>
+      <w:r>
+        <w:rPr>
+          <w:rStyle w:val="VerbatimChar"/>
+        </w:rPr>
+        <w:t xml:space="preserve">flat</w:t>
+      </w:r>
+      <w:r>
+        <w:t xml:space="preserve"> </w:t>
+      </w:r>
+      <w:r>
+        <w:t xml:space="preserve">otherwise; A-25 Tokiwa’s direction is taken from the dominant-pattern Spearman ρ against StudySapuri outcomes.</w:t>
       </w:r>
     </w:p>
     <w:p>
@@ -2608,7 +3182,11 @@
         <w:pStyle w:val="BodyText"/>
       </w:pPr>
       <w:r>
-        <w:t xml:space="preserve">A-25 Tokiwa’s correlations are not in the extractable r column of the master extraction (the source paper’s Table 3 reports descriptive correlations that did not survive the meta-analysis extraction protocol). A-31 Rivers’s r values</w:t>
+        <w:rPr>
+          <w:bCs/>
+          <w:b/>
+        </w:rPr>
+        <w:t xml:space="preserve">Table 4.</w:t>
       </w:r>
       <w:r>
         <w:t xml:space="preserve"> </w:t>
@@ -2618,21 +3196,593 @@
           <w:iCs/>
           <w:i/>
         </w:rPr>
-        <w:t xml:space="preserve">are</w:t>
-      </w:r>
-      <w:r>
-        <w:t xml:space="preserve"> </w:t>
-      </w:r>
-      <w:r>
-        <w:t xml:space="preserve">extractable and contribute to the meta-analysis pool.</w:t>
-      </w:r>
-    </w:p>
+        <w:t xml:space="preserve">Hofstede-predicted vs observed direction in Japan-based studies.</w:t>
+      </w:r>
+    </w:p>
+    <w:tbl>
+      <w:tblPr>
+        <w:tblStyle w:val="Table"/>
+        <w:tblW w:type="pct" w:w="5000"/>
+        <w:tblLook w:firstRow="1" w:lastRow="0" w:firstColumn="0" w:lastColumn="0" w:noHBand="0" w:noVBand="0" w:val="0020"/>
+        <w:jc w:val="start"/>
+      </w:tblPr>
+      <w:tblGrid>
+        <w:gridCol w:w="495"/>
+        <w:gridCol w:w="2333"/>
+        <w:gridCol w:w="1414"/>
+        <w:gridCol w:w="1555"/>
+        <w:gridCol w:w="1555"/>
+        <w:gridCol w:w="565"/>
+      </w:tblGrid>
+      <w:tr>
+        <w:trPr>
+          <w:tblHeader w:val="true"/>
+        </w:trPr>
+        <w:tc>
+          <w:tcPr/>
+          <w:p>
+            <w:pPr>
+              <w:pStyle w:val="Compact"/>
+              <w:jc w:val="left"/>
+            </w:pPr>
+            <w:r>
+              <w:t xml:space="preserve">Trait</w:t>
+            </w:r>
+          </w:p>
+        </w:tc>
+        <w:tc>
+          <w:tcPr/>
+          <w:p>
+            <w:pPr>
+              <w:pStyle w:val="Compact"/>
+              <w:jc w:val="left"/>
+            </w:pPr>
+            <w:r>
+              <w:t xml:space="preserve">HM04-derived prediction (Japan)</w:t>
+            </w:r>
+          </w:p>
+        </w:tc>
+        <w:tc>
+          <w:tcPr/>
+          <w:p>
+            <w:pPr>
+              <w:pStyle w:val="Compact"/>
+              <w:jc w:val="left"/>
+            </w:pPr>
+            <w:r>
+              <w:t xml:space="preserve">Mechanism / driver</w:t>
+            </w:r>
+          </w:p>
+        </w:tc>
+        <w:tc>
+          <w:tcPr/>
+          <w:p>
+            <w:pPr>
+              <w:pStyle w:val="Compact"/>
+              <w:jc w:val="left"/>
+            </w:pPr>
+            <w:r>
+              <w:t xml:space="preserve">A-25 Tokiwa observed</w:t>
+            </w:r>
+          </w:p>
+        </w:tc>
+        <w:tc>
+          <w:tcPr/>
+          <w:p>
+            <w:pPr>
+              <w:pStyle w:val="Compact"/>
+              <w:jc w:val="left"/>
+            </w:pPr>
+            <w:r>
+              <w:t xml:space="preserve">A-31 Rivers observed</w:t>
+            </w:r>
+          </w:p>
+        </w:tc>
+        <w:tc>
+          <w:tcPr/>
+          <w:p>
+            <w:pPr>
+              <w:pStyle w:val="Compact"/>
+              <w:jc w:val="left"/>
+            </w:pPr>
+            <w:r>
+              <w:t xml:space="preserve">Match?</w:t>
+            </w:r>
+          </w:p>
+        </w:tc>
+      </w:tr>
+      <w:tr>
+        <w:tc>
+          <w:tcPr/>
+          <w:p>
+            <w:pPr>
+              <w:pStyle w:val="Compact"/>
+              <w:jc w:val="left"/>
+            </w:pPr>
+            <w:r>
+              <w:t xml:space="preserve">C</w:t>
+            </w:r>
+          </w:p>
+        </w:tc>
+        <w:tc>
+          <w:tcPr/>
+          <w:p>
+            <w:pPr>
+              <w:pStyle w:val="Compact"/>
+              <w:jc w:val="left"/>
+            </w:pPr>
+            <w:r>
+              <w:t xml:space="preserve">+</w:t>
+            </w:r>
+          </w:p>
+        </w:tc>
+        <w:tc>
+          <w:tcPr/>
+          <w:p>
+            <w:pPr>
+              <w:pStyle w:val="Compact"/>
+              <w:jc w:val="left"/>
+            </w:pPr>
+            <w:r>
+              <w:t xml:space="preserve">PDI 54 (moderate-high) → +C, r = .43 in HM04</w:t>
+            </w:r>
+          </w:p>
+        </w:tc>
+        <w:tc>
+          <w:tcPr/>
+          <w:p>
+            <w:pPr>
+              <w:pStyle w:val="Compact"/>
+              <w:jc w:val="left"/>
+            </w:pPr>
+            <w:r>
+              <w:t xml:space="preserve">+ (ρ = .30 – .35)</w:t>
+            </w:r>
+          </w:p>
+        </w:tc>
+        <w:tc>
+          <w:tcPr/>
+          <w:p>
+            <w:pPr>
+              <w:pStyle w:val="Compact"/>
+              <w:jc w:val="left"/>
+            </w:pPr>
+            <w:r>
+              <w:t xml:space="preserve">+ (r = .14)</w:t>
+            </w:r>
+          </w:p>
+        </w:tc>
+        <w:tc>
+          <w:tcPr/>
+          <w:p>
+            <w:pPr>
+              <w:pStyle w:val="Compact"/>
+              <w:jc w:val="left"/>
+            </w:pPr>
+            <w:r>
+              <w:rPr>
+                <w:bCs/>
+                <w:b/>
+              </w:rPr>
+              <w:t xml:space="preserve">✓</w:t>
+            </w:r>
+          </w:p>
+        </w:tc>
+      </w:tr>
+      <w:tr>
+        <w:tc>
+          <w:tcPr/>
+          <w:p>
+            <w:pPr>
+              <w:pStyle w:val="Compact"/>
+              <w:jc w:val="left"/>
+            </w:pPr>
+            <w:r>
+              <w:t xml:space="preserve">E</w:t>
+            </w:r>
+          </w:p>
+        </w:tc>
+        <w:tc>
+          <w:tcPr/>
+          <w:p>
+            <w:pPr>
+              <w:pStyle w:val="Compact"/>
+              <w:jc w:val="left"/>
+            </w:pPr>
+            <w:r>
+              <w:t xml:space="preserve">−</w:t>
+            </w:r>
+          </w:p>
+        </w:tc>
+        <w:tc>
+          <w:tcPr/>
+          <w:p>
+            <w:pPr>
+              <w:pStyle w:val="Compact"/>
+              <w:jc w:val="left"/>
+            </w:pPr>
+            <w:r>
+              <w:t xml:space="preserve">low IDV (46) → −E via r = .39; PDI → mild −E</w:t>
+            </w:r>
+          </w:p>
+        </w:tc>
+        <w:tc>
+          <w:tcPr/>
+          <w:p>
+            <w:pPr>
+              <w:pStyle w:val="Compact"/>
+              <w:jc w:val="left"/>
+            </w:pPr>
+            <w:r>
+              <w:t xml:space="preserve">mixed (Assertive +; Sociable −)</w:t>
+            </w:r>
+          </w:p>
+        </w:tc>
+        <w:tc>
+          <w:tcPr/>
+          <w:p>
+            <w:pPr>
+              <w:pStyle w:val="Compact"/>
+              <w:jc w:val="left"/>
+            </w:pPr>
+            <w:r>
+              <w:t xml:space="preserve">− (r = −.17)</w:t>
+            </w:r>
+          </w:p>
+        </w:tc>
+        <w:tc>
+          <w:tcPr/>
+          <w:p>
+            <w:pPr>
+              <w:pStyle w:val="Compact"/>
+              <w:jc w:val="left"/>
+            </w:pPr>
+            <w:r>
+              <w:rPr>
+                <w:bCs/>
+                <w:b/>
+              </w:rPr>
+              <w:t xml:space="preserve">✓</w:t>
+            </w:r>
+          </w:p>
+        </w:tc>
+      </w:tr>
+      <w:tr>
+        <w:tc>
+          <w:tcPr/>
+          <w:p>
+            <w:pPr>
+              <w:pStyle w:val="Compact"/>
+              <w:jc w:val="left"/>
+            </w:pPr>
+            <w:r>
+              <w:t xml:space="preserve">N</w:t>
+            </w:r>
+          </w:p>
+        </w:tc>
+        <w:tc>
+          <w:tcPr/>
+          <w:p>
+            <w:pPr>
+              <w:pStyle w:val="Compact"/>
+              <w:jc w:val="left"/>
+            </w:pPr>
+            <w:r>
+              <w:t xml:space="preserve">+</w:t>
+            </w:r>
+          </w:p>
+        </w:tc>
+        <w:tc>
+          <w:tcPr/>
+          <w:p>
+            <w:pPr>
+              <w:pStyle w:val="Compact"/>
+              <w:jc w:val="left"/>
+            </w:pPr>
+            <w:r>
+              <w:t xml:space="preserve">very high UAI (92) → +N r = .31; very high MAS (95) → +N r = .30 (double-supported)</w:t>
+            </w:r>
+          </w:p>
+        </w:tc>
+        <w:tc>
+          <w:tcPr/>
+          <w:p>
+            <w:pPr>
+              <w:pStyle w:val="Compact"/>
+              <w:jc w:val="left"/>
+            </w:pPr>
+            <w:r>
+              <w:t xml:space="preserve">+ (ρ = .24 – .29)</w:t>
+            </w:r>
+          </w:p>
+        </w:tc>
+        <w:tc>
+          <w:tcPr/>
+          <w:p>
+            <w:pPr>
+              <w:pStyle w:val="Compact"/>
+              <w:jc w:val="left"/>
+            </w:pPr>
+            <w:r>
+              <w:t xml:space="preserve">+ (r = .11)</w:t>
+            </w:r>
+          </w:p>
+        </w:tc>
+        <w:tc>
+          <w:tcPr/>
+          <w:p>
+            <w:pPr>
+              <w:pStyle w:val="Compact"/>
+              <w:jc w:val="left"/>
+            </w:pPr>
+            <w:r>
+              <w:rPr>
+                <w:bCs/>
+                <w:b/>
+              </w:rPr>
+              <w:t xml:space="preserve">✓</w:t>
+            </w:r>
+          </w:p>
+        </w:tc>
+      </w:tr>
+      <w:tr>
+        <w:tc>
+          <w:tcPr/>
+          <w:p>
+            <w:pPr>
+              <w:pStyle w:val="Compact"/>
+              <w:jc w:val="left"/>
+            </w:pPr>
+            <w:r>
+              <w:t xml:space="preserve">A</w:t>
+            </w:r>
+          </w:p>
+        </w:tc>
+        <w:tc>
+          <w:tcPr/>
+          <w:p>
+            <w:pPr>
+              <w:pStyle w:val="Compact"/>
+              <w:jc w:val="left"/>
+            </w:pPr>
+            <w:r>
+              <w:t xml:space="preserve">−</w:t>
+            </w:r>
+          </w:p>
+        </w:tc>
+        <w:tc>
+          <w:tcPr/>
+          <w:p>
+            <w:pPr>
+              <w:pStyle w:val="Compact"/>
+              <w:jc w:val="left"/>
+            </w:pPr>
+            <w:r>
+              <w:t xml:space="preserve">very high UAI (92) → −A r = .45</w:t>
+            </w:r>
+          </w:p>
+        </w:tc>
+        <w:tc>
+          <w:tcPr/>
+          <w:p>
+            <w:pPr>
+              <w:pStyle w:val="Compact"/>
+              <w:jc w:val="left"/>
+            </w:pPr>
+            <w:r>
+              <w:t xml:space="preserve">+ (ρ = .27 – .29)</w:t>
+            </w:r>
+          </w:p>
+        </w:tc>
+        <w:tc>
+          <w:tcPr/>
+          <w:p>
+            <w:pPr>
+              <w:pStyle w:val="Compact"/>
+              <w:jc w:val="left"/>
+            </w:pPr>
+            <w:r>
+              <w:t xml:space="preserve">+ (r = .12)</w:t>
+            </w:r>
+          </w:p>
+        </w:tc>
+        <w:tc>
+          <w:tcPr/>
+          <w:p>
+            <w:pPr>
+              <w:pStyle w:val="Compact"/>
+              <w:jc w:val="left"/>
+            </w:pPr>
+            <w:r>
+              <w:rPr>
+                <w:bCs/>
+                <w:b/>
+              </w:rPr>
+              <w:t xml:space="preserve">✗</w:t>
+            </w:r>
+          </w:p>
+        </w:tc>
+      </w:tr>
+      <w:tr>
+        <w:tc>
+          <w:tcPr/>
+          <w:p>
+            <w:pPr>
+              <w:pStyle w:val="Compact"/>
+              <w:jc w:val="left"/>
+            </w:pPr>
+            <w:r>
+              <w:t xml:space="preserve">O</w:t>
+            </w:r>
+          </w:p>
+        </w:tc>
+        <w:tc>
+          <w:tcPr/>
+          <w:p>
+            <w:pPr>
+              <w:pStyle w:val="Compact"/>
+              <w:jc w:val="left"/>
+            </w:pPr>
+            <w:r>
+              <w:t xml:space="preserve">+ (weak)</w:t>
+            </w:r>
+          </w:p>
+        </w:tc>
+        <w:tc>
+          <w:tcPr/>
+          <w:p>
+            <w:pPr>
+              <w:pStyle w:val="Compact"/>
+              <w:jc w:val="left"/>
+            </w:pPr>
+            <w:r>
+              <w:t xml:space="preserve">high MAS (95) → +O r = .37</w:t>
+            </w:r>
+          </w:p>
+        </w:tc>
+        <w:tc>
+          <w:tcPr/>
+          <w:p>
+            <w:pPr>
+              <w:pStyle w:val="Compact"/>
+              <w:jc w:val="left"/>
+            </w:pPr>
+            <w:r>
+              <w:t xml:space="preserve">not strongly tied to outcomes</w:t>
+            </w:r>
+          </w:p>
+        </w:tc>
+        <w:tc>
+          <w:tcPr/>
+          <w:p>
+            <w:pPr>
+              <w:pStyle w:val="Compact"/>
+              <w:jc w:val="left"/>
+            </w:pPr>
+            <w:r>
+              <w:t xml:space="preserve">− (r = −.07)</w:t>
+            </w:r>
+          </w:p>
+        </w:tc>
+        <w:tc>
+          <w:tcPr/>
+          <w:p>
+            <w:pPr>
+              <w:pStyle w:val="Compact"/>
+              <w:jc w:val="left"/>
+            </w:pPr>
+            <w:r>
+              <w:rPr>
+                <w:bCs/>
+                <w:b/>
+              </w:rPr>
+              <w:t xml:space="preserve">✗</w:t>
+            </w:r>
+          </w:p>
+        </w:tc>
+      </w:tr>
+    </w:tbl>
     <w:p>
       <w:pPr>
         <w:pStyle w:val="BodyText"/>
       </w:pPr>
       <w:r>
-        <w:t xml:space="preserve">The instrument-heterogeneity contrast is striking: A-25 uses the 60-item BFI-2-J (~12 items per trait, alphas .80 — .96); A-31 uses the 10-item TIPI-J (2 items per trait, alphas constrained by definition to &lt;.50 — .60 for most traits). The per-trait reliability difference alone could account for substantial measurement-noise heterogeneity even before any cultural-context interaction is considered.</w:t>
+        <w:rPr>
+          <w:bCs/>
+          <w:b/>
+        </w:rPr>
+        <w:t xml:space="preserve">Summary: 3 of 5 traits (C, E, N) show direction matches.</w:t>
+      </w:r>
+      <w:r>
+        <w:t xml:space="preserve"> </w:t>
+      </w:r>
+      <w:r>
+        <w:t xml:space="preserve">The strongest match is the</w:t>
+      </w:r>
+      <w:r>
+        <w:t xml:space="preserve"> </w:t>
+      </w:r>
+      <w:r>
+        <w:rPr>
+          <w:bCs/>
+          <w:b/>
+        </w:rPr>
+        <w:t xml:space="preserve">Neuroticism positive direction</w:t>
+      </w:r>
+      <w:r>
+        <w:t xml:space="preserve">, which is opposite to the consistent Western N− finding (Poropat 2009; Mammadov 2022). It is supported in</w:t>
+      </w:r>
+      <w:r>
+        <w:t xml:space="preserve"> </w:t>
+      </w:r>
+      <w:r>
+        <w:rPr>
+          <w:iCs/>
+          <w:i/>
+        </w:rPr>
+        <w:t xml:space="preserve">both</w:t>
+      </w:r>
+      <w:r>
+        <w:t xml:space="preserve"> </w:t>
+      </w:r>
+      <w:r>
+        <w:t xml:space="preserve">Japan studies and is doubly predicted by Hofstede &amp; McCrae (2004) via UAI and MAS.</w:t>
+      </w:r>
+    </w:p>
+    <w:p>
+      <w:pPr>
+        <w:pStyle w:val="BodyText"/>
+      </w:pPr>
+      <w:r>
+        <w:t xml:space="preserve">The Agreeableness mismatch is informative: Hofstede &amp; McCrae (2004) predicts high-UAI Japan should have</w:t>
+      </w:r>
+      <w:r>
+        <w:t xml:space="preserve"> </w:t>
+      </w:r>
+      <w:r>
+        <w:rPr>
+          <w:iCs/>
+          <w:i/>
+        </w:rPr>
+        <w:t xml:space="preserve">low</w:t>
+      </w:r>
+      <w:r>
+        <w:t xml:space="preserve"> </w:t>
+      </w:r>
+      <w:r>
+        <w:t xml:space="preserve">trait A, yet both Japan online-learning studies show</w:t>
+      </w:r>
+      <w:r>
+        <w:t xml:space="preserve"> </w:t>
+      </w:r>
+      <w:r>
+        <w:rPr>
+          <w:iCs/>
+          <w:i/>
+        </w:rPr>
+        <w:t xml:space="preserve">positive</w:t>
+      </w:r>
+      <w:r>
+        <w:t xml:space="preserve"> </w:t>
+      </w:r>
+      <w:r>
+        <w:t xml:space="preserve">A-outcome correlations (+0.12 to +0.29). This may reflect that the</w:t>
+      </w:r>
+      <w:r>
+        <w:t xml:space="preserve"> </w:t>
+      </w:r>
+      <w:r>
+        <w:rPr>
+          <w:bCs/>
+          <w:b/>
+        </w:rPr>
+        <w:t xml:space="preserve">online-learning context</w:t>
+      </w:r>
+      <w:r>
+        <w:t xml:space="preserve"> </w:t>
+      </w:r>
+      <w:r>
+        <w:t xml:space="preserve">differs from the population-level trait distribution: in collectivist online classrooms, agreeable students may engage more constructively with peers / instructors via system-mediated channels even if Japan as a population is less agreeable on average. This is a hypothesis future cross-cultural online-learning syntheses can test directly.</w:t>
       </w:r>
     </w:p>
     <w:p>
@@ -2642,9 +3792,9 @@
         </w:pict>
       </w:r>
     </w:p>
-    <w:bookmarkEnd w:id="39"/>
     <w:bookmarkEnd w:id="40"/>
-    <w:bookmarkStart w:id="45" w:name="discussion"/>
+    <w:bookmarkEnd w:id="41"/>
+    <w:bookmarkStart w:id="47" w:name="discussion"/>
     <w:p>
       <w:pPr>
         <w:pStyle w:val="Heading2"/>
@@ -2653,7 +3803,7 @@
         <w:t xml:space="preserve">5. Discussion</w:t>
       </w:r>
     </w:p>
-    <w:bookmarkStart w:id="41" w:name="the-within-asia-evidence-problem"/>
+    <w:bookmarkStart w:id="42" w:name="the-within-asia-evidence-problem"/>
     <w:p>
       <w:pPr>
         <w:pStyle w:val="Heading3"/>
@@ -2750,8 +3900,8 @@
         <w:t xml:space="preserve">, and the fact that the two Asian points happen to be from different countries (China, Japan) is a confound that no current corpus can resolve.</w:t>
       </w:r>
     </w:p>
-    <w:bookmarkEnd w:id="41"/>
-    <w:bookmarkStart w:id="42" w:name="hofstede-slopes-as-direction-finders"/>
+    <w:bookmarkEnd w:id="42"/>
+    <w:bookmarkStart w:id="43" w:name="hofstede-slopes-as-direction-finders"/>
     <w:p>
       <w:pPr>
         <w:pStyle w:val="Heading3"/>
@@ -2784,8 +3934,8 @@
         <w:t xml:space="preserve">rather than tests. The Extraversion slope on Individualism is small but consistent with theoretical prediction (+ slope = more positive Extraversion in more individualistic contexts; the two Asian countries differ by IDV = 26 points). The Conscientiousness slope on Long-Term Orientation is small and positive (+0.0376), which is consistent with cultural amplification of self-regulation in long-term-oriented societies — but at k = 2 this could reflect any number of alternative explanations (instrument differences, education-level differences, era differences).</w:t>
       </w:r>
     </w:p>
-    <w:bookmarkEnd w:id="42"/>
-    <w:bookmarkStart w:id="43" w:name="the-japan-instrument-problem"/>
+    <w:bookmarkEnd w:id="43"/>
+    <w:bookmarkStart w:id="44" w:name="the-japan-instrument-problem"/>
     <w:p>
       <w:pPr>
         <w:pStyle w:val="Heading3"/>
@@ -2818,14 +3968,14 @@
         <w:t xml:space="preserve">as a major confound. Two Japan-based primary-pool studies, both asynchronous, both with ~100 — 150 students, but with personality measures differing by a factor of 6 in number of items. Future syntheses that aim to make Japan-specific claims should require either (a) standardised instrument families across studies or (b) explicit instrument-level moderator analyses. The current corpus does neither.</w:t>
       </w:r>
     </w:p>
-    <w:bookmarkEnd w:id="43"/>
-    <w:bookmarkStart w:id="44" w:name="self-plagiarism-firewall"/>
+    <w:bookmarkEnd w:id="44"/>
+    <w:bookmarkStart w:id="45" w:name="the-hofstede-direction-match-in-japan"/>
     <w:p>
       <w:pPr>
         <w:pStyle w:val="Heading3"/>
       </w:pPr>
       <w:r>
-        <w:t xml:space="preserve">5.4. Self-plagiarism firewall</w:t>
+        <w:t xml:space="preserve">5.4. The Hofstede direction-match in Japan</w:t>
       </w:r>
     </w:p>
     <w:p>
@@ -2833,429 +3983,23 @@
         <w:pStyle w:val="FirstParagraph"/>
       </w:pPr>
       <w:r>
-        <w:t xml:space="preserve">The within-Asia decomposition and the Hofstede moderator analysis are both absent from the parent preprint, which only reports the binary Asia / non-Asia contrast. The ICEEL paper’s contribution is therefore distinct from the preprint at the analytic level; disclosure follows</w:t>
-      </w:r>
-      <w:r>
-        <w:t xml:space="preserve"> </w:t>
-      </w:r>
-      <w:r>
-        <w:rPr>
-          <w:rStyle w:val="VerbatimChar"/>
-        </w:rPr>
-        <w:t xml:space="preserve">metaanalysis/conference_submissions/templates/preprint_disclosure_template.md</w:t>
-      </w:r>
-      <w:r>
-        <w:t xml:space="preserve"> </w:t>
-      </w:r>
-      <w:r>
-        <w:t xml:space="preserve">ICEEL block, which states explicitly that the binary contrast is in the preprint but the within-Asia decomposition is novel to this submission.</w:t>
-      </w:r>
-    </w:p>
-    <w:p>
-      <w:r>
-        <w:pict>
-          <v:rect style="width:0;height:1.5pt" o:hralign="center" o:hrstd="t" o:hr="t"/>
-        </w:pict>
-      </w:r>
-    </w:p>
-    <w:bookmarkEnd w:id="44"/>
-    <w:bookmarkEnd w:id="45"/>
-    <w:bookmarkStart w:id="46" w:name="limitations"/>
-    <w:p>
-      <w:pPr>
-        <w:pStyle w:val="Heading2"/>
-      </w:pPr>
-      <w:r>
-        <w:t xml:space="preserve">6. Limitations</w:t>
-      </w:r>
-    </w:p>
-    <w:p>
-      <w:pPr>
-        <w:pStyle w:val="FirstParagraph"/>
-      </w:pPr>
-      <w:r>
-        <w:t xml:space="preserve">The dominant limitation is k. With k = 2 Asian primary-pool studies the Hofstede meta-regression has zero residual degrees of freedom; slopes are descriptive only. This is acknowledged transparently throughout the paper; we treat the regression as a methodological exercise rather than a confirmatory test.</w:t>
-      </w:r>
-    </w:p>
-    <w:p>
-      <w:pPr>
-        <w:pStyle w:val="BodyText"/>
-      </w:pPr>
-      <w:r>
-        <w:t xml:space="preserve">Hofstede’s framework is itself critiqued (Minkov &amp; Hofstede, 2014; McSweeney, 2002) for ecological-fallacy risk and for the IBM-employee provenance of the original scores. We use Hofstede Insights (2024) values without modification but acknowledge that Minkov-revised dimensions might give different slopes.</w:t>
-      </w:r>
-    </w:p>
-    <w:p>
-      <w:pPr>
-        <w:pStyle w:val="BodyText"/>
-      </w:pPr>
-      <w:r>
-        <w:t xml:space="preserve">The Japan synthesis is constrained to k = 2; pooling within Japan is not justifiable on this basis. The narrative comparison surfaces methodological issues (instrument heterogeneity) rather than confirmatory effects.</w:t>
-      </w:r>
-    </w:p>
-    <w:p>
-      <w:pPr>
-        <w:pStyle w:val="BodyText"/>
-      </w:pPr>
-      <w:r>
-        <w:t xml:space="preserve">Single coder, single author, no second-coder audit of country-to-Hofstede-dimension assignment (mitigated by sourcing scores from the canonical Hofstede Insights table rather than hand-coding).</w:t>
-      </w:r>
-    </w:p>
-    <w:p>
-      <w:r>
-        <w:pict>
-          <v:rect style="width:0;height:1.5pt" o:hralign="center" o:hrstd="t" o:hr="t"/>
-        </w:pict>
-      </w:r>
-    </w:p>
-    <w:bookmarkEnd w:id="46"/>
-    <w:bookmarkStart w:id="47" w:name="conclusion"/>
-    <w:p>
-      <w:pPr>
-        <w:pStyle w:val="Heading2"/>
-      </w:pPr>
-      <w:r>
-        <w:t xml:space="preserve">7. Conclusion</w:t>
-      </w:r>
-    </w:p>
-    <w:p>
-      <w:pPr>
-        <w:pStyle w:val="FirstParagraph"/>
-      </w:pPr>
-      <w:r>
-        <w:t xml:space="preserve">The within-Asia decomposition of personality — academic-achievement effects in online learning is, with the present evidence base, a methodological exercise rather than a confirmatory cultural-dimensions test. The contribution of this paper is to (a) document that the parent preprint’s binary Asia / non-Asia contrast hides within-Asia structure that the field’s current corpus cannot resolve, and (b) flag instrument heterogeneity (60-item vs 10-item Big Five inventories) as a confound in the Japan-specific evidence that no future synthesis can ignore.</w:t>
-      </w:r>
-    </w:p>
-    <w:p>
-      <w:pPr>
-        <w:pStyle w:val="BodyText"/>
-      </w:pPr>
-      <w:r>
-        <w:t xml:space="preserve">For the ICEEL audience the practical implications are two. First, Japanese ed-tech designers and educational researchers should treat Big Five-based personalisation claims with caution: there is no consistent evidence base in Japan-specific online-learning contexts for any trait other than Conscientiousness. Second, the field needs a coordinated push to (i) include Big Five trait-by-achievement reporting as a standard feature of Japanese online-learning primary studies, (ii) standardise on a single Big Five instrument family within country, and (iii) report sufficient cultural-context metadata for future Hofstede-style moderator analyses to have df &gt; 0.</w:t>
-      </w:r>
-    </w:p>
-    <w:p>
-      <w:pPr>
-        <w:pStyle w:val="BodyText"/>
-      </w:pPr>
-      <w:r>
-        <w:t xml:space="preserve">Future work: extend the Asian primary-pool corpus to k &gt; 4 by targeted recruitment of Korean and Taiwanese samples; replicate the parent preprint’s Region moderator with a refined East-Asia bin; and replace the 6-D Hofstede framework with the Minkov-revised dimensions to test sensitivity to the underlying cultural-mapping choice.</w:t>
-      </w:r>
-    </w:p>
-    <w:p>
-      <w:r>
-        <w:pict>
-          <v:rect style="width:0;height:1.5pt" o:hralign="center" o:hrstd="t" o:hr="t"/>
-        </w:pict>
-      </w:r>
-    </w:p>
-    <w:bookmarkEnd w:id="47"/>
-    <w:bookmarkStart w:id="48" w:name="acknowledgments"/>
-    <w:p>
-      <w:pPr>
-        <w:pStyle w:val="Heading2"/>
-      </w:pPr>
-      <w:r>
-        <w:t xml:space="preserve">Acknowledgments</w:t>
-      </w:r>
-    </w:p>
-    <w:p>
-      <w:pPr>
-        <w:pStyle w:val="FirstParagraph"/>
-      </w:pPr>
-      <w:r>
-        <w:t xml:space="preserve">This paper was prepared by the sole author. A preliminary version of the underlying systematic review and meta-analysis is publicly available on Research Square (DOI 10.21203/rs.3.rs-9513298/v1, posted 27 April 2026). The present ICEEL submission decomposes the binary Asia / non-Asia region moderator from the preprint into a within-Asia Hofstede-moderated analysis and a Japan focus — neither of these analyses appears in the preprint. ORCID: 0009-0009-7124-6669.</w:t>
-      </w:r>
-    </w:p>
-    <w:p>
-      <w:r>
-        <w:pict>
-          <v:rect style="width:0;height:1.5pt" o:hralign="center" o:hrstd="t" o:hr="t"/>
-        </w:pict>
-      </w:r>
-    </w:p>
-    <w:bookmarkEnd w:id="48"/>
-    <w:bookmarkStart w:id="53" w:name="references"/>
-    <w:p>
-      <w:pPr>
-        <w:pStyle w:val="Heading2"/>
-      </w:pPr>
-      <w:r>
-        <w:t xml:space="preserve">References</w:t>
-      </w:r>
-    </w:p>
-    <w:p>
-      <w:pPr>
-        <w:pStyle w:val="FirstParagraph"/>
-      </w:pPr>
-      <w:r>
-        <w:t xml:space="preserve">All references below are taken from</w:t>
-      </w:r>
-      <w:r>
-        <w:t xml:space="preserve"> </w:t>
-      </w:r>
-      <w:r>
-        <w:rPr>
-          <w:rStyle w:val="VerbatimChar"/>
-        </w:rPr>
-        <w:t xml:space="preserve">metaanalysis/reference_index.md</w:t>
-      </w:r>
-      <w:r>
-        <w:t xml:space="preserve"> </w:t>
-      </w:r>
-      <w:r>
-        <w:t xml:space="preserve">(PDF-verified ✅), with the exception of the Hofstede Insights web data source, which is a website rather than a citable PDF.</w:t>
-      </w:r>
-    </w:p>
-    <w:bookmarkStart w:id="49" w:name="primary-studies-cited"/>
-    <w:p>
-      <w:pPr>
-        <w:pStyle w:val="Heading3"/>
-      </w:pPr>
-      <w:r>
-        <w:t xml:space="preserve">Primary studies cited</w:t>
-      </w:r>
-    </w:p>
-    <w:p>
-      <w:pPr>
-        <w:numPr>
-          <w:ilvl w:val="0"/>
-          <w:numId w:val="1002"/>
-        </w:numPr>
-        <w:pStyle w:val="Compact"/>
-      </w:pPr>
-      <w:r>
-        <w:t xml:space="preserve">D. J. Rivers,</w:t>
-      </w:r>
-      <w:r>
-        <w:t xml:space="preserve"> </w:t>
-      </w:r>
-      <w:r>
-        <w:t xml:space="preserve">“</w:t>
-      </w:r>
-      <w:r>
-        <w:t xml:space="preserve">The role of personality traits and online academic self-efficacy in acceptance, actual use and achievement in Moodle,</w:t>
-      </w:r>
-      <w:r>
-        <w:t xml:space="preserve">”</w:t>
-      </w:r>
-      <w:r>
-        <w:t xml:space="preserve"> </w:t>
-      </w:r>
-      <w:r>
-        <w:rPr>
-          <w:iCs/>
-          <w:i/>
-        </w:rPr>
-        <w:t xml:space="preserve">Education and Information Technologies</w:t>
-      </w:r>
-      <w:r>
-        <w:t xml:space="preserve">, vol. 26, no. 4, pp. 4353–4378, 2021. https://doi.org/10.1007/s10639-021-10478-3</w:t>
-      </w:r>
-    </w:p>
-    <w:p>
-      <w:pPr>
-        <w:numPr>
-          <w:ilvl w:val="0"/>
-          <w:numId w:val="1002"/>
-        </w:numPr>
-        <w:pStyle w:val="Compact"/>
-      </w:pPr>
-      <w:r>
-        <w:t xml:space="preserve">E. Tokiwa,</w:t>
-      </w:r>
-      <w:r>
-        <w:t xml:space="preserve"> </w:t>
-      </w:r>
-      <w:r>
-        <w:t xml:space="preserve">“</w:t>
-      </w:r>
-      <w:r>
-        <w:t xml:space="preserve">Who excels in online learning in Japan?</w:t>
-      </w:r>
-      <w:r>
-        <w:t xml:space="preserve">”</w:t>
-      </w:r>
-      <w:r>
-        <w:t xml:space="preserve"> </w:t>
-      </w:r>
-      <w:r>
-        <w:rPr>
-          <w:iCs/>
-          <w:i/>
-        </w:rPr>
-        <w:t xml:space="preserve">Frontiers in Psychology</w:t>
-      </w:r>
-      <w:r>
-        <w:t xml:space="preserve">, vol. 16, Article 1420996, 2025. https://doi.org/10.3389/fpsyg.2025.1420996</w:t>
-      </w:r>
-    </w:p>
-    <w:p>
-      <w:pPr>
-        <w:numPr>
-          <w:ilvl w:val="0"/>
-          <w:numId w:val="1002"/>
-        </w:numPr>
-        <w:pStyle w:val="Compact"/>
-      </w:pPr>
-      <w:r>
-        <w:t xml:space="preserve">P. Wang, F. Wang, and Z. Li,</w:t>
-      </w:r>
-      <w:r>
-        <w:t xml:space="preserve"> </w:t>
-      </w:r>
-      <w:r>
-        <w:t xml:space="preserve">“</w:t>
-      </w:r>
-      <w:r>
-        <w:t xml:space="preserve">Exploring the ecosystem of K-12 online learning: An empirical study of impact mechanisms in the post-pandemic era,</w:t>
-      </w:r>
-      <w:r>
-        <w:t xml:space="preserve">”</w:t>
-      </w:r>
-      <w:r>
-        <w:t xml:space="preserve"> </w:t>
-      </w:r>
-      <w:r>
-        <w:rPr>
-          <w:iCs/>
-          <w:i/>
-        </w:rPr>
-        <w:t xml:space="preserve">Frontiers in Psychology</w:t>
-      </w:r>
-      <w:r>
-        <w:t xml:space="preserve">, vol. 14, 1241477, 2023. https://doi.org/10.3389/fpsyg.2023.1241477</w:t>
-      </w:r>
-    </w:p>
-    <w:p>
-      <w:pPr>
-        <w:numPr>
-          <w:ilvl w:val="0"/>
-          <w:numId w:val="1002"/>
-        </w:numPr>
-        <w:pStyle w:val="Compact"/>
-      </w:pPr>
-      <w:r>
-        <w:t xml:space="preserve">Z. Yu,</w:t>
-      </w:r>
-      <w:r>
-        <w:t xml:space="preserve"> </w:t>
-      </w:r>
-      <w:r>
-        <w:t xml:space="preserve">“</w:t>
-      </w:r>
-      <w:r>
-        <w:t xml:space="preserve">The effects of gender, educational level, and personality on online learning outcomes during the COVID-19 pandemic,</w:t>
-      </w:r>
-      <w:r>
-        <w:t xml:space="preserve">”</w:t>
-      </w:r>
-      <w:r>
-        <w:t xml:space="preserve"> </w:t>
-      </w:r>
-      <w:r>
-        <w:rPr>
-          <w:iCs/>
-          <w:i/>
-        </w:rPr>
-        <w:t xml:space="preserve">International Journal of Educational Technology in Higher Education</w:t>
-      </w:r>
-      <w:r>
-        <w:t xml:space="preserve">, vol. 18, no. 1, Article 14, 2021. https://doi.org/10.1186/s41239-021-00252-3</w:t>
-      </w:r>
-    </w:p>
-    <w:bookmarkEnd w:id="49"/>
-    <w:bookmarkStart w:id="50" w:name="benchmark-meta-analyses-cited"/>
-    <w:p>
-      <w:pPr>
-        <w:pStyle w:val="Heading3"/>
-      </w:pPr>
-      <w:r>
-        <w:t xml:space="preserve">Benchmark meta-analyses cited</w:t>
-      </w:r>
-    </w:p>
-    <w:p>
-      <w:pPr>
-        <w:numPr>
-          <w:ilvl w:val="0"/>
-          <w:numId w:val="1003"/>
-        </w:numPr>
-        <w:pStyle w:val="Compact"/>
-      </w:pPr>
-      <w:r>
-        <w:t xml:space="preserve">S. Chen, A. C. K. Cheung, and Z. Zeng,</w:t>
-      </w:r>
-      <w:r>
-        <w:t xml:space="preserve"> </w:t>
-      </w:r>
-      <w:r>
-        <w:t xml:space="preserve">“</w:t>
-      </w:r>
-      <w:r>
-        <w:t xml:space="preserve">Big Five personality traits and university students’ academic performance: A meta-analysis,</w:t>
-      </w:r>
-      <w:r>
-        <w:t xml:space="preserve">”</w:t>
-      </w:r>
-      <w:r>
-        <w:t xml:space="preserve"> </w:t>
-      </w:r>
-      <w:r>
-        <w:rPr>
-          <w:iCs/>
-          <w:i/>
-        </w:rPr>
-        <w:t xml:space="preserve">Personality and Individual Differences</w:t>
-      </w:r>
-      <w:r>
-        <w:t xml:space="preserve">, vol. 240, 113163, 2025. https://doi.org/10.1016/j.paid.2025.113163</w:t>
-      </w:r>
-    </w:p>
-    <w:p>
-      <w:pPr>
-        <w:numPr>
-          <w:ilvl w:val="0"/>
-          <w:numId w:val="1003"/>
-        </w:numPr>
-        <w:pStyle w:val="Compact"/>
-      </w:pPr>
-      <w:r>
-        <w:t xml:space="preserve">S. Mammadov,</w:t>
-      </w:r>
-      <w:r>
-        <w:t xml:space="preserve"> </w:t>
-      </w:r>
-      <w:r>
-        <w:t xml:space="preserve">“</w:t>
-      </w:r>
-      <w:r>
-        <w:t xml:space="preserve">Big Five personality traits and academic performance: A meta-analysis,</w:t>
-      </w:r>
-      <w:r>
-        <w:t xml:space="preserve">”</w:t>
-      </w:r>
-      <w:r>
-        <w:t xml:space="preserve"> </w:t>
-      </w:r>
-      <w:r>
-        <w:rPr>
-          <w:iCs/>
-          <w:i/>
-        </w:rPr>
-        <w:t xml:space="preserve">Journal of Personality</w:t>
-      </w:r>
-      <w:r>
-        <w:t xml:space="preserve">, vol. 90, no. 2, pp. 222–255, 2022. https://doi.org/10.1111/jopy.12663</w:t>
-      </w:r>
-    </w:p>
-    <w:bookmarkEnd w:id="50"/>
-    <w:bookmarkStart w:id="51" w:name="hofstede-framework-and-critiques"/>
-    <w:p>
-      <w:pPr>
-        <w:pStyle w:val="Heading3"/>
-      </w:pPr>
-      <w:r>
-        <w:t xml:space="preserve">Hofstede framework and critiques</w:t>
+        <w:t xml:space="preserve">The 3-of-5 direction-match in Table 4 — particularly the</w:t>
+      </w:r>
+      <w:r>
+        <w:t xml:space="preserve"> </w:t>
+      </w:r>
+      <w:r>
+        <w:rPr>
+          <w:bCs/>
+          <w:b/>
+        </w:rPr>
+        <w:t xml:space="preserve">doubly-supported Neuroticism positive direction</w:t>
+      </w:r>
+      <w:r>
+        <w:t xml:space="preserve"> </w:t>
+      </w:r>
+      <w:r>
+        <w:t xml:space="preserve">in both Japan studies — is the strongest cultural-context finding in this paper. Three observations:</w:t>
       </w:r>
     </w:p>
     <w:p>
@@ -3264,10 +4008,19 @@
           <w:ilvl w:val="0"/>
           <w:numId w:val="1004"/>
         </w:numPr>
-        <w:pStyle w:val="Compact"/>
-      </w:pPr>
-      <w:r>
-        <w:t xml:space="preserve">G. Hofstede,</w:t>
+      </w:pPr>
+      <w:r>
+        <w:rPr>
+          <w:bCs/>
+          <w:b/>
+        </w:rPr>
+        <w:t xml:space="preserve">The N+ direction in Japan is opposite to the dominant Western Big Five-achievement literature.</w:t>
+      </w:r>
+      <w:r>
+        <w:t xml:space="preserve"> </w:t>
+      </w:r>
+      <w:r>
+        <w:t xml:space="preserve">Western meta-analyses (Poropat 2009; Mammadov 2022) report N as null or weakly negative; both A-25 Tokiwa and A-31 Rivers report N positively associated with Japan online-learning outcomes, in directions consistent with Hofstede &amp; McCrae’s (2004) UAI-N r = +0.31</w:t>
       </w:r>
       <w:r>
         <w:t xml:space="preserve"> </w:t>
@@ -3277,10 +4030,13 @@
           <w:iCs/>
           <w:i/>
         </w:rPr>
-        <w:t xml:space="preserve">Culture’s Consequences: Comparing Values, Behaviors, Institutions and Organizations across Nations</w:t>
-      </w:r>
-      <w:r>
-        <w:t xml:space="preserve">, 2nd ed., Sage Publications, 2001.</w:t>
+        <w:t xml:space="preserve">and</w:t>
+      </w:r>
+      <w:r>
+        <w:t xml:space="preserve"> </w:t>
+      </w:r>
+      <w:r>
+        <w:t xml:space="preserve">MAS-N r = +0.30. The double-dimensional support is consistent with Hofstede’s (1986) educational-context characterisation of strong-UAI societies as ones in which students are rewarded for accuracy and structured study — behaviours plausibly fuelled by trait-level anxiety / sensitivity.</w:t>
       </w:r>
     </w:p>
     <w:p>
@@ -3289,28 +4045,32 @@
           <w:ilvl w:val="0"/>
           <w:numId w:val="1004"/>
         </w:numPr>
-        <w:pStyle w:val="Compact"/>
-      </w:pPr>
-      <w:r>
-        <w:t xml:space="preserve">Hofstede Insights,</w:t>
-      </w:r>
-      <w:r>
-        <w:t xml:space="preserve"> </w:t>
-      </w:r>
-      <w:r>
-        <w:t xml:space="preserve">“</w:t>
-      </w:r>
-      <w:r>
-        <w:t xml:space="preserve">Country comparison tool,</w:t>
-      </w:r>
-      <w:r>
-        <w:t xml:space="preserve">”</w:t>
-      </w:r>
-      <w:r>
-        <w:t xml:space="preserve"> </w:t>
-      </w:r>
-      <w:r>
-        <w:t xml:space="preserve">https://www.hofstede-insights.com/, accessed 2024 [website data source].</w:t>
+      </w:pPr>
+      <w:r>
+        <w:rPr>
+          <w:bCs/>
+          <w:b/>
+        </w:rPr>
+        <w:t xml:space="preserve">The Agreeableness mismatch is informative</w:t>
+      </w:r>
+      <w:r>
+        <w:t xml:space="preserve">, not refuting. Hofstede &amp; McCrae (2004) predict A− for high-UAI Japan at the population trait-level; both Japan studies report A+ at the</w:t>
+      </w:r>
+      <w:r>
+        <w:t xml:space="preserve"> </w:t>
+      </w:r>
+      <w:r>
+        <w:rPr>
+          <w:iCs/>
+          <w:i/>
+        </w:rPr>
+        <w:t xml:space="preserve">online-learning behaviour</w:t>
+      </w:r>
+      <w:r>
+        <w:t xml:space="preserve"> </w:t>
+      </w:r>
+      <w:r>
+        <w:t xml:space="preserve">level. The two are not strictly comparable — population trait scores need not equal individual-level personality–achievement correlations within a particular activity domain. The discrepancy is a hypothesis-generator: agreeable students may engage more constructively with online-learning systems even if Japan as a population has lower aggregate trait A.</w:t>
       </w:r>
     </w:p>
     <w:p>
@@ -3319,82 +4079,232 @@
           <w:ilvl w:val="0"/>
           <w:numId w:val="1004"/>
         </w:numPr>
-        <w:pStyle w:val="Compact"/>
-      </w:pPr>
-      <w:r>
-        <w:t xml:space="preserve">B. McSweeney,</w:t>
-      </w:r>
-      <w:r>
-        <w:t xml:space="preserve"> </w:t>
-      </w:r>
-      <w:r>
-        <w:t xml:space="preserve">“</w:t>
-      </w:r>
-      <w:r>
-        <w:t xml:space="preserve">Hofstede’s model of national cultural differences and their consequences: A triumph of faith — a failure of analysis,</w:t>
-      </w:r>
-      <w:r>
-        <w:t xml:space="preserve">”</w:t>
-      </w:r>
-      <w:r>
-        <w:t xml:space="preserve"> </w:t>
-      </w:r>
-      <w:r>
-        <w:rPr>
-          <w:iCs/>
-          <w:i/>
-        </w:rPr>
-        <w:t xml:space="preserve">Human Relations</w:t>
-      </w:r>
-      <w:r>
-        <w:t xml:space="preserve">, vol. 55, no. 1, pp. 89–118, 2002. https://doi.org/10.1177/0018726702551004</w:t>
-      </w:r>
-    </w:p>
-    <w:p>
-      <w:pPr>
-        <w:numPr>
-          <w:ilvl w:val="0"/>
-          <w:numId w:val="1004"/>
-        </w:numPr>
-        <w:pStyle w:val="Compact"/>
-      </w:pPr>
-      <w:r>
-        <w:t xml:space="preserve">M. Minkov and G. Hofstede,</w:t>
-      </w:r>
-      <w:r>
-        <w:t xml:space="preserve"> </w:t>
-      </w:r>
-      <w:r>
-        <w:t xml:space="preserve">“</w:t>
-      </w:r>
-      <w:r>
-        <w:t xml:space="preserve">A replication of Hofstede’s uncertainty avoidance dimension across nationally representative samples from Europe,</w:t>
-      </w:r>
-      <w:r>
-        <w:t xml:space="preserve">”</w:t>
-      </w:r>
-      <w:r>
-        <w:t xml:space="preserve"> </w:t>
-      </w:r>
-      <w:r>
-        <w:rPr>
-          <w:iCs/>
-          <w:i/>
-        </w:rPr>
-        <w:t xml:space="preserve">International Journal of Cross-Cultural Management</w:t>
-      </w:r>
-      <w:r>
-        <w:t xml:space="preserve">, vol. 14, no. 1, pp. 7–22, 2014. https://doi.org/10.1177/1470595814521600</w:t>
-      </w:r>
-    </w:p>
-    <w:bookmarkEnd w:id="51"/>
-    <w:bookmarkStart w:id="52" w:name="authors-own-preprint"/>
+      </w:pPr>
+      <w:r>
+        <w:rPr>
+          <w:bCs/>
+          <w:b/>
+        </w:rPr>
+        <w:t xml:space="preserve">The Conscientiousness positive direction is uncontroversial.</w:t>
+      </w:r>
+      <w:r>
+        <w:t xml:space="preserve"> </w:t>
+      </w:r>
+      <w:r>
+        <w:t xml:space="preserve">It matches Hofstede &amp; McCrae (2004) PDI-C r = .43, the parent preprint’s overall Asian-subset C r = +0.111, and Mammadov (2022)</w:t>
+      </w:r>
+      <w:r>
+        <w:t xml:space="preserve">‘</w:t>
+      </w:r>
+      <w:r>
+        <w:t xml:space="preserve">s Asian-amplification finding. Future Japan-specific syntheses should treat C+ as a default expectation against which other traits</w:t>
+      </w:r>
+      <w:r>
+        <w:t xml:space="preserve">’</w:t>
+      </w:r>
+      <w:r>
+        <w:t xml:space="preserve"> </w:t>
+      </w:r>
+      <w:r>
+        <w:t xml:space="preserve">deviations are interpreted.</w:t>
+      </w:r>
+    </w:p>
+    <w:bookmarkEnd w:id="45"/>
+    <w:bookmarkStart w:id="46" w:name="self-plagiarism-firewall"/>
     <w:p>
       <w:pPr>
         <w:pStyle w:val="Heading3"/>
       </w:pPr>
       <w:r>
-        <w:t xml:space="preserve">Author’s own preprint</w:t>
+        <w:t xml:space="preserve">5.5. Self-plagiarism firewall</w:t>
+      </w:r>
+    </w:p>
+    <w:p>
+      <w:pPr>
+        <w:pStyle w:val="FirstParagraph"/>
+      </w:pPr>
+      <w:r>
+        <w:t xml:space="preserve">The within-Asia decomposition and the Hofstede moderator analysis are both absent from the parent preprint, which only reports the binary Asia / non-Asia contrast. The ICEEL paper’s contribution is therefore distinct from the preprint at the analytic level; disclosure follows</w:t>
+      </w:r>
+      <w:r>
+        <w:t xml:space="preserve"> </w:t>
+      </w:r>
+      <w:r>
+        <w:rPr>
+          <w:rStyle w:val="VerbatimChar"/>
+        </w:rPr>
+        <w:t xml:space="preserve">metaanalysis/conference_submissions/templates/preprint_disclosure_template.md</w:t>
+      </w:r>
+      <w:r>
+        <w:t xml:space="preserve"> </w:t>
+      </w:r>
+      <w:r>
+        <w:t xml:space="preserve">ICEEL block, which states explicitly that the binary contrast is in the preprint but the within-Asia Hofstede direction-match analysis (Table 4) is novel to this submission.</w:t>
+      </w:r>
+    </w:p>
+    <w:p>
+      <w:r>
+        <w:pict>
+          <v:rect style="width:0;height:1.5pt" o:hralign="center" o:hrstd="t" o:hr="t"/>
+        </w:pict>
+      </w:r>
+    </w:p>
+    <w:bookmarkEnd w:id="46"/>
+    <w:bookmarkEnd w:id="47"/>
+    <w:bookmarkStart w:id="48" w:name="limitations"/>
+    <w:p>
+      <w:pPr>
+        <w:pStyle w:val="Heading2"/>
+      </w:pPr>
+      <w:r>
+        <w:t xml:space="preserve">6. Limitations</w:t>
+      </w:r>
+    </w:p>
+    <w:p>
+      <w:pPr>
+        <w:pStyle w:val="FirstParagraph"/>
+      </w:pPr>
+      <w:r>
+        <w:t xml:space="preserve">The dominant limitation is k. With k = 2 Asian primary-pool studies the Hofstede meta-regression has zero residual degrees of freedom; slopes are descriptive only. This is acknowledged transparently throughout the paper; we treat the regression as a methodological exercise rather than a confirmatory test.</w:t>
+      </w:r>
+    </w:p>
+    <w:p>
+      <w:pPr>
+        <w:pStyle w:val="BodyText"/>
+      </w:pPr>
+      <w:r>
+        <w:t xml:space="preserve">Hofstede’s framework is itself critiqued (Minkov &amp; Hofstede, 2014; McSweeney, 2002) for ecological-fallacy risk and for the IBM-employee provenance of the original scores. We use Hofstede Insights (2024) values without modification but acknowledge that Minkov-revised dimensions might give different slopes.</w:t>
+      </w:r>
+    </w:p>
+    <w:p>
+      <w:pPr>
+        <w:pStyle w:val="BodyText"/>
+      </w:pPr>
+      <w:r>
+        <w:t xml:space="preserve">The Japan synthesis is constrained to k = 2; pooling within Japan is not justifiable on this basis. The narrative comparison surfaces methodological issues (instrument heterogeneity) rather than confirmatory effects.</w:t>
+      </w:r>
+    </w:p>
+    <w:p>
+      <w:pPr>
+        <w:pStyle w:val="BodyText"/>
+      </w:pPr>
+      <w:r>
+        <w:t xml:space="preserve">Single coder, single author, no second-coder audit of country-to-Hofstede-dimension assignment (mitigated by sourcing scores from the canonical Hofstede Insights table rather than hand-coding).</w:t>
+      </w:r>
+    </w:p>
+    <w:p>
+      <w:r>
+        <w:pict>
+          <v:rect style="width:0;height:1.5pt" o:hralign="center" o:hrstd="t" o:hr="t"/>
+        </w:pict>
+      </w:r>
+    </w:p>
+    <w:bookmarkEnd w:id="48"/>
+    <w:bookmarkStart w:id="49" w:name="conclusion"/>
+    <w:p>
+      <w:pPr>
+        <w:pStyle w:val="Heading2"/>
+      </w:pPr>
+      <w:r>
+        <w:t xml:space="preserve">7. Conclusion</w:t>
+      </w:r>
+    </w:p>
+    <w:p>
+      <w:pPr>
+        <w:pStyle w:val="FirstParagraph"/>
+      </w:pPr>
+      <w:r>
+        <w:t xml:space="preserve">The within-Asia decomposition of personality — academic-achievement effects in online learning is, with the present evidence base, a methodological exercise rather than a confirmatory cultural-dimensions test. The contribution of this paper is to (a) document that the parent preprint’s binary Asia / non-Asia contrast hides within-Asia structure that the field’s current corpus cannot resolve, and (b) flag instrument heterogeneity (60-item vs 10-item Big Five inventories) as a confound in the Japan-specific evidence that no future synthesis can ignore.</w:t>
+      </w:r>
+    </w:p>
+    <w:p>
+      <w:pPr>
+        <w:pStyle w:val="BodyText"/>
+      </w:pPr>
+      <w:r>
+        <w:t xml:space="preserve">For the ICEEL audience the practical implications are two. First, Japanese ed-tech designers and educational researchers should treat Big Five-based personalisation claims with caution: there is no consistent evidence base in Japan-specific online-learning contexts for any trait other than Conscientiousness. Second, the field needs a coordinated push to (i) include Big Five trait-by-achievement reporting as a standard feature of Japanese online-learning primary studies, (ii) standardise on a single Big Five instrument family within country, and (iii) report sufficient cultural-context metadata for future Hofstede-style moderator analyses to have df &gt; 0.</w:t>
+      </w:r>
+    </w:p>
+    <w:p>
+      <w:pPr>
+        <w:pStyle w:val="BodyText"/>
+      </w:pPr>
+      <w:r>
+        <w:t xml:space="preserve">Future work: extend the Asian primary-pool corpus to k &gt; 4 by targeted recruitment of Korean and Taiwanese samples; replicate the parent preprint’s Region moderator with a refined East-Asia bin; and replace the 6-D Hofstede framework with the Minkov-revised dimensions to test sensitivity to the underlying cultural-mapping choice.</w:t>
+      </w:r>
+    </w:p>
+    <w:p>
+      <w:r>
+        <w:pict>
+          <v:rect style="width:0;height:1.5pt" o:hralign="center" o:hrstd="t" o:hr="t"/>
+        </w:pict>
+      </w:r>
+    </w:p>
+    <w:bookmarkEnd w:id="49"/>
+    <w:bookmarkStart w:id="50" w:name="acknowledgments"/>
+    <w:p>
+      <w:pPr>
+        <w:pStyle w:val="Heading2"/>
+      </w:pPr>
+      <w:r>
+        <w:t xml:space="preserve">Acknowledgments</w:t>
+      </w:r>
+    </w:p>
+    <w:p>
+      <w:pPr>
+        <w:pStyle w:val="FirstParagraph"/>
+      </w:pPr>
+      <w:r>
+        <w:t xml:space="preserve">This paper was prepared by the sole author. A preliminary version of the underlying systematic review and meta-analysis is publicly available on Research Square (DOI 10.21203/rs.3.rs-9513298/v1, posted 27 April 2026). The present ICEEL submission decomposes the binary Asia / non-Asia region moderator from the preprint into a within-Asia Hofstede-moderated analysis and a Japan focus — neither of these analyses appears in the preprint. ORCID: 0009-0009-7124-6669.</w:t>
+      </w:r>
+    </w:p>
+    <w:p>
+      <w:r>
+        <w:pict>
+          <v:rect style="width:0;height:1.5pt" o:hralign="center" o:hrstd="t" o:hr="t"/>
+        </w:pict>
+      </w:r>
+    </w:p>
+    <w:bookmarkEnd w:id="50"/>
+    <w:bookmarkStart w:id="55" w:name="references"/>
+    <w:p>
+      <w:pPr>
+        <w:pStyle w:val="Heading2"/>
+      </w:pPr>
+      <w:r>
+        <w:t xml:space="preserve">References</w:t>
+      </w:r>
+    </w:p>
+    <w:p>
+      <w:pPr>
+        <w:pStyle w:val="FirstParagraph"/>
+      </w:pPr>
+      <w:r>
+        <w:t xml:space="preserve">All references below are taken from</w:t>
+      </w:r>
+      <w:r>
+        <w:t xml:space="preserve"> </w:t>
+      </w:r>
+      <w:r>
+        <w:rPr>
+          <w:rStyle w:val="VerbatimChar"/>
+        </w:rPr>
+        <w:t xml:space="preserve">metaanalysis/reference_index.md</w:t>
+      </w:r>
+      <w:r>
+        <w:t xml:space="preserve"> </w:t>
+      </w:r>
+      <w:r>
+        <w:t xml:space="preserve">(PDF-verified ✅), with the exception of the Hofstede Insights web data source, which is a website rather than a citable PDF.</w:t>
+      </w:r>
+    </w:p>
+    <w:bookmarkStart w:id="51" w:name="primary-studies-cited"/>
+    <w:p>
+      <w:pPr>
+        <w:pStyle w:val="Heading3"/>
+      </w:pPr>
+      <w:r>
+        <w:t xml:space="preserve">Primary studies cited</w:t>
       </w:r>
     </w:p>
     <w:p>
@@ -3406,7 +4316,7 @@
         <w:pStyle w:val="Compact"/>
       </w:pPr>
       <w:r>
-        <w:t xml:space="preserve">E. Tokiwa,</w:t>
+        <w:t xml:space="preserve">D. J. Rivers,</w:t>
       </w:r>
       <w:r>
         <w:t xml:space="preserve"> </w:t>
@@ -3415,7 +4325,7 @@
         <w:t xml:space="preserve">“</w:t>
       </w:r>
       <w:r>
-        <w:t xml:space="preserve">Big Five personality traits and academic achievement in online learning environments: A systematic review and meta-analysis,</w:t>
+        <w:t xml:space="preserve">The role of personality traits and online academic self-efficacy in acceptance, actual use and achievement in Moodle,</w:t>
       </w:r>
       <w:r>
         <w:t xml:space="preserve">”</w:t>
@@ -3428,31 +4338,131 @@
           <w:iCs/>
           <w:i/>
         </w:rPr>
-        <w:t xml:space="preserve">Research Square</w:t>
-      </w:r>
-      <w:r>
-        <w:t xml:space="preserve"> </w:t>
-      </w:r>
-      <w:r>
-        <w:t xml:space="preserve">preprint, https://doi.org/10.21203/rs.3.rs-9513298/v1, 2026.</w:t>
-      </w:r>
-    </w:p>
-    <w:p>
-      <w:r>
-        <w:pict>
-          <v:rect style="width:0;height:1.5pt" o:hralign="center" o:hrstd="t" o:hr="t"/>
-        </w:pict>
-      </w:r>
-    </w:p>
-    <w:bookmarkEnd w:id="52"/>
-    <w:bookmarkEnd w:id="53"/>
-    <w:bookmarkStart w:id="54" w:name="appendix-a.-reproducibility"/>
-    <w:p>
-      <w:pPr>
-        <w:pStyle w:val="Heading2"/>
-      </w:pPr>
-      <w:r>
-        <w:t xml:space="preserve">Appendix A. Reproducibility</w:t>
+        <w:t xml:space="preserve">Education and Information Technologies</w:t>
+      </w:r>
+      <w:r>
+        <w:t xml:space="preserve">, vol. 26, no. 4, pp. 4353–4378, 2021. https://doi.org/10.1007/s10639-021-10478-3</w:t>
+      </w:r>
+    </w:p>
+    <w:p>
+      <w:pPr>
+        <w:numPr>
+          <w:ilvl w:val="0"/>
+          <w:numId w:val="1005"/>
+        </w:numPr>
+        <w:pStyle w:val="Compact"/>
+      </w:pPr>
+      <w:r>
+        <w:t xml:space="preserve">E. Tokiwa,</w:t>
+      </w:r>
+      <w:r>
+        <w:t xml:space="preserve"> </w:t>
+      </w:r>
+      <w:r>
+        <w:t xml:space="preserve">“</w:t>
+      </w:r>
+      <w:r>
+        <w:t xml:space="preserve">Who excels in online learning in Japan?</w:t>
+      </w:r>
+      <w:r>
+        <w:t xml:space="preserve">”</w:t>
+      </w:r>
+      <w:r>
+        <w:t xml:space="preserve"> </w:t>
+      </w:r>
+      <w:r>
+        <w:rPr>
+          <w:iCs/>
+          <w:i/>
+        </w:rPr>
+        <w:t xml:space="preserve">Frontiers in Psychology</w:t>
+      </w:r>
+      <w:r>
+        <w:t xml:space="preserve">, vol. 16, Article 1420996, 2025. https://doi.org/10.3389/fpsyg.2025.1420996</w:t>
+      </w:r>
+    </w:p>
+    <w:p>
+      <w:pPr>
+        <w:numPr>
+          <w:ilvl w:val="0"/>
+          <w:numId w:val="1005"/>
+        </w:numPr>
+        <w:pStyle w:val="Compact"/>
+      </w:pPr>
+      <w:r>
+        <w:t xml:space="preserve">P. Wang, F. Wang, and Z. Li,</w:t>
+      </w:r>
+      <w:r>
+        <w:t xml:space="preserve"> </w:t>
+      </w:r>
+      <w:r>
+        <w:t xml:space="preserve">“</w:t>
+      </w:r>
+      <w:r>
+        <w:t xml:space="preserve">Exploring the ecosystem of K-12 online learning: An empirical study of impact mechanisms in the post-pandemic era,</w:t>
+      </w:r>
+      <w:r>
+        <w:t xml:space="preserve">”</w:t>
+      </w:r>
+      <w:r>
+        <w:t xml:space="preserve"> </w:t>
+      </w:r>
+      <w:r>
+        <w:rPr>
+          <w:iCs/>
+          <w:i/>
+        </w:rPr>
+        <w:t xml:space="preserve">Frontiers in Psychology</w:t>
+      </w:r>
+      <w:r>
+        <w:t xml:space="preserve">, vol. 14, 1241477, 2023. https://doi.org/10.3389/fpsyg.2023.1241477</w:t>
+      </w:r>
+    </w:p>
+    <w:p>
+      <w:pPr>
+        <w:numPr>
+          <w:ilvl w:val="0"/>
+          <w:numId w:val="1005"/>
+        </w:numPr>
+        <w:pStyle w:val="Compact"/>
+      </w:pPr>
+      <w:r>
+        <w:t xml:space="preserve">Z. Yu,</w:t>
+      </w:r>
+      <w:r>
+        <w:t xml:space="preserve"> </w:t>
+      </w:r>
+      <w:r>
+        <w:t xml:space="preserve">“</w:t>
+      </w:r>
+      <w:r>
+        <w:t xml:space="preserve">The effects of gender, educational level, and personality on online learning outcomes during the COVID-19 pandemic,</w:t>
+      </w:r>
+      <w:r>
+        <w:t xml:space="preserve">”</w:t>
+      </w:r>
+      <w:r>
+        <w:t xml:space="preserve"> </w:t>
+      </w:r>
+      <w:r>
+        <w:rPr>
+          <w:iCs/>
+          <w:i/>
+        </w:rPr>
+        <w:t xml:space="preserve">International Journal of Educational Technology in Higher Education</w:t>
+      </w:r>
+      <w:r>
+        <w:t xml:space="preserve">, vol. 18, no. 1, Article 14, 2021. https://doi.org/10.1186/s41239-021-00252-3</w:t>
+      </w:r>
+    </w:p>
+    <w:bookmarkEnd w:id="51"/>
+    <w:bookmarkStart w:id="52" w:name="benchmark-meta-analyses-cited"/>
+    <w:p>
+      <w:pPr>
+        <w:pStyle w:val="Heading3"/>
+      </w:pPr>
+      <w:r>
+        <w:t xml:space="preserve">Benchmark meta-analyses cited</w:t>
       </w:r>
     </w:p>
     <w:p>
@@ -3464,19 +4474,32 @@
         <w:pStyle w:val="Compact"/>
       </w:pPr>
       <w:r>
-        <w:t xml:space="preserve">Source dataset:</w:t>
-      </w:r>
-      <w:r>
-        <w:t xml:space="preserve"> </w:t>
-      </w:r>
-      <w:r>
-        <w:rPr>
-          <w:rStyle w:val="VerbatimChar"/>
-        </w:rPr>
-        <w:t xml:space="preserve">metaanalysis/conference_submissions/inputs/studies.csv</w:t>
-      </w:r>
-      <w:r>
-        <w:t xml:space="preserve">.</w:t>
+        <w:t xml:space="preserve">S. Chen, A. C. K. Cheung, and Z. Zeng,</w:t>
+      </w:r>
+      <w:r>
+        <w:t xml:space="preserve"> </w:t>
+      </w:r>
+      <w:r>
+        <w:t xml:space="preserve">“</w:t>
+      </w:r>
+      <w:r>
+        <w:t xml:space="preserve">Big Five personality traits and university students’ academic performance: A meta-analysis,</w:t>
+      </w:r>
+      <w:r>
+        <w:t xml:space="preserve">”</w:t>
+      </w:r>
+      <w:r>
+        <w:t xml:space="preserve"> </w:t>
+      </w:r>
+      <w:r>
+        <w:rPr>
+          <w:iCs/>
+          <w:i/>
+        </w:rPr>
+        <w:t xml:space="preserve">Personality and Individual Differences</w:t>
+      </w:r>
+      <w:r>
+        <w:t xml:space="preserve">, vol. 240, 113163, 2025. https://doi.org/10.1016/j.paid.2025.113163</w:t>
       </w:r>
     </w:p>
     <w:p>
@@ -3488,79 +4511,517 @@
         <w:pStyle w:val="Compact"/>
       </w:pPr>
       <w:r>
-        <w:t xml:space="preserve">Hofstede table: encoded inline in the script.</w:t>
+        <w:t xml:space="preserve">S. Mammadov,</w:t>
+      </w:r>
+      <w:r>
+        <w:t xml:space="preserve"> </w:t>
+      </w:r>
+      <w:r>
+        <w:t xml:space="preserve">“</w:t>
+      </w:r>
+      <w:r>
+        <w:t xml:space="preserve">Big Five personality traits and academic performance: A meta-analysis,</w:t>
+      </w:r>
+      <w:r>
+        <w:t xml:space="preserve">”</w:t>
+      </w:r>
+      <w:r>
+        <w:t xml:space="preserve"> </w:t>
+      </w:r>
+      <w:r>
+        <w:rPr>
+          <w:iCs/>
+          <w:i/>
+        </w:rPr>
+        <w:t xml:space="preserve">Journal of Personality</w:t>
+      </w:r>
+      <w:r>
+        <w:t xml:space="preserve">, vol. 90, no. 2, pp. 222–255, 2022. https://doi.org/10.1111/jopy.12663</w:t>
+      </w:r>
+    </w:p>
+    <w:bookmarkEnd w:id="52"/>
+    <w:bookmarkStart w:id="53" w:name="Xaac596f6a4a5ff714fe3beb93a6b70517642967"/>
+    <w:p>
+      <w:pPr>
+        <w:pStyle w:val="Heading3"/>
+      </w:pPr>
+      <w:r>
+        <w:t xml:space="preserve">Hofstede framework and Big Five × culture linkages</w:t>
       </w:r>
     </w:p>
     <w:p>
       <w:pPr>
         <w:numPr>
           <w:ilvl w:val="0"/>
-          <w:numId w:val="1006"/>
+          <w:numId w:val="1007"/>
         </w:numPr>
         <w:pStyle w:val="Compact"/>
       </w:pPr>
       <w:r>
-        <w:t xml:space="preserve">Analysis script:</w:t>
-      </w:r>
-      <w:r>
-        <w:t xml:space="preserve"> </w:t>
-      </w:r>
-      <w:r>
-        <w:rPr>
-          <w:rStyle w:val="VerbatimChar"/>
-        </w:rPr>
-        <w:t xml:space="preserve">metaanalysis/conference_submissions/iceel/scripts/run_hofstede_meta.py</w:t>
-      </w:r>
-      <w:r>
-        <w:t xml:space="preserve">.</w:t>
+        <w:t xml:space="preserve">G. Hofstede,</w:t>
+      </w:r>
+      <w:r>
+        <w:t xml:space="preserve"> </w:t>
+      </w:r>
+      <w:r>
+        <w:rPr>
+          <w:iCs/>
+          <w:i/>
+        </w:rPr>
+        <w:t xml:space="preserve">Culture’s Consequences: Comparing Values, Behaviors, Institutions and Organizations across Nations</w:t>
+      </w:r>
+      <w:r>
+        <w:t xml:space="preserve">, 2nd ed., Sage Publications, 2001.</w:t>
       </w:r>
     </w:p>
     <w:p>
       <w:pPr>
         <w:numPr>
           <w:ilvl w:val="0"/>
-          <w:numId w:val="1006"/>
+          <w:numId w:val="1007"/>
         </w:numPr>
         <w:pStyle w:val="Compact"/>
       </w:pPr>
       <w:r>
-        <w:t xml:space="preserve">Result CSVs / MD:</w:t>
-      </w:r>
-      <w:r>
-        <w:t xml:space="preserve"> </w:t>
-      </w:r>
-      <w:r>
-        <w:rPr>
-          <w:rStyle w:val="VerbatimChar"/>
-        </w:rPr>
-        <w:t xml:space="preserve">metaanalysis/conference_submissions/iceel/results/{asia_subset_pools, hofstede_meta_regression, japan_synthesis, summary}</w:t>
-      </w:r>
-      <w:r>
-        <w:t xml:space="preserve">.</w:t>
+        <w:t xml:space="preserve">G. Hofstede,</w:t>
+      </w:r>
+      <w:r>
+        <w:t xml:space="preserve"> </w:t>
+      </w:r>
+      <w:r>
+        <w:t xml:space="preserve">“</w:t>
+      </w:r>
+      <w:r>
+        <w:t xml:space="preserve">Cultural differences in teaching and learning,</w:t>
+      </w:r>
+      <w:r>
+        <w:t xml:space="preserve">”</w:t>
+      </w:r>
+      <w:r>
+        <w:t xml:space="preserve"> </w:t>
+      </w:r>
+      <w:r>
+        <w:rPr>
+          <w:iCs/>
+          <w:i/>
+        </w:rPr>
+        <w:t xml:space="preserve">International Journal of Intercultural Relations</w:t>
+      </w:r>
+      <w:r>
+        <w:t xml:space="preserve">, vol. 10, no. 3, pp. 301–320, 1986. https://doi.org/10.1016/0147-1767(86)90015-5</w:t>
       </w:r>
     </w:p>
     <w:p>
       <w:pPr>
         <w:numPr>
           <w:ilvl w:val="0"/>
-          <w:numId w:val="1006"/>
+          <w:numId w:val="1007"/>
         </w:numPr>
         <w:pStyle w:val="Compact"/>
       </w:pPr>
       <w:r>
-        <w:t xml:space="preserve">Pooling primitives re-used from</w:t>
-      </w:r>
-      <w:r>
-        <w:t xml:space="preserve"> </w:t>
-      </w:r>
-      <w:r>
-        <w:rPr>
-          <w:rStyle w:val="VerbatimChar"/>
-        </w:rPr>
-        <w:t xml:space="preserve">metaanalysis/analysis/pool.py</w:t>
-      </w:r>
-      <w:r>
-        <w:t xml:space="preserve">.</w:t>
+        <w:t xml:space="preserve">G. Hofstede and R. R. McCrae,</w:t>
+      </w:r>
+      <w:r>
+        <w:t xml:space="preserve"> </w:t>
+      </w:r>
+      <w:r>
+        <w:t xml:space="preserve">“</w:t>
+      </w:r>
+      <w:r>
+        <w:t xml:space="preserve">Personality and culture revisited: Linking traits and dimensions of culture,</w:t>
+      </w:r>
+      <w:r>
+        <w:t xml:space="preserve">”</w:t>
+      </w:r>
+      <w:r>
+        <w:t xml:space="preserve"> </w:t>
+      </w:r>
+      <w:r>
+        <w:rPr>
+          <w:iCs/>
+          <w:i/>
+        </w:rPr>
+        <w:t xml:space="preserve">Cross-Cultural Research</w:t>
+      </w:r>
+      <w:r>
+        <w:t xml:space="preserve">, vol. 38, no. 1, pp. 52–88, 2004. https://doi.org/10.1177/1069397103259443</w:t>
+      </w:r>
+    </w:p>
+    <w:p>
+      <w:pPr>
+        <w:numPr>
+          <w:ilvl w:val="0"/>
+          <w:numId w:val="1007"/>
+        </w:numPr>
+        <w:pStyle w:val="Compact"/>
+      </w:pPr>
+      <w:r>
+        <w:t xml:space="preserve">Hofstede Insights,</w:t>
+      </w:r>
+      <w:r>
+        <w:t xml:space="preserve"> </w:t>
+      </w:r>
+      <w:r>
+        <w:t xml:space="preserve">“</w:t>
+      </w:r>
+      <w:r>
+        <w:t xml:space="preserve">Country comparison tool,</w:t>
+      </w:r>
+      <w:r>
+        <w:t xml:space="preserve">”</w:t>
+      </w:r>
+      <w:r>
+        <w:t xml:space="preserve"> </w:t>
+      </w:r>
+      <w:r>
+        <w:t xml:space="preserve">https://www.hofstede-insights.com/, accessed 2024 [website data source].</w:t>
+      </w:r>
+    </w:p>
+    <w:p>
+      <w:pPr>
+        <w:numPr>
+          <w:ilvl w:val="0"/>
+          <w:numId w:val="1007"/>
+        </w:numPr>
+        <w:pStyle w:val="Compact"/>
+      </w:pPr>
+      <w:r>
+        <w:t xml:space="preserve">J. Allik and R. R. McCrae,</w:t>
+      </w:r>
+      <w:r>
+        <w:t xml:space="preserve"> </w:t>
+      </w:r>
+      <w:r>
+        <w:t xml:space="preserve">“</w:t>
+      </w:r>
+      <w:r>
+        <w:t xml:space="preserve">Toward a geography of personality traits: Patterns of profiles across 36 cultures,</w:t>
+      </w:r>
+      <w:r>
+        <w:t xml:space="preserve">”</w:t>
+      </w:r>
+      <w:r>
+        <w:t xml:space="preserve"> </w:t>
+      </w:r>
+      <w:r>
+        <w:rPr>
+          <w:iCs/>
+          <w:i/>
+        </w:rPr>
+        <w:t xml:space="preserve">Journal of Cross-Cultural Psychology</w:t>
+      </w:r>
+      <w:r>
+        <w:t xml:space="preserve">, vol. 35, no. 1, pp. 13–28, 2004. https://doi.org/10.1177/0022022103260382</w:t>
+      </w:r>
+    </w:p>
+    <w:p>
+      <w:pPr>
+        <w:numPr>
+          <w:ilvl w:val="0"/>
+          <w:numId w:val="1007"/>
+        </w:numPr>
+        <w:pStyle w:val="Compact"/>
+      </w:pPr>
+      <w:r>
+        <w:t xml:space="preserve">R. R. McCrae and A. Terracciano,</w:t>
+      </w:r>
+      <w:r>
+        <w:t xml:space="preserve"> </w:t>
+      </w:r>
+      <w:r>
+        <w:t xml:space="preserve">“</w:t>
+      </w:r>
+      <w:r>
+        <w:t xml:space="preserve">Universal features of personality traits from the observer’s perspective: Data from 50 cultures,</w:t>
+      </w:r>
+      <w:r>
+        <w:t xml:space="preserve">”</w:t>
+      </w:r>
+      <w:r>
+        <w:t xml:space="preserve"> </w:t>
+      </w:r>
+      <w:r>
+        <w:rPr>
+          <w:iCs/>
+          <w:i/>
+        </w:rPr>
+        <w:t xml:space="preserve">Journal of Personality and Social Psychology</w:t>
+      </w:r>
+      <w:r>
+        <w:t xml:space="preserve">, vol. 88, no. 3, pp. 547–561, 2005. https://doi.org/10.1037/0022-3514.88.3.547</w:t>
+      </w:r>
+    </w:p>
+    <w:p>
+      <w:pPr>
+        <w:numPr>
+          <w:ilvl w:val="0"/>
+          <w:numId w:val="1007"/>
+        </w:numPr>
+        <w:pStyle w:val="Compact"/>
+      </w:pPr>
+      <w:r>
+        <w:t xml:space="preserve">D. P. Schmitt, J. Allik, R. R. McCrae, and V. Benet-Martínez,</w:t>
+      </w:r>
+      <w:r>
+        <w:t xml:space="preserve"> </w:t>
+      </w:r>
+      <w:r>
+        <w:t xml:space="preserve">“</w:t>
+      </w:r>
+      <w:r>
+        <w:t xml:space="preserve">The geographic distribution of Big Five personality traits: Patterns and profiles of human self-description across 56 nations,</w:t>
+      </w:r>
+      <w:r>
+        <w:t xml:space="preserve">”</w:t>
+      </w:r>
+      <w:r>
+        <w:t xml:space="preserve"> </w:t>
+      </w:r>
+      <w:r>
+        <w:rPr>
+          <w:iCs/>
+          <w:i/>
+        </w:rPr>
+        <w:t xml:space="preserve">Journal of Cross-Cultural Psychology</w:t>
+      </w:r>
+      <w:r>
+        <w:t xml:space="preserve">, vol. 38, no. 2, pp. 173–212, 2007. https://doi.org/10.1177/0022022106297299</w:t>
+      </w:r>
+    </w:p>
+    <w:p>
+      <w:pPr>
+        <w:numPr>
+          <w:ilvl w:val="0"/>
+          <w:numId w:val="1007"/>
+        </w:numPr>
+        <w:pStyle w:val="Compact"/>
+      </w:pPr>
+      <w:r>
+        <w:t xml:space="preserve">L. A. Migliore,</w:t>
+      </w:r>
+      <w:r>
+        <w:t xml:space="preserve"> </w:t>
+      </w:r>
+      <w:r>
+        <w:t xml:space="preserve">“</w:t>
+      </w:r>
+      <w:r>
+        <w:t xml:space="preserve">Relation between big five personality traits and Hofstede’s cultural dimensions: Samples from the USA and India,</w:t>
+      </w:r>
+      <w:r>
+        <w:t xml:space="preserve">”</w:t>
+      </w:r>
+      <w:r>
+        <w:t xml:space="preserve"> </w:t>
+      </w:r>
+      <w:r>
+        <w:rPr>
+          <w:iCs/>
+          <w:i/>
+        </w:rPr>
+        <w:t xml:space="preserve">Cross Cultural Management: An International Journal</w:t>
+      </w:r>
+      <w:r>
+        <w:t xml:space="preserve">, vol. 18, no. 1, pp. 38–54, 2011. https://doi.org/10.1108/13527601111104287</w:t>
+      </w:r>
+    </w:p>
+    <w:p>
+      <w:pPr>
+        <w:numPr>
+          <w:ilvl w:val="0"/>
+          <w:numId w:val="1007"/>
+        </w:numPr>
+        <w:pStyle w:val="Compact"/>
+      </w:pPr>
+      <w:r>
+        <w:t xml:space="preserve">F. M. Cheung, S. F. Cheung, S. Wada, and J. Zhang,</w:t>
+      </w:r>
+      <w:r>
+        <w:t xml:space="preserve"> </w:t>
+      </w:r>
+      <w:r>
+        <w:t xml:space="preserve">“</w:t>
+      </w:r>
+      <w:r>
+        <w:t xml:space="preserve">Indigenous measures of personality assessment in Asian countries: A review,</w:t>
+      </w:r>
+      <w:r>
+        <w:t xml:space="preserve">”</w:t>
+      </w:r>
+      <w:r>
+        <w:t xml:space="preserve"> </w:t>
+      </w:r>
+      <w:r>
+        <w:rPr>
+          <w:iCs/>
+          <w:i/>
+        </w:rPr>
+        <w:t xml:space="preserve">Psychological Assessment</w:t>
+      </w:r>
+      <w:r>
+        <w:t xml:space="preserve">, vol. 15, no. 3, pp. 280–289, 2003. https://doi.org/10.1037/1040-3590.15.3.280</w:t>
+      </w:r>
+    </w:p>
+    <w:p>
+      <w:pPr>
+        <w:numPr>
+          <w:ilvl w:val="0"/>
+          <w:numId w:val="1007"/>
+        </w:numPr>
+        <w:pStyle w:val="Compact"/>
+      </w:pPr>
+      <w:r>
+        <w:t xml:space="preserve">R. Lynn and T. Martin,</w:t>
+      </w:r>
+      <w:r>
+        <w:t xml:space="preserve"> </w:t>
+      </w:r>
+      <w:r>
+        <w:t xml:space="preserve">“</w:t>
+      </w:r>
+      <w:r>
+        <w:t xml:space="preserve">National differences for thirty-seven nations in extraversion, neuroticism, psychoticism and economic, demographic and other correlates,</w:t>
+      </w:r>
+      <w:r>
+        <w:t xml:space="preserve">”</w:t>
+      </w:r>
+      <w:r>
+        <w:t xml:space="preserve"> </w:t>
+      </w:r>
+      <w:r>
+        <w:rPr>
+          <w:iCs/>
+          <w:i/>
+        </w:rPr>
+        <w:t xml:space="preserve">Personality and Individual Differences</w:t>
+      </w:r>
+      <w:r>
+        <w:t xml:space="preserve">, vol. 19, no. 3, pp. 403–406, 1995. https://doi.org/10.1016/0191-8869(95)00054-A</w:t>
+      </w:r>
+    </w:p>
+    <w:p>
+      <w:pPr>
+        <w:numPr>
+          <w:ilvl w:val="0"/>
+          <w:numId w:val="1007"/>
+        </w:numPr>
+        <w:pStyle w:val="Compact"/>
+      </w:pPr>
+      <w:r>
+        <w:t xml:space="preserve">B. McSweeney,</w:t>
+      </w:r>
+      <w:r>
+        <w:t xml:space="preserve"> </w:t>
+      </w:r>
+      <w:r>
+        <w:t xml:space="preserve">“</w:t>
+      </w:r>
+      <w:r>
+        <w:t xml:space="preserve">Hofstede’s model of national cultural differences and their consequences: A triumph of faith — a failure of analysis,</w:t>
+      </w:r>
+      <w:r>
+        <w:t xml:space="preserve">”</w:t>
+      </w:r>
+      <w:r>
+        <w:t xml:space="preserve"> </w:t>
+      </w:r>
+      <w:r>
+        <w:rPr>
+          <w:iCs/>
+          <w:i/>
+        </w:rPr>
+        <w:t xml:space="preserve">Human Relations</w:t>
+      </w:r>
+      <w:r>
+        <w:t xml:space="preserve">, vol. 55, no. 1, pp. 89–118, 2002. https://doi.org/10.1177/0018726702551004</w:t>
+      </w:r>
+    </w:p>
+    <w:p>
+      <w:pPr>
+        <w:numPr>
+          <w:ilvl w:val="0"/>
+          <w:numId w:val="1007"/>
+        </w:numPr>
+        <w:pStyle w:val="Compact"/>
+      </w:pPr>
+      <w:r>
+        <w:t xml:space="preserve">M. Minkov and G. Hofstede,</w:t>
+      </w:r>
+      <w:r>
+        <w:t xml:space="preserve"> </w:t>
+      </w:r>
+      <w:r>
+        <w:t xml:space="preserve">“</w:t>
+      </w:r>
+      <w:r>
+        <w:t xml:space="preserve">A replication of Hofstede’s uncertainty avoidance dimension across nationally representative samples from Europe,</w:t>
+      </w:r>
+      <w:r>
+        <w:t xml:space="preserve">”</w:t>
+      </w:r>
+      <w:r>
+        <w:t xml:space="preserve"> </w:t>
+      </w:r>
+      <w:r>
+        <w:rPr>
+          <w:iCs/>
+          <w:i/>
+        </w:rPr>
+        <w:t xml:space="preserve">International Journal of Cross-Cultural Management</w:t>
+      </w:r>
+      <w:r>
+        <w:t xml:space="preserve">, vol. 14, no. 1, pp. 7–22, 2014. https://doi.org/10.1177/1470595814521600</w:t>
+      </w:r>
+    </w:p>
+    <w:bookmarkEnd w:id="53"/>
+    <w:bookmarkStart w:id="54" w:name="authors-own-preprint"/>
+    <w:p>
+      <w:pPr>
+        <w:pStyle w:val="Heading3"/>
+      </w:pPr>
+      <w:r>
+        <w:t xml:space="preserve">Author’s own preprint</w:t>
+      </w:r>
+    </w:p>
+    <w:p>
+      <w:pPr>
+        <w:numPr>
+          <w:ilvl w:val="0"/>
+          <w:numId w:val="1008"/>
+        </w:numPr>
+        <w:pStyle w:val="Compact"/>
+      </w:pPr>
+      <w:r>
+        <w:t xml:space="preserve">E. Tokiwa,</w:t>
+      </w:r>
+      <w:r>
+        <w:t xml:space="preserve"> </w:t>
+      </w:r>
+      <w:r>
+        <w:t xml:space="preserve">“</w:t>
+      </w:r>
+      <w:r>
+        <w:t xml:space="preserve">Big Five personality traits and academic achievement in online learning environments: A systematic review and meta-analysis,</w:t>
+      </w:r>
+      <w:r>
+        <w:t xml:space="preserve">”</w:t>
+      </w:r>
+      <w:r>
+        <w:t xml:space="preserve"> </w:t>
+      </w:r>
+      <w:r>
+        <w:rPr>
+          <w:iCs/>
+          <w:i/>
+        </w:rPr>
+        <w:t xml:space="preserve">Research Square</w:t>
+      </w:r>
+      <w:r>
+        <w:t xml:space="preserve"> </w:t>
+      </w:r>
+      <w:r>
+        <w:t xml:space="preserve">preprint, https://doi.org/10.21203/rs.3.rs-9513298/v1, 2026.</w:t>
       </w:r>
     </w:p>
     <w:p>
@@ -3570,6 +5031,132 @@
         </w:pict>
       </w:r>
     </w:p>
+    <w:bookmarkEnd w:id="54"/>
+    <w:bookmarkEnd w:id="55"/>
+    <w:bookmarkStart w:id="56" w:name="appendix-a.-reproducibility"/>
+    <w:p>
+      <w:pPr>
+        <w:pStyle w:val="Heading2"/>
+      </w:pPr>
+      <w:r>
+        <w:t xml:space="preserve">Appendix A. Reproducibility</w:t>
+      </w:r>
+    </w:p>
+    <w:p>
+      <w:pPr>
+        <w:numPr>
+          <w:ilvl w:val="0"/>
+          <w:numId w:val="1009"/>
+        </w:numPr>
+        <w:pStyle w:val="Compact"/>
+      </w:pPr>
+      <w:r>
+        <w:t xml:space="preserve">Source dataset:</w:t>
+      </w:r>
+      <w:r>
+        <w:t xml:space="preserve"> </w:t>
+      </w:r>
+      <w:r>
+        <w:rPr>
+          <w:rStyle w:val="VerbatimChar"/>
+        </w:rPr>
+        <w:t xml:space="preserve">metaanalysis/conference_submissions/inputs/studies.csv</w:t>
+      </w:r>
+      <w:r>
+        <w:t xml:space="preserve">.</w:t>
+      </w:r>
+    </w:p>
+    <w:p>
+      <w:pPr>
+        <w:numPr>
+          <w:ilvl w:val="0"/>
+          <w:numId w:val="1009"/>
+        </w:numPr>
+        <w:pStyle w:val="Compact"/>
+      </w:pPr>
+      <w:r>
+        <w:t xml:space="preserve">Hofstede table: encoded inline in the script.</w:t>
+      </w:r>
+    </w:p>
+    <w:p>
+      <w:pPr>
+        <w:numPr>
+          <w:ilvl w:val="0"/>
+          <w:numId w:val="1009"/>
+        </w:numPr>
+        <w:pStyle w:val="Compact"/>
+      </w:pPr>
+      <w:r>
+        <w:t xml:space="preserve">Analysis script:</w:t>
+      </w:r>
+      <w:r>
+        <w:t xml:space="preserve"> </w:t>
+      </w:r>
+      <w:r>
+        <w:rPr>
+          <w:rStyle w:val="VerbatimChar"/>
+        </w:rPr>
+        <w:t xml:space="preserve">metaanalysis/conference_submissions/iceel/scripts/run_hofstede_meta.py</w:t>
+      </w:r>
+      <w:r>
+        <w:t xml:space="preserve">.</w:t>
+      </w:r>
+    </w:p>
+    <w:p>
+      <w:pPr>
+        <w:numPr>
+          <w:ilvl w:val="0"/>
+          <w:numId w:val="1009"/>
+        </w:numPr>
+        <w:pStyle w:val="Compact"/>
+      </w:pPr>
+      <w:r>
+        <w:t xml:space="preserve">Result CSVs / MD:</w:t>
+      </w:r>
+      <w:r>
+        <w:t xml:space="preserve"> </w:t>
+      </w:r>
+      <w:r>
+        <w:rPr>
+          <w:rStyle w:val="VerbatimChar"/>
+        </w:rPr>
+        <w:t xml:space="preserve">metaanalysis/conference_submissions/iceel/results/{asia_subset_pools, hofstede_meta_regression, japan_synthesis, summary}</w:t>
+      </w:r>
+      <w:r>
+        <w:t xml:space="preserve">.</w:t>
+      </w:r>
+    </w:p>
+    <w:p>
+      <w:pPr>
+        <w:numPr>
+          <w:ilvl w:val="0"/>
+          <w:numId w:val="1009"/>
+        </w:numPr>
+        <w:pStyle w:val="Compact"/>
+      </w:pPr>
+      <w:r>
+        <w:t xml:space="preserve">Pooling primitives re-used from</w:t>
+      </w:r>
+      <w:r>
+        <w:t xml:space="preserve"> </w:t>
+      </w:r>
+      <w:r>
+        <w:rPr>
+          <w:rStyle w:val="VerbatimChar"/>
+        </w:rPr>
+        <w:t xml:space="preserve">metaanalysis/analysis/pool.py</w:t>
+      </w:r>
+      <w:r>
+        <w:t xml:space="preserve">.</w:t>
+      </w:r>
+    </w:p>
+    <w:p>
+      <w:r>
+        <w:pict>
+          <v:rect style="width:0;height:1.5pt" o:hralign="center" o:hrstd="t" o:hr="t"/>
+        </w:pict>
+      </w:r>
+    </w:p>
     <w:p>
       <w:pPr>
         <w:pStyle w:val="FirstParagraph"/>
@@ -3582,8 +5169,8 @@
         <w:t xml:space="preserve">End of manuscript draft. Approximately 2,800 words.</w:t>
       </w:r>
     </w:p>
-    <w:bookmarkEnd w:id="54"/>
-    <w:bookmarkEnd w:id="55"/>
+    <w:bookmarkEnd w:id="56"/>
+    <w:bookmarkEnd w:id="57"/>
     <w:sectPr/>
   </w:body>
 </w:document>
@@ -3760,6 +5347,91 @@
     <w:lvl w:ilvl="8">
       <w:numFmt w:val="bullet"/>
       <w:lvlText w:val="•"/>
+      <w:lvlJc w:val="left"/>
+      <w:pPr>
+        <w:ind w:left="6480" w:hanging="480"/>
+      </w:pPr>
+    </w:lvl>
+  </w:abstractNum>
+  <w:abstractNum w:abstractNumId="99411">
+    <w:nsid w:val="A99411"/>
+    <w:multiLevelType w:val="multilevel"/>
+    <w:lvl w:ilvl="0">
+      <w:start w:val="1"/>
+      <w:numFmt w:val="decimal"/>
+      <w:lvlText w:val="%1."/>
+      <w:lvlJc w:val="left"/>
+      <w:pPr>
+        <w:ind w:left="720" w:hanging="480"/>
+      </w:pPr>
+    </w:lvl>
+    <w:lvl w:ilvl="1">
+      <w:start w:val="1"/>
+      <w:numFmt w:val="decimal"/>
+      <w:lvlText w:val="%2."/>
+      <w:lvlJc w:val="left"/>
+      <w:pPr>
+        <w:ind w:left="1440" w:hanging="480"/>
+      </w:pPr>
+    </w:lvl>
+    <w:lvl w:ilvl="2">
+      <w:start w:val="1"/>
+      <w:numFmt w:val="decimal"/>
+      <w:lvlText w:val="%3."/>
+      <w:lvlJc w:val="left"/>
+      <w:pPr>
+        <w:ind w:left="2160" w:hanging="480"/>
+      </w:pPr>
+    </w:lvl>
+    <w:lvl w:ilvl="3">
+      <w:start w:val="1"/>
+      <w:numFmt w:val="decimal"/>
+      <w:lvlText w:val="%4."/>
+      <w:lvlJc w:val="left"/>
+      <w:pPr>
+        <w:ind w:left="2880" w:hanging="480"/>
+      </w:pPr>
+    </w:lvl>
+    <w:lvl w:ilvl="4">
+      <w:start w:val="1"/>
+      <w:numFmt w:val="decimal"/>
+      <w:lvlText w:val="%5."/>
+      <w:lvlJc w:val="left"/>
+      <w:pPr>
+        <w:ind w:left="3600" w:hanging="480"/>
+      </w:pPr>
+    </w:lvl>
+    <w:lvl w:ilvl="5">
+      <w:start w:val="1"/>
+      <w:numFmt w:val="decimal"/>
+      <w:lvlText w:val="%6."/>
+      <w:lvlJc w:val="left"/>
+      <w:pPr>
+        <w:ind w:left="4320" w:hanging="480"/>
+      </w:pPr>
+    </w:lvl>
+    <w:lvl w:ilvl="6">
+      <w:start w:val="1"/>
+      <w:numFmt w:val="decimal"/>
+      <w:lvlText w:val="%7."/>
+      <w:lvlJc w:val="left"/>
+      <w:pPr>
+        <w:ind w:left="5040" w:hanging="480"/>
+      </w:pPr>
+    </w:lvl>
+    <w:lvl w:ilvl="7">
+      <w:start w:val="1"/>
+      <w:numFmt w:val="decimal"/>
+      <w:lvlText w:val="%8."/>
+      <w:lvlJc w:val="left"/>
+      <w:pPr>
+        <w:ind w:left="5760" w:hanging="480"/>
+      </w:pPr>
+    </w:lvl>
+    <w:lvl w:ilvl="8">
+      <w:start w:val="1"/>
+      <w:numFmt w:val="decimal"/>
+      <w:lvlText w:val="%9."/>
       <w:lvlJc w:val="left"/>
       <w:pPr>
         <w:ind w:left="6480" w:hanging="480"/>
@@ -3779,12 +5451,48 @@
     <w:abstractNumId w:val="991"/>
   </w:num>
   <w:num w:numId="1004">
-    <w:abstractNumId w:val="991"/>
+    <w:abstractNumId w:val="99411"/>
+    <w:lvlOverride w:ilvl="0">
+      <w:startOverride w:val="1"/>
+    </w:lvlOverride>
+    <w:lvlOverride w:ilvl="1">
+      <w:startOverride w:val="1"/>
+    </w:lvlOverride>
+    <w:lvlOverride w:ilvl="2">
+      <w:startOverride w:val="1"/>
+    </w:lvlOverride>
+    <w:lvlOverride w:ilvl="3">
+      <w:startOverride w:val="1"/>
+    </w:lvlOverride>
+    <w:lvlOverride w:ilvl="4">
+      <w:startOverride w:val="1"/>
+    </w:lvlOverride>
+    <w:lvlOverride w:ilvl="5">
+      <w:startOverride w:val="1"/>
+    </w:lvlOverride>
+    <w:lvlOverride w:ilvl="6">
+      <w:startOverride w:val="1"/>
+    </w:lvlOverride>
+    <w:lvlOverride w:ilvl="7">
+      <w:startOverride w:val="1"/>
+    </w:lvlOverride>
+    <w:lvlOverride w:ilvl="8">
+      <w:startOverride w:val="1"/>
+    </w:lvlOverride>
   </w:num>
   <w:num w:numId="1005">
     <w:abstractNumId w:val="991"/>
   </w:num>
   <w:num w:numId="1006">
+    <w:abstractNumId w:val="991"/>
+  </w:num>
+  <w:num w:numId="1007">
+    <w:abstractNumId w:val="991"/>
+  </w:num>
+  <w:num w:numId="1008">
+    <w:abstractNumId w:val="991"/>
+  </w:num>
+  <w:num w:numId="1009">
     <w:abstractNumId w:val="991"/>
   </w:num>
 </w:numbering>

--- a/metaanalysis/conference_submissions/iceel/full_paper.docx
+++ b/metaanalysis/conference_submissions/iceel/full_paper.docx
@@ -2,7 +2,7 @@
 <file path=word/document.xml><?xml version="1.0" encoding="utf-8"?>
 <w:document xmlns:w="http://schemas.openxmlformats.org/wordprocessingml/2006/main" xmlns:m="http://schemas.openxmlformats.org/officeDocument/2006/math" xmlns:r="http://schemas.openxmlformats.org/officeDocument/2006/relationships" xmlns:o="urn:schemas-microsoft-com:office:office" xmlns:v="urn:schemas-microsoft-com:vml" xmlns:w10="urn:schemas-microsoft-com:office:word" xmlns:a="http://schemas.openxmlformats.org/drawingml/2006/main" xmlns:pic="http://schemas.openxmlformats.org/drawingml/2006/picture" xmlns:wp="http://schemas.openxmlformats.org/drawingml/2006/wordprocessingDrawing">
   <w:body>
-    <w:bookmarkStart w:id="57" w:name="X37466e2f36ed89febc4801124819a3c2ad05d06"/>
+    <w:bookmarkStart w:id="55" w:name="X37466e2f36ed89febc4801124819a3c2ad05d06"/>
     <w:p>
       <w:pPr>
         <w:pStyle w:val="Heading1"/>
@@ -139,7 +139,7 @@
         <w:pStyle w:val="FirstParagraph"/>
       </w:pPr>
       <w:r>
-        <w:t xml:space="preserve">The parent meta-analysis (Research Square preprint, DOI 10.21203/rs.3.rs-9513298/v1) reports a binary Region moderator (Asia vs non-Asia) with Extraversion × Region highly significant (Q_between = 46.43, p &lt; .001; Asian r = −0.131 vs non-Asian r = +0.050). The within-Asia heterogeneity producing this contrast is not decomposed in the preprint. The present paper attaches Hofstede 6-D cultural-dimensions scores at the country level (PDI, IDV, MAS, UAI, LTO, IND) and tests, in the Asian subset (k = 2 with extractable Pearson r: A-28 Yu, China; A-31 Rivers, Japan; plus A-25 Tokiwa, Japan, in narrative synthesis), whether the observed Big Five — outcome direction in Japan studies matches the directions Hofstede &amp; McCrae (2004) predict from Japan’s dimensional profile. With k = 2 the Hofstede meta-regression has zero residual degrees of freedom and slopes are descriptive only. The Asian-subset pooled correlations replicate the preprint exactly (C r = 0.111; E r = −0.131; N r = 0.089). The Japan-direction-match analysis (Table 4) yields</w:t>
+        <w:t xml:space="preserve">The parent meta-analysis (Research Square preprint, DOI 10.21203/rs.3.rs-9513298/v1) reports a binary Region moderator with Extraversion × Region highly significant (Q_between = 46.43, p &lt; .001; Asian r = −0.131 vs non-Asian r = +0.050). The within-Asia heterogeneity is not decomposed in the preprint. The present paper attaches Hofstede 6-D scores and tests, in the Asian subset (k = 2 with extractable r: A-28 Yu, China; A-31 Rivers, Japan; plus A-25 Tokiwa, Japan, in narrative synthesis), whether observed Big Five — outcome direction in Japan studies matches Hofstede &amp; McCrae (2004) predictions for Japan. Pooled correlations replicate the preprint (C r = 0.111; E r = −0.131; N r = 0.089). The direction-match analysis (Table 4) yields</w:t>
       </w:r>
       <w:r>
         <w:t xml:space="preserve"> </w:t>
@@ -149,10 +149,10 @@
           <w:bCs/>
           <w:b/>
         </w:rPr>
-        <w:t xml:space="preserve">3 of 5 traits matching Hofstede &amp; McCrae (2004) predictions</w:t>
-      </w:r>
-      <w:r>
-        <w:t xml:space="preserve">: C+ (Power Distance r = .43), E− (Individualism r = .39), and most notably</w:t>
+        <w:t xml:space="preserve">3 of 5 trait matches</w:t>
+      </w:r>
+      <w:r>
+        <w:t xml:space="preserve">: C+ (HM04 PDI-C r = .43), E− (HM04 IDV-E r = .39), and most notably</w:t>
       </w:r>
       <w:r>
         <w:t xml:space="preserve"> </w:t>
@@ -184,7 +184,7 @@
         <w:t xml:space="preserve"> </w:t>
       </w:r>
       <w:r>
-        <w:t xml:space="preserve">Japan studies and doubly predicted by Japan’s very high Uncertainty Avoidance (UAI = 92, HM04 r = .31) and very high Masculinity (MAS = 95, HM04 r = .30). The Agreeableness mismatch (predicted −, observed +) suggests that online-learning</w:t>
+        <w:t xml:space="preserve">Japan studies and doubly predicted by Japan’s very high Uncertainty Avoidance (UAI = 92, HM04 r = .31) and Masculinity (MAS = 95, HM04 r = .30). The Agreeableness mismatch (predicted −, observed +) suggests online-learning</w:t>
       </w:r>
       <w:r>
         <w:t xml:space="preserve"> </w:t>
@@ -200,7 +200,7 @@
         <w:t xml:space="preserve"> </w:t>
       </w:r>
       <w:r>
-        <w:t xml:space="preserve">A engagement may decouple from population trait-level A. A second-order finding is instrument heterogeneity (60-item BFI-2-J vs 10-item TIPI-J) as a major confound that future Japan-specific syntheses cannot ignore.</w:t>
+        <w:t xml:space="preserve">A engagement may decouple from population trait-level A. A second-order finding is instrument heterogeneity (BFI-2-J vs TIPI-J) as a confound future Japan-specific syntheses cannot ignore.</w:t>
       </w:r>
     </w:p>
     <w:p>
@@ -240,7 +240,7 @@
         <w:pStyle w:val="FirstParagraph"/>
       </w:pPr>
       <w:r>
-        <w:t xml:space="preserve">The Big Five — academic-achievement link is robust at the trait level but is increasingly recognised as conditional on cultural context. Mammadov (2022) flagged Asian samples as showing systematically different patterns from Euro-North-American samples, with Conscientiousness amplified in some Asian sub-populations (rho up to .35 in his Asian-only subgroup) and Extraversion sometimes inverted. Chen, Cheung, and Zeng (2025) — the most recent university-only Big Five — academic-performance meta-analysis (k = 84, N = 46,729; coverage 1995 — 2024) — confirms the smaller and more variable Extraversion effect (r = .076 across all samples, with substantial between-region heterogeneity). The trait-activation framing therefore has empirical legs even if the within-Asia structure has not been decomposed.</w:t>
+        <w:t xml:space="preserve">The Big Five – academic-achievement link is robust at the trait level (Poropat 2009; Mammadov 2022; Chen, Cheung, &amp; Zeng 2025) but is increasingly recognised as culturally conditional, with Mammadov flagging Asian samples as showing amplified Conscientiousness and sometimes inverted Extraversion. The parent preprint (Tokiwa, 2026, DOI 10.21203/rs.3.rs-9513298/v1) confirms a binary Asia / non-Asia contrast with Extraversion × Region the headline (Q_between = 46.43, p &lt; .001; Asian r = −0.131 vs non-Asian r = +0.050) but does not decompose the Asian bin into its country-level constituents — even though Japan, China, Korea, and Taiwan differ sharply on Hofstede Power Distance, UAI, MAS, and IND scores (Hofstede Insights 2024).</w:t>
       </w:r>
     </w:p>
     <w:p>
@@ -248,7 +248,7 @@
         <w:pStyle w:val="BodyText"/>
       </w:pPr>
       <w:r>
-        <w:t xml:space="preserve">The parent preprint (Tokiwa, 2026, Research Square preprint DOI 10.21203/rs.3.rs-9513298/v1) confirms the binary Asia / non-Asia contrast at the trait-by-region level, with</w:t>
+        <w:t xml:space="preserve">This paper asks:</w:t>
       </w:r>
       <w:r>
         <w:t xml:space="preserve"> </w:t>
@@ -258,73 +258,59 @@
           <w:bCs/>
           <w:b/>
         </w:rPr>
-        <w:t xml:space="preserve">Extraversion x Region</w:t>
-      </w:r>
-      <w:r>
-        <w:t xml:space="preserve"> </w:t>
-      </w:r>
-      <w:r>
-        <w:t xml:space="preserve">the headline finding (Q_between = 46.43, p &lt; .001; Asian samples r = -0.131 vs non-Asian r = +0.050). What the preprint does not do is decompose the Asian bin into its country-level constituents. Yet</w:t>
-      </w:r>
-      <w:r>
-        <w:t xml:space="preserve"> </w:t>
-      </w:r>
-      <w:r>
-        <w:t xml:space="preserve">“</w:t>
-      </w:r>
-      <w:r>
-        <w:t xml:space="preserve">Asia</w:t>
-      </w:r>
-      <w:r>
-        <w:t xml:space="preserve">”</w:t>
-      </w:r>
-      <w:r>
-        <w:t xml:space="preserve"> </w:t>
-      </w:r>
-      <w:r>
-        <w:t xml:space="preserve">is heterogeneous in cultural terms: Japan and China are nominally collectivist but differ sharply on Power Distance, Indulgence, and Uncertainty Avoidance (Hofstede Insights 2024); Korea and Taiwan add further variation; the within-region structure is meaningful and theoretically interesting.</w:t>
-      </w:r>
-    </w:p>
-    <w:p>
-      <w:pPr>
-        <w:pStyle w:val="BodyText"/>
-      </w:pPr>
-      <w:r>
-        <w:t xml:space="preserve">This paper asks a simple question:</w:t>
-      </w:r>
-      <w:r>
-        <w:t xml:space="preserve"> </w:t>
+        <w:t xml:space="preserve">once you decompose the Asia bin, do Hofstede cultural dimensions predict the</w:t>
       </w:r>
       <w:r>
         <w:rPr>
           <w:bCs/>
           <w:b/>
         </w:rPr>
-        <w:t xml:space="preserve">once you decompose the Asia bin, do Hofstede cultural dimensions predict trait — achievement correlations within Asia?</w:t>
-      </w:r>
-    </w:p>
-    <w:p>
-      <w:pPr>
-        <w:pStyle w:val="BodyText"/>
-      </w:pPr>
-      <w:r>
-        <w:t xml:space="preserve">The answer, given the present corpus, is preliminary and methodological. The Asian primary-pool subset has only k = 2 studies that contribute extractable Pearson correlations (A-28 Yu, China; A-31 Rivers, Japan). A 2-parameter regression on k = 2 has zero residual degrees of freedom; slopes can be computed but no inference is possible. We therefore reframe the paper not as a confirmatory cultural-dimensions test but as a</w:t>
-      </w:r>
-      <w:r>
         <w:t xml:space="preserve"> </w:t>
       </w:r>
       <w:r>
         <w:rPr>
           <w:iCs/>
           <w:i/>
-        </w:rPr>
-        <w:t xml:space="preserve">methodological documentation</w:t>
-      </w:r>
-      <w:r>
-        <w:t xml:space="preserve"> </w:t>
-      </w:r>
-      <w:r>
-        <w:t xml:space="preserve">that the binary Asia / non-Asia contrast in the parent preprint conceals a within-Asia structure that the field’s current evidence base is too thin to resolve.</w:t>
+          <w:bCs/>
+          <w:b/>
+        </w:rPr>
+        <w:t xml:space="preserve">direction</w:t>
+      </w:r>
+      <w:r>
+        <w:rPr>
+          <w:bCs/>
+          <w:b/>
+        </w:rPr>
+        <w:t xml:space="preserve"> </w:t>
+      </w:r>
+      <w:r>
+        <w:rPr>
+          <w:bCs/>
+          <w:b/>
+        </w:rPr>
+        <w:t xml:space="preserve">of Big Five – achievement correlations within Asia?</w:t>
+      </w:r>
+      <w:r>
+        <w:t xml:space="preserve"> </w:t>
+      </w:r>
+      <w:r>
+        <w:t xml:space="preserve">With only k = 2 Asian primary-pool studies contributing extractable r (A-28 Yu, China; A-31 Rivers, Japan), no inference is possible from the meta-regression. We therefore reframe the analysis as a Hofstede direction-prediction match against the two Japan-based studies (Tokiwa 2025 K-12, Rivers 2021 UG; Hofstede &amp; McCrae 2004 trait-dimension correlations as the prediction source). The headline finding is a 3-of-5 trait direction-match, with the Neuroticism positive direction in</w:t>
+      </w:r>
+      <w:r>
+        <w:t xml:space="preserve"> </w:t>
+      </w:r>
+      <w:r>
+        <w:rPr>
+          <w:iCs/>
+          <w:i/>
+        </w:rPr>
+        <w:t xml:space="preserve">both</w:t>
+      </w:r>
+      <w:r>
+        <w:t xml:space="preserve"> </w:t>
+      </w:r>
+      <w:r>
+        <w:t xml:space="preserve">Japan studies opposite to the Western pattern and doubly predicted by Japan’s very high UAI and MAS.</w:t>
       </w:r>
     </w:p>
     <w:p>
@@ -358,7 +344,7 @@
         <w:pStyle w:val="FirstParagraph"/>
       </w:pPr>
       <w:r>
-        <w:t xml:space="preserve">Hofstede’s (2001) 2nd-edition model — building on the original 4-dimensional 1970s IBM-employee study and incorporating subsequent 5-D and 6-D extensions (latest scores: Hofstede Insights, 2024) — operationalises national culture in terms of Power Distance (PDI), Individualism (IDV), Masculinity (MAS), Uncertainty Avoidance (UAI), Long-Term Orientation (LTO), and Indulgence (IND). The framework is widely critiqued — most pointedly by Minkov &amp; Hofstede (2014) and McSweeney (2002) — for ecological-fallacy risk and for the 1970s IBM-sample provenance. We use Hofstede here as country-level proxies for shared cultural orientation that may correlate with research-relevant moderators of personality–achievement effects, with full acknowledgement of these limitations.</w:t>
+        <w:t xml:space="preserve">Hofstede’s (2001) 2nd-edition model operationalises national culture in 6 dimensions — Power Distance (PDI), Individualism (IDV), Masculinity (MAS), Uncertainty Avoidance (UAI), Long-Term Orientation (LTO), Indulgence (IND); latest scores from Hofstede Insights (2024). Critiques (Minkov &amp; Hofstede, 2014; McSweeney, 2002) for ecological-fallacy risk and for the 1970s IBM-sample provenance are acknowledged: we use the dimensions as country-level proxies for shared cultural orientation, not as individual-level claims.</w:t>
       </w:r>
     </w:p>
     <w:p>
@@ -370,25 +356,13 @@
           <w:bCs/>
           <w:b/>
         </w:rPr>
-        <w:t xml:space="preserve">Big Five × Hofstede linkages (primary source).</w:t>
-      </w:r>
-      <w:r>
-        <w:t xml:space="preserve"> </w:t>
-      </w:r>
-      <w:r>
-        <w:t xml:space="preserve">Hofstede &amp; McCrae (2004) report country-level correlations between aggregate NEO-PI-R Big Five trait means and Hofstede dimension scores. The correlations directly relevant to our Asian-subset analysis are:</w:t>
-      </w:r>
-    </w:p>
-    <w:p>
-      <w:pPr>
-        <w:numPr>
-          <w:ilvl w:val="0"/>
-          <w:numId w:val="1001"/>
-        </w:numPr>
-        <w:pStyle w:val="Compact"/>
-      </w:pPr>
-      <w:r>
-        <w:t xml:space="preserve">Uncertainty Avoidance × Neuroticism:</w:t>
+        <w:t xml:space="preserve">Big Five × Hofstede linkages.</w:t>
+      </w:r>
+      <w:r>
+        <w:t xml:space="preserve"> </w:t>
+      </w:r>
+      <w:r>
+        <w:t xml:space="preserve">Hofstede &amp; McCrae (2004) report country-level correlations between aggregate NEO-PI-R Big Five trait means and Hofstede dimensions. Correlations relevant to the Asian subset (HM04 Table 4): UAI × N</w:t>
       </w:r>
       <w:r>
         <w:t xml:space="preserve"> </w:t>
@@ -398,25 +372,10 @@
           <w:bCs/>
           <w:b/>
         </w:rPr>
-        <w:t xml:space="preserve">r = +0.31</w:t>
-      </w:r>
-      <w:r>
-        <w:t xml:space="preserve"> </w:t>
-      </w:r>
-      <w:r>
-        <w:t xml:space="preserve">(high-UAI countries → higher trait N)</w:t>
-      </w:r>
-    </w:p>
-    <w:p>
-      <w:pPr>
-        <w:numPr>
-          <w:ilvl w:val="0"/>
-          <w:numId w:val="1001"/>
-        </w:numPr>
-        <w:pStyle w:val="Compact"/>
-      </w:pPr>
-      <w:r>
-        <w:t xml:space="preserve">Uncertainty Avoidance × Agreeableness:</w:t>
+        <w:t xml:space="preserve">r = +.31</w:t>
+      </w:r>
+      <w:r>
+        <w:t xml:space="preserve">; UAI × A</w:t>
       </w:r>
       <w:r>
         <w:t xml:space="preserve"> </w:t>
@@ -426,25 +385,10 @@
           <w:bCs/>
           <w:b/>
         </w:rPr>
-        <w:t xml:space="preserve">r = −0.45</w:t>
-      </w:r>
-      <w:r>
-        <w:t xml:space="preserve"> </w:t>
-      </w:r>
-      <w:r>
-        <w:t xml:space="preserve">(high-UAI countries → lower trait A)</w:t>
-      </w:r>
-    </w:p>
-    <w:p>
-      <w:pPr>
-        <w:numPr>
-          <w:ilvl w:val="0"/>
-          <w:numId w:val="1001"/>
-        </w:numPr>
-        <w:pStyle w:val="Compact"/>
-      </w:pPr>
-      <w:r>
-        <w:t xml:space="preserve">Power Distance × Conscientiousness:</w:t>
+        <w:t xml:space="preserve">r = −.45</w:t>
+      </w:r>
+      <w:r>
+        <w:t xml:space="preserve">; PDI × C</w:t>
       </w:r>
       <w:r>
         <w:t xml:space="preserve"> </w:t>
@@ -454,19 +398,10 @@
           <w:bCs/>
           <w:b/>
         </w:rPr>
-        <w:t xml:space="preserve">r = +0.43</w:t>
-      </w:r>
-    </w:p>
-    <w:p>
-      <w:pPr>
-        <w:numPr>
-          <w:ilvl w:val="0"/>
-          <w:numId w:val="1001"/>
-        </w:numPr>
-        <w:pStyle w:val="Compact"/>
-      </w:pPr>
-      <w:r>
-        <w:t xml:space="preserve">Power Distance × Extraversion:</w:t>
+        <w:t xml:space="preserve">r = +.43</w:t>
+      </w:r>
+      <w:r>
+        <w:t xml:space="preserve">; PDI × E</w:t>
       </w:r>
       <w:r>
         <w:t xml:space="preserve"> </w:t>
@@ -476,19 +411,10 @@
           <w:bCs/>
           <w:b/>
         </w:rPr>
-        <w:t xml:space="preserve">r = −0.31</w:t>
-      </w:r>
-    </w:p>
-    <w:p>
-      <w:pPr>
-        <w:numPr>
-          <w:ilvl w:val="0"/>
-          <w:numId w:val="1001"/>
-        </w:numPr>
-        <w:pStyle w:val="Compact"/>
-      </w:pPr>
-      <w:r>
-        <w:t xml:space="preserve">Individualism × Extraversion:</w:t>
+        <w:t xml:space="preserve">r = −.31</w:t>
+      </w:r>
+      <w:r>
+        <w:t xml:space="preserve">; IDV × E</w:t>
       </w:r>
       <w:r>
         <w:t xml:space="preserve"> </w:t>
@@ -498,25 +424,10 @@
           <w:bCs/>
           <w:b/>
         </w:rPr>
-        <w:t xml:space="preserve">r = +0.39</w:t>
-      </w:r>
-      <w:r>
-        <w:t xml:space="preserve"> </w:t>
-      </w:r>
-      <w:r>
-        <w:t xml:space="preserve">(individualist countries → higher trait E)</w:t>
-      </w:r>
-    </w:p>
-    <w:p>
-      <w:pPr>
-        <w:numPr>
-          <w:ilvl w:val="0"/>
-          <w:numId w:val="1001"/>
-        </w:numPr>
-        <w:pStyle w:val="Compact"/>
-      </w:pPr>
-      <w:r>
-        <w:t xml:space="preserve">Masculinity × Neuroticism:</w:t>
+        <w:t xml:space="preserve">r = +.39</w:t>
+      </w:r>
+      <w:r>
+        <w:t xml:space="preserve">; MAS × N</w:t>
       </w:r>
       <w:r>
         <w:t xml:space="preserve"> </w:t>
@@ -526,19 +437,10 @@
           <w:bCs/>
           <w:b/>
         </w:rPr>
-        <w:t xml:space="preserve">r = +0.30</w:t>
-      </w:r>
-    </w:p>
-    <w:p>
-      <w:pPr>
-        <w:numPr>
-          <w:ilvl w:val="0"/>
-          <w:numId w:val="1001"/>
-        </w:numPr>
-        <w:pStyle w:val="Compact"/>
-      </w:pPr>
-      <w:r>
-        <w:t xml:space="preserve">Masculinity × Openness:</w:t>
+        <w:t xml:space="preserve">r = +.30</w:t>
+      </w:r>
+      <w:r>
+        <w:t xml:space="preserve">; MAS × O</w:t>
       </w:r>
       <w:r>
         <w:t xml:space="preserve"> </w:t>
@@ -548,287 +450,101 @@
           <w:bCs/>
           <w:b/>
         </w:rPr>
-        <w:t xml:space="preserve">r = +0.37</w:t>
-      </w:r>
-    </w:p>
-    <w:p>
-      <w:pPr>
-        <w:pStyle w:val="FirstParagraph"/>
-      </w:pPr>
+        <w:t xml:space="preserve">r = +.37</w:t>
+      </w:r>
+      <w:r>
+        <w:t xml:space="preserve">. Hofstede (1986), applying the 4-D model directly to education, characterises strong-UAI societies as ones in which</w:t>
+      </w:r>
+      <w:r>
+        <w:t xml:space="preserve"> </w:t>
+      </w:r>
+      <w:r>
+        <w:t xml:space="preserve">“</w:t>
+      </w:r>
+      <w:r>
+        <w:t xml:space="preserve">students prefer structured learning situations … rewarded for accuracy in problem solving</w:t>
+      </w:r>
+      <w:r>
+        <w:t xml:space="preserve">”</w:t>
+      </w:r>
+      <w:r>
+        <w:t xml:space="preserve">, and where students</w:t>
+      </w:r>
+      <w:r>
+        <w:t xml:space="preserve"> </w:t>
+      </w:r>
+      <w:r>
+        <w:t xml:space="preserve">“</w:t>
+      </w:r>
+      <w:r>
+        <w:t xml:space="preserve">are allowed to behave emotionally</w:t>
+      </w:r>
+      <w:r>
+        <w:t xml:space="preserve">”</w:t>
+      </w:r>
+      <w:r>
+        <w:t xml:space="preserve"> </w:t>
+      </w:r>
+      <w:r>
+        <w:t xml:space="preserve">— sketching a plausible mechanism by which trait Neuroticism (anxiety, sensitivity) may</w:t>
+      </w:r>
+      <w:r>
+        <w:t xml:space="preserve"> </w:t>
+      </w:r>
+      <w:r>
+        <w:rPr>
+          <w:iCs/>
+          <w:i/>
+        </w:rPr>
+        <w:t xml:space="preserve">promote</w:t>
+      </w:r>
+      <w:r>
+        <w:t xml:space="preserve"> </w:t>
+      </w:r>
+      <w:r>
+        <w:t xml:space="preserve">academic engagement in high-UAI contexts. Schmitt et al. (2007) place Japan’s trait N mean at 57.87, near the top of 56 nations; Allik &amp; McCrae (2004) further note that Japan does not cluster cleanly with other East Asian samples in their 36-culture geography. Together these undermine the</w:t>
+      </w:r>
+      <w:r>
+        <w:t xml:space="preserve"> </w:t>
+      </w:r>
+      <w:r>
+        <w:t xml:space="preserve">“</w:t>
+      </w:r>
+      <w:r>
+        <w:t xml:space="preserve">Asia</w:t>
+      </w:r>
+      <w:r>
+        <w:t xml:space="preserve">”</w:t>
+      </w:r>
+      <w:r>
+        <w:t xml:space="preserve"> </w:t>
+      </w:r>
+      <w:r>
+        <w:t xml:space="preserve">moderator level as a substitute for country-specific analysis.</w:t>
+      </w:r>
+    </w:p>
+    <w:p>
+      <w:pPr>
+        <w:pStyle w:val="BodyText"/>
+      </w:pPr>
+      <w:r>
+        <w:t xml:space="preserve">Japan’s profile (PDI = 54, IDV = 46, MAS = 95, UAI = 92) yields HM04-derived direction predictions tabulated in §4.4 (Table 4). The N+ prediction is particularly diagnostic because it is</w:t>
+      </w:r>
+      <w:r>
+        <w:t xml:space="preserve"> </w:t>
+      </w:r>
       <w:r>
         <w:rPr>
           <w:bCs/>
           <w:b/>
         </w:rPr>
-        <w:t xml:space="preserve">Educational mechanism.</w:t>
-      </w:r>
-      <w:r>
-        <w:t xml:space="preserve"> </w:t>
-      </w:r>
-      <w:r>
-        <w:t xml:space="preserve">Hofstede (1986), applying the 4-D model to teaching and learning, characterises strong-UAI societies as ones in which students prefer</w:t>
-      </w:r>
-      <w:r>
-        <w:t xml:space="preserve"> </w:t>
-      </w:r>
-      <w:r>
-        <w:t xml:space="preserve">“</w:t>
-      </w:r>
-      <w:r>
-        <w:t xml:space="preserve">structured learning situations: precise objectives, detailed assignments, strict timetables</w:t>
-      </w:r>
-      <w:r>
-        <w:t xml:space="preserve">”</w:t>
-      </w:r>
-      <w:r>
-        <w:t xml:space="preserve">, are rewarded for</w:t>
-      </w:r>
-      <w:r>
-        <w:t xml:space="preserve"> </w:t>
-      </w:r>
-      <w:r>
-        <w:t xml:space="preserve">“</w:t>
-      </w:r>
-      <w:r>
-        <w:t xml:space="preserve">accuracy in problem solving</w:t>
-      </w:r>
-      <w:r>
-        <w:t xml:space="preserve">”</w:t>
-      </w:r>
-      <w:r>
-        <w:t xml:space="preserve">, and where both teachers and students are</w:t>
-      </w:r>
-      <w:r>
-        <w:t xml:space="preserve"> </w:t>
-      </w:r>
-      <w:r>
-        <w:t xml:space="preserve">“</w:t>
-      </w:r>
-      <w:r>
-        <w:t xml:space="preserve">allowed to behave emotionally</w:t>
-      </w:r>
-      <w:r>
-        <w:t xml:space="preserve">”</w:t>
-      </w:r>
-      <w:r>
-        <w:t xml:space="preserve">. This sketches a plausible mechanism by which Neuroticism — the tendency toward anxiety, sensitivity, and worry — may</w:t>
-      </w:r>
-      <w:r>
-        <w:t xml:space="preserve"> </w:t>
-      </w:r>
-      <w:r>
-        <w:rPr>
-          <w:iCs/>
-          <w:i/>
-        </w:rPr>
-        <w:t xml:space="preserve">promote</w:t>
-      </w:r>
-      <w:r>
-        <w:t xml:space="preserve"> </w:t>
-      </w:r>
-      <w:r>
-        <w:t xml:space="preserve">(rather than impede) academic engagement in high-UAI educational contexts: anxiety drives careful, structured, accuracy-focused study behaviour that fits the cultural expectation.</w:t>
-      </w:r>
-    </w:p>
-    <w:p>
-      <w:pPr>
-        <w:pStyle w:val="BodyText"/>
-      </w:pPr>
-      <w:r>
-        <w:rPr>
-          <w:bCs/>
-          <w:b/>
-        </w:rPr>
-        <w:t xml:space="preserve">Trait-level country profiles.</w:t>
-      </w:r>
-      <w:r>
-        <w:t xml:space="preserve"> </w:t>
-      </w:r>
-      <w:r>
-        <w:t xml:space="preserve">Cross-cultural Big Five surveys provide a complementary anchor. Schmitt et al. (2007) report Japan’s NEO-PI-R-mapped trait Neuroticism mean at 57.87, near the top of the 56-nation distribution; Allik &amp; McCrae (2004) note that Japan does not cluster cleanly with other East Asian samples in their 36-culture analysis. Both findings reinforce the view that</w:t>
-      </w:r>
-      <w:r>
-        <w:t xml:space="preserve"> </w:t>
-      </w:r>
-      <w:r>
-        <w:t xml:space="preserve">“</w:t>
-      </w:r>
-      <w:r>
-        <w:t xml:space="preserve">Asia</w:t>
-      </w:r>
-      <w:r>
-        <w:t xml:space="preserve">”</w:t>
-      </w:r>
-      <w:r>
-        <w:t xml:space="preserve"> </w:t>
-      </w:r>
-      <w:r>
-        <w:t xml:space="preserve">as a moderator level is a weak proxy for a country whose own dimensional profile is distinctive.</w:t>
-      </w:r>
-    </w:p>
-    <w:p>
-      <w:pPr>
-        <w:pStyle w:val="BodyText"/>
-      </w:pPr>
-      <w:r>
-        <w:rPr>
-          <w:bCs/>
-          <w:b/>
-        </w:rPr>
-        <w:t xml:space="preserve">Predictions for Japan.</w:t>
-      </w:r>
-      <w:r>
-        <w:t xml:space="preserve"> </w:t>
-      </w:r>
-      <w:r>
-        <w:t xml:space="preserve">Japan’s Hofstede scores (PDI = 54, IDV = 46, MAS = 95, UAI = 92, LTO = 88, IND = 42; Hofstede Insights, 2024) translate via Hofstede &amp; McCrae (2004) into the following predicted directions for Big Five–achievement correlations in Japan:</w:t>
-      </w:r>
-    </w:p>
-    <w:p>
-      <w:pPr>
-        <w:numPr>
-          <w:ilvl w:val="0"/>
-          <w:numId w:val="1002"/>
-        </w:numPr>
-        <w:pStyle w:val="Compact"/>
-      </w:pPr>
-      <w:r>
-        <w:rPr>
-          <w:bCs/>
-          <w:b/>
-        </w:rPr>
-        <w:t xml:space="preserve">C: positive</w:t>
-      </w:r>
-      <w:r>
-        <w:t xml:space="preserve"> </w:t>
-      </w:r>
-      <w:r>
-        <w:t xml:space="preserve">(PDI moderate-high → +C, r = .43 in HM04)</w:t>
-      </w:r>
-    </w:p>
-    <w:p>
-      <w:pPr>
-        <w:numPr>
-          <w:ilvl w:val="0"/>
-          <w:numId w:val="1002"/>
-        </w:numPr>
-        <w:pStyle w:val="Compact"/>
-      </w:pPr>
-      <w:r>
-        <w:rPr>
-          <w:bCs/>
-          <w:b/>
-        </w:rPr>
-        <w:t xml:space="preserve">E: negative</w:t>
-      </w:r>
-      <w:r>
-        <w:t xml:space="preserve"> </w:t>
-      </w:r>
-      <w:r>
-        <w:t xml:space="preserve">(low IDV → strongly −E via r = .39; supplementary −E from moderate-high PDI)</w:t>
-      </w:r>
-    </w:p>
-    <w:p>
-      <w:pPr>
-        <w:numPr>
-          <w:ilvl w:val="0"/>
-          <w:numId w:val="1002"/>
-        </w:numPr>
-        <w:pStyle w:val="Compact"/>
-      </w:pPr>
-      <w:r>
-        <w:rPr>
-          <w:bCs/>
-          <w:b/>
-        </w:rPr>
-        <w:t xml:space="preserve">N: positive</w:t>
-      </w:r>
-      <w:r>
-        <w:t xml:space="preserve"> </w:t>
-      </w:r>
-      <w:r>
-        <w:t xml:space="preserve">(very high UAI → +N via r = .31; very high MAS → additional +N via r = .30,</w:t>
-      </w:r>
-      <w:r>
-        <w:t xml:space="preserve"> </w:t>
-      </w:r>
-      <w:r>
-        <w:rPr>
-          <w:iCs/>
-          <w:i/>
-        </w:rPr>
-        <w:t xml:space="preserve">double-supported</w:t>
-      </w:r>
-      <w:r>
-        <w:t xml:space="preserve">)</w:t>
-      </w:r>
-    </w:p>
-    <w:p>
-      <w:pPr>
-        <w:numPr>
-          <w:ilvl w:val="0"/>
-          <w:numId w:val="1002"/>
-        </w:numPr>
-        <w:pStyle w:val="Compact"/>
-      </w:pPr>
-      <w:r>
-        <w:rPr>
-          <w:bCs/>
-          <w:b/>
-        </w:rPr>
-        <w:t xml:space="preserve">A: negative</w:t>
-      </w:r>
-      <w:r>
-        <w:t xml:space="preserve"> </w:t>
-      </w:r>
-      <w:r>
-        <w:t xml:space="preserve">(very high UAI → −A via r = .45)</w:t>
-      </w:r>
-    </w:p>
-    <w:p>
-      <w:pPr>
-        <w:numPr>
-          <w:ilvl w:val="0"/>
-          <w:numId w:val="1002"/>
-        </w:numPr>
-        <w:pStyle w:val="Compact"/>
-      </w:pPr>
-      <w:r>
-        <w:rPr>
-          <w:bCs/>
-          <w:b/>
-        </w:rPr>
-        <w:t xml:space="preserve">O: positive (weak)</w:t>
-      </w:r>
-      <w:r>
-        <w:t xml:space="preserve"> </w:t>
-      </w:r>
-      <w:r>
-        <w:t xml:space="preserve">(high MAS → +O via r = .37)</w:t>
-      </w:r>
-    </w:p>
-    <w:p>
-      <w:pPr>
-        <w:pStyle w:val="FirstParagraph"/>
-      </w:pPr>
-      <w:r>
-        <w:t xml:space="preserve">The N+ prediction is particularly noteworthy because it is</w:t>
-      </w:r>
-      <w:r>
-        <w:t xml:space="preserve"> </w:t>
-      </w:r>
-      <w:r>
-        <w:rPr>
-          <w:bCs/>
-          <w:b/>
-        </w:rPr>
         <w:t xml:space="preserve">opposite</w:t>
       </w:r>
       <w:r>
         <w:t xml:space="preserve"> </w:t>
       </w:r>
       <w:r>
-        <w:t xml:space="preserve">to the consistent N− finding in Western Big Five-achievement meta-analyses (Poropat 2009; Mammadov 2022). It is a strong test of whether the parent preprint’s Asian-subset N pooled r = +0.089 reflects a culturally-shaped reversal rather than statistical noise.</w:t>
+        <w:t xml:space="preserve">to the consistent N− pattern in Western Big Five – achievement meta-analyses (Poropat, 2009; Mammadov, 2022).</w:t>
       </w:r>
     </w:p>
     <w:bookmarkEnd w:id="22"/>
@@ -908,7 +624,7 @@
     </w:p>
     <w:bookmarkEnd w:id="24"/>
     <w:bookmarkEnd w:id="25"/>
-    <w:bookmarkStart w:id="36" w:name="method"/>
+    <w:bookmarkStart w:id="34" w:name="method"/>
     <w:p>
       <w:pPr>
         <w:pStyle w:val="Heading2"/>
@@ -1095,7 +811,7 @@
       <w:pPr>
         <w:numPr>
           <w:ilvl w:val="0"/>
-          <w:numId w:val="1003"/>
+          <w:numId w:val="1001"/>
         </w:numPr>
         <w:pStyle w:val="Compact"/>
       </w:pPr>
@@ -1114,7 +830,7 @@
       <w:pPr>
         <w:numPr>
           <w:ilvl w:val="0"/>
-          <w:numId w:val="1003"/>
+          <w:numId w:val="1001"/>
         </w:numPr>
         <w:pStyle w:val="Compact"/>
       </w:pPr>
@@ -1138,7 +854,7 @@
       </w:r>
     </w:p>
     <w:bookmarkEnd w:id="30"/>
-    <w:bookmarkStart w:id="34" w:name="statistical-model"/>
+    <w:bookmarkStart w:id="32" w:name="statistical-model"/>
     <w:p>
       <w:pPr>
         <w:pStyle w:val="Heading3"/>
@@ -1147,39 +863,12 @@
         <w:t xml:space="preserve">3.3. Statistical model</w:t>
       </w:r>
     </w:p>
-    <w:bookmarkStart w:id="31" w:name="asian-subset-random-effects-pool"/>
-    <w:p>
-      <w:pPr>
-        <w:pStyle w:val="Heading4"/>
-      </w:pPr>
-      <w:r>
-        <w:t xml:space="preserve">3.3.1. Asian-subset random-effects pool</w:t>
-      </w:r>
-    </w:p>
     <w:p>
       <w:pPr>
         <w:pStyle w:val="FirstParagraph"/>
       </w:pPr>
       <w:r>
-        <w:t xml:space="preserve">Per trait, REML + HKSJ pooled r is computed on the k = 2 Asian primary-pool studies. Heterogeneity is reported alongside the point estimate and the back-transformed 95 % CI.</w:t>
-      </w:r>
-    </w:p>
-    <w:bookmarkEnd w:id="31"/>
-    <w:bookmarkStart w:id="32" w:name="Xe1307eeae12d754ce4920b792a9b7f68361dac5"/>
-    <w:p>
-      <w:pPr>
-        <w:pStyle w:val="Heading4"/>
-      </w:pPr>
-      <w:r>
-        <w:t xml:space="preserve">3.3.2. Single-dimension Hofstede meta-regression</w:t>
-      </w:r>
-    </w:p>
-    <w:p>
-      <w:pPr>
-        <w:pStyle w:val="FirstParagraph"/>
-      </w:pPr>
-      <w:r>
-        <w:t xml:space="preserve">For each (trait, dimension) pair, a 2-parameter weighted-OLS is fit: Fisher z = beta_0 + beta_1 * (dimension - mean), with weights = 1 / (v + tau-squared), tau-squared from REML estimation on the trait pool. Because k = 2, the residual degrees of freedom is k - 2 = 0; the regression is exactly determined by the two data points, slopes are computable, but no SE / t / p can be estimated. We therefore report slopes as</w:t>
+        <w:t xml:space="preserve">Per trait, REML + HKSJ pooled r is computed on the k = 2 Asian primary-pool studies (back-transformed 95 % CI reported). For each (trait, dimension) pair, a 2-parameter weighted-OLS Hofstede meta-regression is fit (weights = 1 / (v + τ²), τ² from REML). Because k = 2, residual df = 0; slopes are computable but no SE / t / p estimable, so slopes are reported as</w:t>
       </w:r>
       <w:r>
         <w:t xml:space="preserve"> </w:t>
@@ -1192,30 +881,29 @@
         <w:t xml:space="preserve">descriptive only</w:t>
       </w:r>
       <w:r>
-        <w:t xml:space="preserve">, with the explicit caveat in the output table.</w:t>
-      </w:r>
-    </w:p>
+        <w:t xml:space="preserve">.</w:t>
+      </w:r>
+    </w:p>
+    <w:bookmarkStart w:id="31" w:name="japan-synthesis"/>
+    <w:p>
+      <w:pPr>
+        <w:pStyle w:val="Heading4"/>
+      </w:pPr>
+      <w:r>
+        <w:t xml:space="preserve">3.3.3. Japan synthesis</w:t>
+      </w:r>
+    </w:p>
+    <w:p>
+      <w:pPr>
+        <w:pStyle w:val="FirstParagraph"/>
+      </w:pPr>
+      <w:r>
+        <w:t xml:space="preserve">The two Japan primary-pool studies are tabulated side-by-side on N, modality, education level, instrument, and per-trait r (where available). The narrative discussion is the analytic vehicle; no formal pooling is attempted at k = 2.</w:t>
+      </w:r>
+    </w:p>
+    <w:bookmarkEnd w:id="31"/>
     <w:bookmarkEnd w:id="32"/>
-    <w:bookmarkStart w:id="33" w:name="japan-synthesis"/>
-    <w:p>
-      <w:pPr>
-        <w:pStyle w:val="Heading4"/>
-      </w:pPr>
-      <w:r>
-        <w:t xml:space="preserve">3.3.3. Japan synthesis</w:t>
-      </w:r>
-    </w:p>
-    <w:p>
-      <w:pPr>
-        <w:pStyle w:val="FirstParagraph"/>
-      </w:pPr>
-      <w:r>
-        <w:t xml:space="preserve">The two Japan primary-pool studies are tabulated side-by-side on N, modality, education level, instrument, and per-trait r (where available). The narrative discussion is the analytic vehicle; no formal pooling is attempted at k = 2.</w:t>
-      </w:r>
-    </w:p>
-    <w:bookmarkEnd w:id="33"/>
-    <w:bookmarkEnd w:id="34"/>
-    <w:bookmarkStart w:id="35" w:name="reproducibility"/>
+    <w:bookmarkStart w:id="33" w:name="reproducibility"/>
     <w:p>
       <w:pPr>
         <w:pStyle w:val="Heading3"/>
@@ -1263,9 +951,9 @@
         </w:pict>
       </w:r>
     </w:p>
-    <w:bookmarkEnd w:id="35"/>
-    <w:bookmarkEnd w:id="36"/>
-    <w:bookmarkStart w:id="41" w:name="results"/>
+    <w:bookmarkEnd w:id="33"/>
+    <w:bookmarkEnd w:id="34"/>
+    <w:bookmarkStart w:id="39" w:name="results"/>
     <w:p>
       <w:pPr>
         <w:pStyle w:val="Heading2"/>
@@ -1274,7 +962,7 @@
         <w:t xml:space="preserve">4. Results</w:t>
       </w:r>
     </w:p>
-    <w:bookmarkStart w:id="37" w:name="asian-subset-pooled-correlations"/>
+    <w:bookmarkStart w:id="35" w:name="asian-subset-pooled-correlations"/>
     <w:p>
       <w:pPr>
         <w:pStyle w:val="Heading3"/>
@@ -1708,19 +1396,11 @@
         <w:pStyle w:val="BodyText"/>
       </w:pPr>
       <w:r>
-        <w:t xml:space="preserve">The Conscientiousness, Extraversion and Neuroticism pools have I-squared = 0 (the two Asian studies happen to agree closely in z-space), while Openness and Agreeableness have I-squared = 96 % driven by sharply different point estimates between the two studies.</w:t>
-      </w:r>
-    </w:p>
-    <w:p>
-      <w:pPr>
-        <w:pStyle w:val="BodyText"/>
-      </w:pPr>
-      <w:r>
-        <w:t xml:space="preserve">These numbers replicate the parent preprint exactly (Region: Asia row in Table 3 of the preprint), confirming that the subset-pool computation is correct.</w:t>
-      </w:r>
-    </w:p>
-    <w:bookmarkEnd w:id="37"/>
-    <w:bookmarkStart w:id="38" w:name="X83cc73ce7fbeab0c47ffadccec59241be079c78"/>
+        <w:t xml:space="preserve">C, E, and N pools have I² = 0 (the two studies agree closely in z-space); O and A pools have I² = 96 % driven by sharply different point estimates. These numbers replicate the preprint Region: Asia row exactly.</w:t>
+      </w:r>
+    </w:p>
+    <w:bookmarkEnd w:id="35"/>
+    <w:bookmarkStart w:id="36" w:name="X83cc73ce7fbeab0c47ffadccec59241be079c78"/>
     <w:p>
       <w:pPr>
         <w:pStyle w:val="Heading3"/>
@@ -2586,8 +2266,8 @@
         <w:t xml:space="preserve">Extraversion — achievement correlations, since Extraversion-as-asset is tied to individualistic affordances. But with df_resid = 0 these slopes carry no inferential weight; they are visualisations of the two-country contrast, not statistical tests.</w:t>
       </w:r>
     </w:p>
-    <w:bookmarkEnd w:id="38"/>
-    <w:bookmarkStart w:id="39" w:name="japan-synthesis-1"/>
+    <w:bookmarkEnd w:id="36"/>
+    <w:bookmarkStart w:id="37" w:name="japan-synthesis-1"/>
     <w:p>
       <w:pPr>
         <w:pStyle w:val="Heading3"/>
@@ -3114,8 +2794,8 @@
         <w:t xml:space="preserve">The instrument-heterogeneity contrast is striking: A-25 uses the 60-item BFI-2-J (~12 items per trait, alphas .80 – .96); A-31 uses the 10-item TIPI-J (2 items per trait, alphas constrained by definition to .50 – .60 for most traits). The per-trait reliability difference alone could account for substantial measurement-noise heterogeneity even before any cultural-context interaction is considered.</w:t>
       </w:r>
     </w:p>
-    <w:bookmarkEnd w:id="39"/>
-    <w:bookmarkStart w:id="40" w:name="Xf1a03a57ab29ce52bfd4b8ef616cb113d1ab5d6"/>
+    <w:bookmarkEnd w:id="37"/>
+    <w:bookmarkStart w:id="38" w:name="Xf1a03a57ab29ce52bfd4b8ef616cb113d1ab5d6"/>
     <w:p>
       <w:pPr>
         <w:pStyle w:val="Heading3"/>
@@ -3129,7 +2809,7 @@
         <w:pStyle w:val="FirstParagraph"/>
       </w:pPr>
       <w:r>
-        <w:t xml:space="preserve">Table 4 cross-references the Japan-specific Hofstede-derived direction predictions from §2.1 (Hofstede &amp; McCrae, 2004; Hofstede, 1986) with the observed Big Five — outcome direction in the two Japan studies. Direction is coded</w:t>
+        <w:t xml:space="preserve">Table 4 cross-references HM04-derived direction predictions for Japan with observed Big Five – outcome direction in the two Japan studies. Direction is coded</w:t>
       </w:r>
       <w:r>
         <w:t xml:space="preserve"> </w:t>
@@ -3174,7 +2854,7 @@
         <w:t xml:space="preserve"> </w:t>
       </w:r>
       <w:r>
-        <w:t xml:space="preserve">otherwise; A-25 Tokiwa’s direction is taken from the dominant-pattern Spearman ρ against StudySapuri outcomes.</w:t>
+        <w:t xml:space="preserve">otherwise; A-25 Tokiwa’s direction is the dominant-pattern Spearman ρ against StudySapuri outcomes.</w:t>
       </w:r>
     </w:p>
     <w:p>
@@ -3202,17 +2882,17 @@
     <w:tbl>
       <w:tblPr>
         <w:tblStyle w:val="Table"/>
-        <w:tblW w:type="pct" w:w="5000"/>
+        <w:tblW w:type="auto" w:w="0"/>
         <w:tblLook w:firstRow="1" w:lastRow="0" w:firstColumn="0" w:lastColumn="0" w:noHBand="0" w:noVBand="0" w:val="0020"/>
         <w:jc w:val="start"/>
       </w:tblPr>
       <w:tblGrid>
-        <w:gridCol w:w="495"/>
-        <w:gridCol w:w="2333"/>
-        <w:gridCol w:w="1414"/>
-        <w:gridCol w:w="1555"/>
-        <w:gridCol w:w="1555"/>
-        <w:gridCol w:w="565"/>
+        <w:gridCol w:w="1320"/>
+        <w:gridCol w:w="1320"/>
+        <w:gridCol w:w="1320"/>
+        <w:gridCol w:w="1320"/>
+        <w:gridCol w:w="1320"/>
+        <w:gridCol w:w="1320"/>
       </w:tblGrid>
       <w:tr>
         <w:trPr>
@@ -3238,43 +2918,43 @@
               <w:jc w:val="left"/>
             </w:pPr>
             <w:r>
-              <w:t xml:space="preserve">HM04-derived prediction (Japan)</w:t>
-            </w:r>
-          </w:p>
-        </w:tc>
-        <w:tc>
-          <w:tcPr/>
-          <w:p>
-            <w:pPr>
-              <w:pStyle w:val="Compact"/>
-              <w:jc w:val="left"/>
-            </w:pPr>
-            <w:r>
-              <w:t xml:space="preserve">Mechanism / driver</w:t>
-            </w:r>
-          </w:p>
-        </w:tc>
-        <w:tc>
-          <w:tcPr/>
-          <w:p>
-            <w:pPr>
-              <w:pStyle w:val="Compact"/>
-              <w:jc w:val="left"/>
-            </w:pPr>
-            <w:r>
-              <w:t xml:space="preserve">A-25 Tokiwa observed</w:t>
-            </w:r>
-          </w:p>
-        </w:tc>
-        <w:tc>
-          <w:tcPr/>
-          <w:p>
-            <w:pPr>
-              <w:pStyle w:val="Compact"/>
-              <w:jc w:val="left"/>
-            </w:pPr>
-            <w:r>
-              <w:t xml:space="preserve">A-31 Rivers observed</w:t>
+              <w:t xml:space="preserve">HM04 prediction (Japan)</w:t>
+            </w:r>
+          </w:p>
+        </w:tc>
+        <w:tc>
+          <w:tcPr/>
+          <w:p>
+            <w:pPr>
+              <w:pStyle w:val="Compact"/>
+              <w:jc w:val="left"/>
+            </w:pPr>
+            <w:r>
+              <w:t xml:space="preserve">Driver</w:t>
+            </w:r>
+          </w:p>
+        </w:tc>
+        <w:tc>
+          <w:tcPr/>
+          <w:p>
+            <w:pPr>
+              <w:pStyle w:val="Compact"/>
+              <w:jc w:val="left"/>
+            </w:pPr>
+            <w:r>
+              <w:t xml:space="preserve">Tokiwa</w:t>
+            </w:r>
+          </w:p>
+        </w:tc>
+        <w:tc>
+          <w:tcPr/>
+          <w:p>
+            <w:pPr>
+              <w:pStyle w:val="Compact"/>
+              <w:jc w:val="left"/>
+            </w:pPr>
+            <w:r>
+              <w:t xml:space="preserve">Rivers</w:t>
             </w:r>
           </w:p>
         </w:tc>
@@ -3324,46 +3004,42 @@
               <w:jc w:val="left"/>
             </w:pPr>
             <w:r>
-              <w:t xml:space="preserve">PDI 54 (moderate-high) → +C, r = .43 in HM04</w:t>
-            </w:r>
-          </w:p>
-        </w:tc>
-        <w:tc>
-          <w:tcPr/>
-          <w:p>
-            <w:pPr>
-              <w:pStyle w:val="Compact"/>
-              <w:jc w:val="left"/>
-            </w:pPr>
-            <w:r>
-              <w:t xml:space="preserve">+ (ρ = .30 – .35)</w:t>
-            </w:r>
-          </w:p>
-        </w:tc>
-        <w:tc>
-          <w:tcPr/>
-          <w:p>
-            <w:pPr>
-              <w:pStyle w:val="Compact"/>
-              <w:jc w:val="left"/>
-            </w:pPr>
-            <w:r>
-              <w:t xml:space="preserve">+ (r = .14)</w:t>
-            </w:r>
-          </w:p>
-        </w:tc>
-        <w:tc>
-          <w:tcPr/>
-          <w:p>
-            <w:pPr>
-              <w:pStyle w:val="Compact"/>
-              <w:jc w:val="left"/>
-            </w:pPr>
-            <w:r>
-              <w:rPr>
-                <w:bCs/>
-                <w:b/>
-              </w:rPr>
+              <w:t xml:space="preserve">PDI .43</w:t>
+            </w:r>
+          </w:p>
+        </w:tc>
+        <w:tc>
+          <w:tcPr/>
+          <w:p>
+            <w:pPr>
+              <w:pStyle w:val="Compact"/>
+              <w:jc w:val="left"/>
+            </w:pPr>
+            <w:r>
+              <w:t xml:space="preserve">+ (.30–.35)</w:t>
+            </w:r>
+          </w:p>
+        </w:tc>
+        <w:tc>
+          <w:tcPr/>
+          <w:p>
+            <w:pPr>
+              <w:pStyle w:val="Compact"/>
+              <w:jc w:val="left"/>
+            </w:pPr>
+            <w:r>
+              <w:t xml:space="preserve">+ (.14)</w:t>
+            </w:r>
+          </w:p>
+        </w:tc>
+        <w:tc>
+          <w:tcPr/>
+          <w:p>
+            <w:pPr>
+              <w:pStyle w:val="Compact"/>
+              <w:jc w:val="left"/>
+            </w:pPr>
+            <w:r>
               <w:t xml:space="preserve">✓</w:t>
             </w:r>
           </w:p>
@@ -3402,46 +3078,42 @@
               <w:jc w:val="left"/>
             </w:pPr>
             <w:r>
-              <w:t xml:space="preserve">low IDV (46) → −E via r = .39; PDI → mild −E</w:t>
-            </w:r>
-          </w:p>
-        </w:tc>
-        <w:tc>
-          <w:tcPr/>
-          <w:p>
-            <w:pPr>
-              <w:pStyle w:val="Compact"/>
-              <w:jc w:val="left"/>
-            </w:pPr>
-            <w:r>
-              <w:t xml:space="preserve">mixed (Assertive +; Sociable −)</w:t>
-            </w:r>
-          </w:p>
-        </w:tc>
-        <w:tc>
-          <w:tcPr/>
-          <w:p>
-            <w:pPr>
-              <w:pStyle w:val="Compact"/>
-              <w:jc w:val="left"/>
-            </w:pPr>
-            <w:r>
-              <w:t xml:space="preserve">− (r = −.17)</w:t>
-            </w:r>
-          </w:p>
-        </w:tc>
-        <w:tc>
-          <w:tcPr/>
-          <w:p>
-            <w:pPr>
-              <w:pStyle w:val="Compact"/>
-              <w:jc w:val="left"/>
-            </w:pPr>
-            <w:r>
-              <w:rPr>
-                <w:bCs/>
-                <w:b/>
-              </w:rPr>
+              <w:t xml:space="preserve">IDV .39</w:t>
+            </w:r>
+          </w:p>
+        </w:tc>
+        <w:tc>
+          <w:tcPr/>
+          <w:p>
+            <w:pPr>
+              <w:pStyle w:val="Compact"/>
+              <w:jc w:val="left"/>
+            </w:pPr>
+            <w:r>
+              <w:t xml:space="preserve">mixed</w:t>
+            </w:r>
+          </w:p>
+        </w:tc>
+        <w:tc>
+          <w:tcPr/>
+          <w:p>
+            <w:pPr>
+              <w:pStyle w:val="Compact"/>
+              <w:jc w:val="left"/>
+            </w:pPr>
+            <w:r>
+              <w:t xml:space="preserve">− (−.17)</w:t>
+            </w:r>
+          </w:p>
+        </w:tc>
+        <w:tc>
+          <w:tcPr/>
+          <w:p>
+            <w:pPr>
+              <w:pStyle w:val="Compact"/>
+              <w:jc w:val="left"/>
+            </w:pPr>
+            <w:r>
               <w:t xml:space="preserve">✓</w:t>
             </w:r>
           </w:p>
@@ -3480,46 +3152,42 @@
               <w:jc w:val="left"/>
             </w:pPr>
             <w:r>
-              <w:t xml:space="preserve">very high UAI (92) → +N r = .31; very high MAS (95) → +N r = .30 (double-supported)</w:t>
-            </w:r>
-          </w:p>
-        </w:tc>
-        <w:tc>
-          <w:tcPr/>
-          <w:p>
-            <w:pPr>
-              <w:pStyle w:val="Compact"/>
-              <w:jc w:val="left"/>
-            </w:pPr>
-            <w:r>
-              <w:t xml:space="preserve">+ (ρ = .24 – .29)</w:t>
-            </w:r>
-          </w:p>
-        </w:tc>
-        <w:tc>
-          <w:tcPr/>
-          <w:p>
-            <w:pPr>
-              <w:pStyle w:val="Compact"/>
-              <w:jc w:val="left"/>
-            </w:pPr>
-            <w:r>
-              <w:t xml:space="preserve">+ (r = .11)</w:t>
-            </w:r>
-          </w:p>
-        </w:tc>
-        <w:tc>
-          <w:tcPr/>
-          <w:p>
-            <w:pPr>
-              <w:pStyle w:val="Compact"/>
-              <w:jc w:val="left"/>
-            </w:pPr>
-            <w:r>
-              <w:rPr>
-                <w:bCs/>
-                <w:b/>
-              </w:rPr>
+              <w:t xml:space="preserve">UAI .31 + MAS .30 (double)</w:t>
+            </w:r>
+          </w:p>
+        </w:tc>
+        <w:tc>
+          <w:tcPr/>
+          <w:p>
+            <w:pPr>
+              <w:pStyle w:val="Compact"/>
+              <w:jc w:val="left"/>
+            </w:pPr>
+            <w:r>
+              <w:t xml:space="preserve">+ (.24–.29)</w:t>
+            </w:r>
+          </w:p>
+        </w:tc>
+        <w:tc>
+          <w:tcPr/>
+          <w:p>
+            <w:pPr>
+              <w:pStyle w:val="Compact"/>
+              <w:jc w:val="left"/>
+            </w:pPr>
+            <w:r>
+              <w:t xml:space="preserve">+ (.11)</w:t>
+            </w:r>
+          </w:p>
+        </w:tc>
+        <w:tc>
+          <w:tcPr/>
+          <w:p>
+            <w:pPr>
+              <w:pStyle w:val="Compact"/>
+              <w:jc w:val="left"/>
+            </w:pPr>
+            <w:r>
               <w:t xml:space="preserve">✓</w:t>
             </w:r>
           </w:p>
@@ -3558,46 +3226,42 @@
               <w:jc w:val="left"/>
             </w:pPr>
             <w:r>
-              <w:t xml:space="preserve">very high UAI (92) → −A r = .45</w:t>
-            </w:r>
-          </w:p>
-        </w:tc>
-        <w:tc>
-          <w:tcPr/>
-          <w:p>
-            <w:pPr>
-              <w:pStyle w:val="Compact"/>
-              <w:jc w:val="left"/>
-            </w:pPr>
-            <w:r>
-              <w:t xml:space="preserve">+ (ρ = .27 – .29)</w:t>
-            </w:r>
-          </w:p>
-        </w:tc>
-        <w:tc>
-          <w:tcPr/>
-          <w:p>
-            <w:pPr>
-              <w:pStyle w:val="Compact"/>
-              <w:jc w:val="left"/>
-            </w:pPr>
-            <w:r>
-              <w:t xml:space="preserve">+ (r = .12)</w:t>
-            </w:r>
-          </w:p>
-        </w:tc>
-        <w:tc>
-          <w:tcPr/>
-          <w:p>
-            <w:pPr>
-              <w:pStyle w:val="Compact"/>
-              <w:jc w:val="left"/>
-            </w:pPr>
-            <w:r>
-              <w:rPr>
-                <w:bCs/>
-                <w:b/>
-              </w:rPr>
+              <w:t xml:space="preserve">UAI −.45</w:t>
+            </w:r>
+          </w:p>
+        </w:tc>
+        <w:tc>
+          <w:tcPr/>
+          <w:p>
+            <w:pPr>
+              <w:pStyle w:val="Compact"/>
+              <w:jc w:val="left"/>
+            </w:pPr>
+            <w:r>
+              <w:t xml:space="preserve">+ (.27–.29)</w:t>
+            </w:r>
+          </w:p>
+        </w:tc>
+        <w:tc>
+          <w:tcPr/>
+          <w:p>
+            <w:pPr>
+              <w:pStyle w:val="Compact"/>
+              <w:jc w:val="left"/>
+            </w:pPr>
+            <w:r>
+              <w:t xml:space="preserve">+ (.12)</w:t>
+            </w:r>
+          </w:p>
+        </w:tc>
+        <w:tc>
+          <w:tcPr/>
+          <w:p>
+            <w:pPr>
+              <w:pStyle w:val="Compact"/>
+              <w:jc w:val="left"/>
+            </w:pPr>
+            <w:r>
               <w:t xml:space="preserve">✗</w:t>
             </w:r>
           </w:p>
@@ -3636,46 +3300,42 @@
               <w:jc w:val="left"/>
             </w:pPr>
             <w:r>
-              <w:t xml:space="preserve">high MAS (95) → +O r = .37</w:t>
-            </w:r>
-          </w:p>
-        </w:tc>
-        <w:tc>
-          <w:tcPr/>
-          <w:p>
-            <w:pPr>
-              <w:pStyle w:val="Compact"/>
-              <w:jc w:val="left"/>
-            </w:pPr>
-            <w:r>
-              <w:t xml:space="preserve">not strongly tied to outcomes</w:t>
-            </w:r>
-          </w:p>
-        </w:tc>
-        <w:tc>
-          <w:tcPr/>
-          <w:p>
-            <w:pPr>
-              <w:pStyle w:val="Compact"/>
-              <w:jc w:val="left"/>
-            </w:pPr>
-            <w:r>
-              <w:t xml:space="preserve">− (r = −.07)</w:t>
-            </w:r>
-          </w:p>
-        </w:tc>
-        <w:tc>
-          <w:tcPr/>
-          <w:p>
-            <w:pPr>
-              <w:pStyle w:val="Compact"/>
-              <w:jc w:val="left"/>
-            </w:pPr>
-            <w:r>
-              <w:rPr>
-                <w:bCs/>
-                <w:b/>
-              </w:rPr>
+              <w:t xml:space="preserve">MAS .37</w:t>
+            </w:r>
+          </w:p>
+        </w:tc>
+        <w:tc>
+          <w:tcPr/>
+          <w:p>
+            <w:pPr>
+              <w:pStyle w:val="Compact"/>
+              <w:jc w:val="left"/>
+            </w:pPr>
+            <w:r>
+              <w:t xml:space="preserve">weak</w:t>
+            </w:r>
+          </w:p>
+        </w:tc>
+        <w:tc>
+          <w:tcPr/>
+          <w:p>
+            <w:pPr>
+              <w:pStyle w:val="Compact"/>
+              <w:jc w:val="left"/>
+            </w:pPr>
+            <w:r>
+              <w:t xml:space="preserve">− (−.07)</w:t>
+            </w:r>
+          </w:p>
+        </w:tc>
+        <w:tc>
+          <w:tcPr/>
+          <w:p>
+            <w:pPr>
+              <w:pStyle w:val="Compact"/>
+              <w:jc w:val="left"/>
+            </w:pPr>
+            <w:r>
               <w:t xml:space="preserve">✗</w:t>
             </w:r>
           </w:p>
@@ -3691,26 +3351,13 @@
           <w:bCs/>
           <w:b/>
         </w:rPr>
-        <w:t xml:space="preserve">Summary: 3 of 5 traits (C, E, N) show direction matches.</w:t>
-      </w:r>
-      <w:r>
-        <w:t xml:space="preserve"> </w:t>
-      </w:r>
-      <w:r>
-        <w:t xml:space="preserve">The strongest match is the</w:t>
-      </w:r>
-      <w:r>
-        <w:t xml:space="preserve"> </w:t>
-      </w:r>
-      <w:r>
-        <w:rPr>
-          <w:bCs/>
-          <w:b/>
-        </w:rPr>
-        <w:t xml:space="preserve">Neuroticism positive direction</w:t>
-      </w:r>
-      <w:r>
-        <w:t xml:space="preserve">, which is opposite to the consistent Western N− finding (Poropat 2009; Mammadov 2022). It is supported in</w:t>
+        <w:t xml:space="preserve">3 of 5 traits (C, E, N) match.</w:t>
+      </w:r>
+      <w:r>
+        <w:t xml:space="preserve"> </w:t>
+      </w:r>
+      <w:r>
+        <w:t xml:space="preserve">The Neuroticism+ match is the headline: opposite to the Western N− pattern (Poropat 2009; Mammadov 2022), supported in</w:t>
       </w:r>
       <w:r>
         <w:t xml:space="preserve"> </w:t>
@@ -3726,15 +3373,7 @@
         <w:t xml:space="preserve"> </w:t>
       </w:r>
       <w:r>
-        <w:t xml:space="preserve">Japan studies and is doubly predicted by Hofstede &amp; McCrae (2004) via UAI and MAS.</w:t>
-      </w:r>
-    </w:p>
-    <w:p>
-      <w:pPr>
-        <w:pStyle w:val="BodyText"/>
-      </w:pPr>
-      <w:r>
-        <w:t xml:space="preserve">The Agreeableness mismatch is informative: Hofstede &amp; McCrae (2004) predicts high-UAI Japan should have</w:t>
+        <w:t xml:space="preserve">Japan studies, and doubly predicted via UAI and MAS. The A mismatch (predicted −, observed +) is informative rather than refuting: it suggests online-learning</w:t>
       </w:r>
       <w:r>
         <w:t xml:space="preserve"> </w:t>
@@ -3744,45 +3383,13 @@
           <w:iCs/>
           <w:i/>
         </w:rPr>
-        <w:t xml:space="preserve">low</w:t>
-      </w:r>
-      <w:r>
-        <w:t xml:space="preserve"> </w:t>
-      </w:r>
-      <w:r>
-        <w:t xml:space="preserve">trait A, yet both Japan online-learning studies show</w:t>
-      </w:r>
-      <w:r>
-        <w:t xml:space="preserve"> </w:t>
-      </w:r>
-      <w:r>
-        <w:rPr>
-          <w:iCs/>
-          <w:i/>
-        </w:rPr>
-        <w:t xml:space="preserve">positive</w:t>
-      </w:r>
-      <w:r>
-        <w:t xml:space="preserve"> </w:t>
-      </w:r>
-      <w:r>
-        <w:t xml:space="preserve">A-outcome correlations (+0.12 to +0.29). This may reflect that the</w:t>
-      </w:r>
-      <w:r>
-        <w:t xml:space="preserve"> </w:t>
-      </w:r>
-      <w:r>
-        <w:rPr>
-          <w:bCs/>
-          <w:b/>
-        </w:rPr>
-        <w:t xml:space="preserve">online-learning context</w:t>
-      </w:r>
-      <w:r>
-        <w:t xml:space="preserve"> </w:t>
-      </w:r>
-      <w:r>
-        <w:t xml:space="preserve">differs from the population-level trait distribution: in collectivist online classrooms, agreeable students may engage more constructively with peers / instructors via system-mediated channels even if Japan as a population is less agreeable on average. This is a hypothesis future cross-cultural online-learning syntheses can test directly.</w:t>
+        <w:t xml:space="preserve">behaviour-level</w:t>
+      </w:r>
+      <w:r>
+        <w:t xml:space="preserve"> </w:t>
+      </w:r>
+      <w:r>
+        <w:t xml:space="preserve">A engagement may decouple from population trait-level A in collectivist contexts — a hypothesis future cross-cultural syntheses can test directly.</w:t>
       </w:r>
     </w:p>
     <w:p>
@@ -3792,9 +3399,9 @@
         </w:pict>
       </w:r>
     </w:p>
-    <w:bookmarkEnd w:id="40"/>
-    <w:bookmarkEnd w:id="41"/>
-    <w:bookmarkStart w:id="47" w:name="discussion"/>
+    <w:bookmarkEnd w:id="38"/>
+    <w:bookmarkEnd w:id="39"/>
+    <w:bookmarkStart w:id="45" w:name="discussion"/>
     <w:p>
       <w:pPr>
         <w:pStyle w:val="Heading2"/>
@@ -3803,7 +3410,7 @@
         <w:t xml:space="preserve">5. Discussion</w:t>
       </w:r>
     </w:p>
-    <w:bookmarkStart w:id="42" w:name="the-within-asia-evidence-problem"/>
+    <w:bookmarkStart w:id="40" w:name="the-within-asia-evidence-problem"/>
     <w:p>
       <w:pPr>
         <w:pStyle w:val="Heading3"/>
@@ -3900,8 +3507,8 @@
         <w:t xml:space="preserve">, and the fact that the two Asian points happen to be from different countries (China, Japan) is a confound that no current corpus can resolve.</w:t>
       </w:r>
     </w:p>
-    <w:bookmarkEnd w:id="42"/>
-    <w:bookmarkStart w:id="43" w:name="hofstede-slopes-as-direction-finders"/>
+    <w:bookmarkEnd w:id="40"/>
+    <w:bookmarkStart w:id="41" w:name="hofstede-slopes-as-direction-finders"/>
     <w:p>
       <w:pPr>
         <w:pStyle w:val="Heading3"/>
@@ -3934,8 +3541,8 @@
         <w:t xml:space="preserve">rather than tests. The Extraversion slope on Individualism is small but consistent with theoretical prediction (+ slope = more positive Extraversion in more individualistic contexts; the two Asian countries differ by IDV = 26 points). The Conscientiousness slope on Long-Term Orientation is small and positive (+0.0376), which is consistent with cultural amplification of self-regulation in long-term-oriented societies — but at k = 2 this could reflect any number of alternative explanations (instrument differences, education-level differences, era differences).</w:t>
       </w:r>
     </w:p>
-    <w:bookmarkEnd w:id="43"/>
-    <w:bookmarkStart w:id="44" w:name="the-japan-instrument-problem"/>
+    <w:bookmarkEnd w:id="41"/>
+    <w:bookmarkStart w:id="42" w:name="the-japan-instrument-problem"/>
     <w:p>
       <w:pPr>
         <w:pStyle w:val="Heading3"/>
@@ -3968,8 +3575,8 @@
         <w:t xml:space="preserve">as a major confound. Two Japan-based primary-pool studies, both asynchronous, both with ~100 — 150 students, but with personality measures differing by a factor of 6 in number of items. Future syntheses that aim to make Japan-specific claims should require either (a) standardised instrument families across studies or (b) explicit instrument-level moderator analyses. The current corpus does neither.</w:t>
       </w:r>
     </w:p>
-    <w:bookmarkEnd w:id="44"/>
-    <w:bookmarkStart w:id="45" w:name="the-hofstede-direction-match-in-japan"/>
+    <w:bookmarkEnd w:id="42"/>
+    <w:bookmarkStart w:id="43" w:name="the-hofstede-direction-match-in-japan"/>
     <w:p>
       <w:pPr>
         <w:pStyle w:val="Heading3"/>
@@ -3983,7 +3590,7 @@
         <w:pStyle w:val="FirstParagraph"/>
       </w:pPr>
       <w:r>
-        <w:t xml:space="preserve">The 3-of-5 direction-match in Table 4 — particularly the</w:t>
+        <w:t xml:space="preserve">The 3-of-5 match in Table 4 — particularly the</w:t>
       </w:r>
       <w:r>
         <w:t xml:space="preserve"> </w:t>
@@ -3999,7 +3606,439 @@
         <w:t xml:space="preserve"> </w:t>
       </w:r>
       <w:r>
-        <w:t xml:space="preserve">in both Japan studies — is the strongest cultural-context finding in this paper. Three observations:</w:t>
+        <w:t xml:space="preserve">— is the strongest cultural-context finding in this paper. The N+ direction is opposite to the Western N null/negative pattern (Poropat 2009; Mammadov 2022) and is consistent with Hofstede’s (1986) characterisation of strong-UAI societies as ones in which students are rewarded for structured, accuracy-focused study — behaviours plausibly fuelled by trait-level anxiety. The Agreeableness mismatch (predicted − by HM04 UAI .45; observed + in both Japan studies) is informative rather than refuting: population trait scores need not predict individual-level personality–outcome correlations within a particular activity domain, and online-learning may afford agreeable students engagement channels that decouple from population A.</w:t>
+      </w:r>
+    </w:p>
+    <w:bookmarkEnd w:id="43"/>
+    <w:bookmarkStart w:id="44" w:name="self-plagiarism-firewall"/>
+    <w:p>
+      <w:pPr>
+        <w:pStyle w:val="Heading3"/>
+      </w:pPr>
+      <w:r>
+        <w:t xml:space="preserve">5.5. Self-plagiarism firewall</w:t>
+      </w:r>
+    </w:p>
+    <w:p>
+      <w:pPr>
+        <w:pStyle w:val="FirstParagraph"/>
+      </w:pPr>
+      <w:r>
+        <w:t xml:space="preserve">The within-Asia decomposition and the Hofstede direction-match analysis (Table 4) are both absent from the parent preprint, which only reports the binary Asia / non-Asia contrast. Disclosure follows</w:t>
+      </w:r>
+      <w:r>
+        <w:t xml:space="preserve"> </w:t>
+      </w:r>
+      <w:r>
+        <w:rPr>
+          <w:rStyle w:val="VerbatimChar"/>
+        </w:rPr>
+        <w:t xml:space="preserve">templates/preprint_disclosure_template.md</w:t>
+      </w:r>
+      <w:r>
+        <w:t xml:space="preserve"> </w:t>
+      </w:r>
+      <w:r>
+        <w:t xml:space="preserve">ICEEL block.</w:t>
+      </w:r>
+    </w:p>
+    <w:p>
+      <w:r>
+        <w:pict>
+          <v:rect style="width:0;height:1.5pt" o:hralign="center" o:hrstd="t" o:hr="t"/>
+        </w:pict>
+      </w:r>
+    </w:p>
+    <w:bookmarkEnd w:id="44"/>
+    <w:bookmarkEnd w:id="45"/>
+    <w:bookmarkStart w:id="46" w:name="limitations"/>
+    <w:p>
+      <w:pPr>
+        <w:pStyle w:val="Heading2"/>
+      </w:pPr>
+      <w:r>
+        <w:t xml:space="preserve">6. Limitations</w:t>
+      </w:r>
+    </w:p>
+    <w:p>
+      <w:pPr>
+        <w:pStyle w:val="FirstParagraph"/>
+      </w:pPr>
+      <w:r>
+        <w:t xml:space="preserve">The dominant limitation is k. With k = 2 Asian primary-pool studies, the Hofstede meta-regression has zero residual degrees of freedom; slopes and direction-matches are descriptive only. The Hofstede framework itself is critiqued (Minkov &amp; Hofstede, 2014; McSweeney, 2002) for ecological-fallacy risk and IBM-sample provenance; Minkov-revised dimensions might yield different direction predictions. Western-derived Big Five may not capture culture-specific personality structure in Japan (Cheung et al., 2003). Single-author, single-coder; country-to-Hofstede-dimension assignment uses the canonical Hofstede Insights (2024) table rather than hand-coding.</w:t>
+      </w:r>
+    </w:p>
+    <w:p>
+      <w:r>
+        <w:pict>
+          <v:rect style="width:0;height:1.5pt" o:hralign="center" o:hrstd="t" o:hr="t"/>
+        </w:pict>
+      </w:r>
+    </w:p>
+    <w:bookmarkEnd w:id="46"/>
+    <w:bookmarkStart w:id="47" w:name="conclusion"/>
+    <w:p>
+      <w:pPr>
+        <w:pStyle w:val="Heading2"/>
+      </w:pPr>
+      <w:r>
+        <w:t xml:space="preserve">7. Conclusion</w:t>
+      </w:r>
+    </w:p>
+    <w:p>
+      <w:pPr>
+        <w:pStyle w:val="FirstParagraph"/>
+      </w:pPr>
+      <w:r>
+        <w:t xml:space="preserve">The contribution of this paper is threefold: (a) the binary Asia / non-Asia contrast in the parent preprint conceals a within-Asia structure that the current corpus cannot statistically resolve (k = 2); (b) a Hofstede direction-prediction analysis (Hofstede &amp; McCrae 2004 trait-dimension correlations) yields</w:t>
+      </w:r>
+      <w:r>
+        <w:t xml:space="preserve"> </w:t>
+      </w:r>
+      <w:r>
+        <w:rPr>
+          <w:bCs/>
+          <w:b/>
+        </w:rPr>
+        <w:t xml:space="preserve">3 of 5 trait direction-matches</w:t>
+      </w:r>
+      <w:r>
+        <w:t xml:space="preserve"> </w:t>
+      </w:r>
+      <w:r>
+        <w:t xml:space="preserve">in two Japan-based studies, with the</w:t>
+      </w:r>
+      <w:r>
+        <w:t xml:space="preserve"> </w:t>
+      </w:r>
+      <w:r>
+        <w:rPr>
+          <w:bCs/>
+          <w:b/>
+        </w:rPr>
+        <w:t xml:space="preserve">Neuroticism positive direction</w:t>
+      </w:r>
+      <w:r>
+        <w:t xml:space="preserve"> </w:t>
+      </w:r>
+      <w:r>
+        <w:t xml:space="preserve">in both being doubly predicted by Japan’s very high UAI and MAS and being opposite to the Western pattern; and (c) the Agreeableness mismatch (predicted −, observed +) opens an empirical question about whether collectivist online-learning behaviour decouples from population trait-level A. Practically, Japanese ed-tech researchers should treat Big Five-based personalisation claims with caution: only Conscientiousness shows a consistent direction; instrument standardisation (60-item BFI-2-J vs 10-item TIPI-J) and consistent trait-by-achievement reporting are prerequisites for any future Hofstede moderator analysis with df &gt; 0. Future work: extend the Asian primary-pool corpus by targeted recruitment of Korean and Taiwanese samples and test Minkov-revised dimensions as a robustness check on the HM04 mapping.</w:t>
+      </w:r>
+    </w:p>
+    <w:p>
+      <w:r>
+        <w:pict>
+          <v:rect style="width:0;height:1.5pt" o:hralign="center" o:hrstd="t" o:hr="t"/>
+        </w:pict>
+      </w:r>
+    </w:p>
+    <w:bookmarkEnd w:id="47"/>
+    <w:bookmarkStart w:id="48" w:name="acknowledgments"/>
+    <w:p>
+      <w:pPr>
+        <w:pStyle w:val="Heading2"/>
+      </w:pPr>
+      <w:r>
+        <w:t xml:space="preserve">Acknowledgments</w:t>
+      </w:r>
+    </w:p>
+    <w:p>
+      <w:pPr>
+        <w:pStyle w:val="FirstParagraph"/>
+      </w:pPr>
+      <w:r>
+        <w:t xml:space="preserve">This paper was prepared by the sole author. A preliminary version of the underlying systematic review and meta-analysis is publicly available on Research Square (DOI 10.21203/rs.3.rs-9513298/v1, posted 27 April 2026). The present ICEEL submission decomposes the binary Asia / non-Asia region moderator from the preprint into a within-Asia Hofstede-moderated analysis and a Japan focus — neither of these analyses appears in the preprint. ORCID: 0009-0009-7124-6669.</w:t>
+      </w:r>
+    </w:p>
+    <w:p>
+      <w:r>
+        <w:pict>
+          <v:rect style="width:0;height:1.5pt" o:hralign="center" o:hrstd="t" o:hr="t"/>
+        </w:pict>
+      </w:r>
+    </w:p>
+    <w:bookmarkEnd w:id="48"/>
+    <w:bookmarkStart w:id="53" w:name="references"/>
+    <w:p>
+      <w:pPr>
+        <w:pStyle w:val="Heading2"/>
+      </w:pPr>
+      <w:r>
+        <w:t xml:space="preserve">References</w:t>
+      </w:r>
+    </w:p>
+    <w:p>
+      <w:pPr>
+        <w:pStyle w:val="FirstParagraph"/>
+      </w:pPr>
+      <w:r>
+        <w:t xml:space="preserve">All references below are taken from</w:t>
+      </w:r>
+      <w:r>
+        <w:t xml:space="preserve"> </w:t>
+      </w:r>
+      <w:r>
+        <w:rPr>
+          <w:rStyle w:val="VerbatimChar"/>
+        </w:rPr>
+        <w:t xml:space="preserve">metaanalysis/reference_index.md</w:t>
+      </w:r>
+      <w:r>
+        <w:t xml:space="preserve"> </w:t>
+      </w:r>
+      <w:r>
+        <w:t xml:space="preserve">(PDF-verified ✅), with the exception of the Hofstede Insights web data source, which is a website rather than a citable PDF.</w:t>
+      </w:r>
+    </w:p>
+    <w:bookmarkStart w:id="49" w:name="primary-studies-cited"/>
+    <w:p>
+      <w:pPr>
+        <w:pStyle w:val="Heading3"/>
+      </w:pPr>
+      <w:r>
+        <w:t xml:space="preserve">Primary studies cited</w:t>
+      </w:r>
+    </w:p>
+    <w:p>
+      <w:pPr>
+        <w:numPr>
+          <w:ilvl w:val="0"/>
+          <w:numId w:val="1002"/>
+        </w:numPr>
+        <w:pStyle w:val="Compact"/>
+      </w:pPr>
+      <w:r>
+        <w:t xml:space="preserve">D. J. Rivers,</w:t>
+      </w:r>
+      <w:r>
+        <w:t xml:space="preserve"> </w:t>
+      </w:r>
+      <w:r>
+        <w:t xml:space="preserve">“</w:t>
+      </w:r>
+      <w:r>
+        <w:t xml:space="preserve">The role of personality traits and online academic self-efficacy in acceptance, actual use and achievement in Moodle,</w:t>
+      </w:r>
+      <w:r>
+        <w:t xml:space="preserve">”</w:t>
+      </w:r>
+      <w:r>
+        <w:t xml:space="preserve"> </w:t>
+      </w:r>
+      <w:r>
+        <w:rPr>
+          <w:iCs/>
+          <w:i/>
+        </w:rPr>
+        <w:t xml:space="preserve">Education and Information Technologies</w:t>
+      </w:r>
+      <w:r>
+        <w:t xml:space="preserve">, vol. 26, no. 4, pp. 4353–4378, 2021. https://doi.org/10.1007/s10639-021-10478-3</w:t>
+      </w:r>
+    </w:p>
+    <w:p>
+      <w:pPr>
+        <w:numPr>
+          <w:ilvl w:val="0"/>
+          <w:numId w:val="1002"/>
+        </w:numPr>
+        <w:pStyle w:val="Compact"/>
+      </w:pPr>
+      <w:r>
+        <w:t xml:space="preserve">E. Tokiwa,</w:t>
+      </w:r>
+      <w:r>
+        <w:t xml:space="preserve"> </w:t>
+      </w:r>
+      <w:r>
+        <w:t xml:space="preserve">“</w:t>
+      </w:r>
+      <w:r>
+        <w:t xml:space="preserve">Who excels in online learning in Japan?</w:t>
+      </w:r>
+      <w:r>
+        <w:t xml:space="preserve">”</w:t>
+      </w:r>
+      <w:r>
+        <w:t xml:space="preserve"> </w:t>
+      </w:r>
+      <w:r>
+        <w:rPr>
+          <w:iCs/>
+          <w:i/>
+        </w:rPr>
+        <w:t xml:space="preserve">Frontiers in Psychology</w:t>
+      </w:r>
+      <w:r>
+        <w:t xml:space="preserve">, vol. 16, Article 1420996, 2025. https://doi.org/10.3389/fpsyg.2025.1420996</w:t>
+      </w:r>
+    </w:p>
+    <w:p>
+      <w:pPr>
+        <w:numPr>
+          <w:ilvl w:val="0"/>
+          <w:numId w:val="1002"/>
+        </w:numPr>
+        <w:pStyle w:val="Compact"/>
+      </w:pPr>
+      <w:r>
+        <w:t xml:space="preserve">P. Wang, F. Wang, and Z. Li,</w:t>
+      </w:r>
+      <w:r>
+        <w:t xml:space="preserve"> </w:t>
+      </w:r>
+      <w:r>
+        <w:t xml:space="preserve">“</w:t>
+      </w:r>
+      <w:r>
+        <w:t xml:space="preserve">Exploring the ecosystem of K-12 online learning: An empirical study of impact mechanisms in the post-pandemic era,</w:t>
+      </w:r>
+      <w:r>
+        <w:t xml:space="preserve">”</w:t>
+      </w:r>
+      <w:r>
+        <w:t xml:space="preserve"> </w:t>
+      </w:r>
+      <w:r>
+        <w:rPr>
+          <w:iCs/>
+          <w:i/>
+        </w:rPr>
+        <w:t xml:space="preserve">Frontiers in Psychology</w:t>
+      </w:r>
+      <w:r>
+        <w:t xml:space="preserve">, vol. 14, 1241477, 2023. https://doi.org/10.3389/fpsyg.2023.1241477</w:t>
+      </w:r>
+    </w:p>
+    <w:p>
+      <w:pPr>
+        <w:numPr>
+          <w:ilvl w:val="0"/>
+          <w:numId w:val="1002"/>
+        </w:numPr>
+        <w:pStyle w:val="Compact"/>
+      </w:pPr>
+      <w:r>
+        <w:t xml:space="preserve">Z. Yu,</w:t>
+      </w:r>
+      <w:r>
+        <w:t xml:space="preserve"> </w:t>
+      </w:r>
+      <w:r>
+        <w:t xml:space="preserve">“</w:t>
+      </w:r>
+      <w:r>
+        <w:t xml:space="preserve">The effects of gender, educational level, and personality on online learning outcomes during the COVID-19 pandemic,</w:t>
+      </w:r>
+      <w:r>
+        <w:t xml:space="preserve">”</w:t>
+      </w:r>
+      <w:r>
+        <w:t xml:space="preserve"> </w:t>
+      </w:r>
+      <w:r>
+        <w:rPr>
+          <w:iCs/>
+          <w:i/>
+        </w:rPr>
+        <w:t xml:space="preserve">International Journal of Educational Technology in Higher Education</w:t>
+      </w:r>
+      <w:r>
+        <w:t xml:space="preserve">, vol. 18, no. 1, Article 14, 2021. https://doi.org/10.1186/s41239-021-00252-3</w:t>
+      </w:r>
+    </w:p>
+    <w:bookmarkEnd w:id="49"/>
+    <w:bookmarkStart w:id="50" w:name="benchmark-meta-analyses-cited"/>
+    <w:p>
+      <w:pPr>
+        <w:pStyle w:val="Heading3"/>
+      </w:pPr>
+      <w:r>
+        <w:t xml:space="preserve">Benchmark meta-analyses cited</w:t>
+      </w:r>
+    </w:p>
+    <w:p>
+      <w:pPr>
+        <w:numPr>
+          <w:ilvl w:val="0"/>
+          <w:numId w:val="1003"/>
+        </w:numPr>
+        <w:pStyle w:val="Compact"/>
+      </w:pPr>
+      <w:r>
+        <w:t xml:space="preserve">S. Chen, A. C. K. Cheung, and Z. Zeng,</w:t>
+      </w:r>
+      <w:r>
+        <w:t xml:space="preserve"> </w:t>
+      </w:r>
+      <w:r>
+        <w:t xml:space="preserve">“</w:t>
+      </w:r>
+      <w:r>
+        <w:t xml:space="preserve">Big Five personality traits and university students’ academic performance: A meta-analysis,</w:t>
+      </w:r>
+      <w:r>
+        <w:t xml:space="preserve">”</w:t>
+      </w:r>
+      <w:r>
+        <w:t xml:space="preserve"> </w:t>
+      </w:r>
+      <w:r>
+        <w:rPr>
+          <w:iCs/>
+          <w:i/>
+        </w:rPr>
+        <w:t xml:space="preserve">Personality and Individual Differences</w:t>
+      </w:r>
+      <w:r>
+        <w:t xml:space="preserve">, vol. 240, 113163, 2025. https://doi.org/10.1016/j.paid.2025.113163</w:t>
+      </w:r>
+    </w:p>
+    <w:p>
+      <w:pPr>
+        <w:numPr>
+          <w:ilvl w:val="0"/>
+          <w:numId w:val="1003"/>
+        </w:numPr>
+        <w:pStyle w:val="Compact"/>
+      </w:pPr>
+      <w:r>
+        <w:t xml:space="preserve">S. Mammadov,</w:t>
+      </w:r>
+      <w:r>
+        <w:t xml:space="preserve"> </w:t>
+      </w:r>
+      <w:r>
+        <w:t xml:space="preserve">“</w:t>
+      </w:r>
+      <w:r>
+        <w:t xml:space="preserve">Big Five personality traits and academic performance: A meta-analysis,</w:t>
+      </w:r>
+      <w:r>
+        <w:t xml:space="preserve">”</w:t>
+      </w:r>
+      <w:r>
+        <w:t xml:space="preserve"> </w:t>
+      </w:r>
+      <w:r>
+        <w:rPr>
+          <w:iCs/>
+          <w:i/>
+        </w:rPr>
+        <w:t xml:space="preserve">Journal of Personality</w:t>
+      </w:r>
+      <w:r>
+        <w:t xml:space="preserve">, vol. 90, no. 2, pp. 222–255, 2022. https://doi.org/10.1111/jopy.12663</w:t>
+      </w:r>
+    </w:p>
+    <w:bookmarkEnd w:id="50"/>
+    <w:bookmarkStart w:id="51" w:name="Xaac596f6a4a5ff714fe3beb93a6b70517642967"/>
+    <w:p>
+      <w:pPr>
+        <w:pStyle w:val="Heading3"/>
+      </w:pPr>
+      <w:r>
+        <w:t xml:space="preserve">Hofstede framework and Big Five × culture linkages</w:t>
       </w:r>
     </w:p>
     <w:p>
@@ -4008,19 +4047,10 @@
           <w:ilvl w:val="0"/>
           <w:numId w:val="1004"/>
         </w:numPr>
-      </w:pPr>
-      <w:r>
-        <w:rPr>
-          <w:bCs/>
-          <w:b/>
-        </w:rPr>
-        <w:t xml:space="preserve">The N+ direction in Japan is opposite to the dominant Western Big Five-achievement literature.</w:t>
-      </w:r>
-      <w:r>
-        <w:t xml:space="preserve"> </w:t>
-      </w:r>
-      <w:r>
-        <w:t xml:space="preserve">Western meta-analyses (Poropat 2009; Mammadov 2022) report N as null or weakly negative; both A-25 Tokiwa and A-31 Rivers report N positively associated with Japan online-learning outcomes, in directions consistent with Hofstede &amp; McCrae’s (2004) UAI-N r = +0.31</w:t>
+        <w:pStyle w:val="Compact"/>
+      </w:pPr>
+      <w:r>
+        <w:t xml:space="preserve">G. Hofstede,</w:t>
       </w:r>
       <w:r>
         <w:t xml:space="preserve"> </w:t>
@@ -4030,13 +4060,10 @@
           <w:iCs/>
           <w:i/>
         </w:rPr>
-        <w:t xml:space="preserve">and</w:t>
-      </w:r>
-      <w:r>
-        <w:t xml:space="preserve"> </w:t>
-      </w:r>
-      <w:r>
-        <w:t xml:space="preserve">MAS-N r = +0.30. The double-dimensional support is consistent with Hofstede’s (1986) educational-context characterisation of strong-UAI societies as ones in which students are rewarded for accuracy and structured study — behaviours plausibly fuelled by trait-level anxiety / sensitivity.</w:t>
+        <w:t xml:space="preserve">Culture’s Consequences: Comparing Values, Behaviors, Institutions and Organizations across Nations</w:t>
+      </w:r>
+      <w:r>
+        <w:t xml:space="preserve">, 2nd ed., Sage Publications, 2001.</w:t>
       </w:r>
     </w:p>
     <w:p>
@@ -4045,16 +4072,22 @@
           <w:ilvl w:val="0"/>
           <w:numId w:val="1004"/>
         </w:numPr>
-      </w:pPr>
-      <w:r>
-        <w:rPr>
-          <w:bCs/>
-          <w:b/>
-        </w:rPr>
-        <w:t xml:space="preserve">The Agreeableness mismatch is informative</w:t>
-      </w:r>
-      <w:r>
-        <w:t xml:space="preserve">, not refuting. Hofstede &amp; McCrae (2004) predict A− for high-UAI Japan at the population trait-level; both Japan studies report A+ at the</w:t>
+        <w:pStyle w:val="Compact"/>
+      </w:pPr>
+      <w:r>
+        <w:t xml:space="preserve">G. Hofstede,</w:t>
+      </w:r>
+      <w:r>
+        <w:t xml:space="preserve"> </w:t>
+      </w:r>
+      <w:r>
+        <w:t xml:space="preserve">“</w:t>
+      </w:r>
+      <w:r>
+        <w:t xml:space="preserve">Cultural differences in teaching and learning,</w:t>
+      </w:r>
+      <w:r>
+        <w:t xml:space="preserve">”</w:t>
       </w:r>
       <w:r>
         <w:t xml:space="preserve"> </w:t>
@@ -4064,13 +4097,10 @@
           <w:iCs/>
           <w:i/>
         </w:rPr>
-        <w:t xml:space="preserve">online-learning behaviour</w:t>
-      </w:r>
-      <w:r>
-        <w:t xml:space="preserve"> </w:t>
-      </w:r>
-      <w:r>
-        <w:t xml:space="preserve">level. The two are not strictly comparable — population trait scores need not equal individual-level personality–achievement correlations within a particular activity domain. The discrepancy is a hypothesis-generator: agreeable students may engage more constructively with online-learning systems even if Japan as a population has lower aggregate trait A.</w:t>
+        <w:t xml:space="preserve">International Journal of Intercultural Relations</w:t>
+      </w:r>
+      <w:r>
+        <w:t xml:space="preserve">, vol. 10, no. 3, pp. 301–320, 1986. https://doi.org/10.1016/0147-1767(86)90015-5</w:t>
       </w:r>
     </w:p>
     <w:p>
@@ -4079,232 +4109,371 @@
           <w:ilvl w:val="0"/>
           <w:numId w:val="1004"/>
         </w:numPr>
-      </w:pPr>
-      <w:r>
-        <w:rPr>
-          <w:bCs/>
-          <w:b/>
-        </w:rPr>
-        <w:t xml:space="preserve">The Conscientiousness positive direction is uncontroversial.</w:t>
-      </w:r>
-      <w:r>
-        <w:t xml:space="preserve"> </w:t>
-      </w:r>
-      <w:r>
-        <w:t xml:space="preserve">It matches Hofstede &amp; McCrae (2004) PDI-C r = .43, the parent preprint’s overall Asian-subset C r = +0.111, and Mammadov (2022)</w:t>
-      </w:r>
-      <w:r>
-        <w:t xml:space="preserve">‘</w:t>
-      </w:r>
-      <w:r>
-        <w:t xml:space="preserve">s Asian-amplification finding. Future Japan-specific syntheses should treat C+ as a default expectation against which other traits</w:t>
-      </w:r>
-      <w:r>
-        <w:t xml:space="preserve">’</w:t>
-      </w:r>
-      <w:r>
-        <w:t xml:space="preserve"> </w:t>
-      </w:r>
-      <w:r>
-        <w:t xml:space="preserve">deviations are interpreted.</w:t>
-      </w:r>
-    </w:p>
-    <w:bookmarkEnd w:id="45"/>
-    <w:bookmarkStart w:id="46" w:name="self-plagiarism-firewall"/>
+        <w:pStyle w:val="Compact"/>
+      </w:pPr>
+      <w:r>
+        <w:t xml:space="preserve">G. Hofstede and R. R. McCrae,</w:t>
+      </w:r>
+      <w:r>
+        <w:t xml:space="preserve"> </w:t>
+      </w:r>
+      <w:r>
+        <w:t xml:space="preserve">“</w:t>
+      </w:r>
+      <w:r>
+        <w:t xml:space="preserve">Personality and culture revisited: Linking traits and dimensions of culture,</w:t>
+      </w:r>
+      <w:r>
+        <w:t xml:space="preserve">”</w:t>
+      </w:r>
+      <w:r>
+        <w:t xml:space="preserve"> </w:t>
+      </w:r>
+      <w:r>
+        <w:rPr>
+          <w:iCs/>
+          <w:i/>
+        </w:rPr>
+        <w:t xml:space="preserve">Cross-Cultural Research</w:t>
+      </w:r>
+      <w:r>
+        <w:t xml:space="preserve">, vol. 38, no. 1, pp. 52–88, 2004. https://doi.org/10.1177/1069397103259443</w:t>
+      </w:r>
+    </w:p>
+    <w:p>
+      <w:pPr>
+        <w:numPr>
+          <w:ilvl w:val="0"/>
+          <w:numId w:val="1004"/>
+        </w:numPr>
+        <w:pStyle w:val="Compact"/>
+      </w:pPr>
+      <w:r>
+        <w:t xml:space="preserve">Hofstede Insights,</w:t>
+      </w:r>
+      <w:r>
+        <w:t xml:space="preserve"> </w:t>
+      </w:r>
+      <w:r>
+        <w:t xml:space="preserve">“</w:t>
+      </w:r>
+      <w:r>
+        <w:t xml:space="preserve">Country comparison tool,</w:t>
+      </w:r>
+      <w:r>
+        <w:t xml:space="preserve">”</w:t>
+      </w:r>
+      <w:r>
+        <w:t xml:space="preserve"> </w:t>
+      </w:r>
+      <w:r>
+        <w:t xml:space="preserve">https://www.hofstede-insights.com/, accessed 2024 [website data source].</w:t>
+      </w:r>
+    </w:p>
+    <w:p>
+      <w:pPr>
+        <w:numPr>
+          <w:ilvl w:val="0"/>
+          <w:numId w:val="1004"/>
+        </w:numPr>
+        <w:pStyle w:val="Compact"/>
+      </w:pPr>
+      <w:r>
+        <w:t xml:space="preserve">J. Allik and R. R. McCrae,</w:t>
+      </w:r>
+      <w:r>
+        <w:t xml:space="preserve"> </w:t>
+      </w:r>
+      <w:r>
+        <w:t xml:space="preserve">“</w:t>
+      </w:r>
+      <w:r>
+        <w:t xml:space="preserve">Toward a geography of personality traits: Patterns of profiles across 36 cultures,</w:t>
+      </w:r>
+      <w:r>
+        <w:t xml:space="preserve">”</w:t>
+      </w:r>
+      <w:r>
+        <w:t xml:space="preserve"> </w:t>
+      </w:r>
+      <w:r>
+        <w:rPr>
+          <w:iCs/>
+          <w:i/>
+        </w:rPr>
+        <w:t xml:space="preserve">Journal of Cross-Cultural Psychology</w:t>
+      </w:r>
+      <w:r>
+        <w:t xml:space="preserve">, vol. 35, no. 1, pp. 13–28, 2004. https://doi.org/10.1177/0022022103260382</w:t>
+      </w:r>
+    </w:p>
+    <w:p>
+      <w:pPr>
+        <w:numPr>
+          <w:ilvl w:val="0"/>
+          <w:numId w:val="1004"/>
+        </w:numPr>
+        <w:pStyle w:val="Compact"/>
+      </w:pPr>
+      <w:r>
+        <w:t xml:space="preserve">R. R. McCrae and A. Terracciano,</w:t>
+      </w:r>
+      <w:r>
+        <w:t xml:space="preserve"> </w:t>
+      </w:r>
+      <w:r>
+        <w:t xml:space="preserve">“</w:t>
+      </w:r>
+      <w:r>
+        <w:t xml:space="preserve">Universal features of personality traits from the observer’s perspective: Data from 50 cultures,</w:t>
+      </w:r>
+      <w:r>
+        <w:t xml:space="preserve">”</w:t>
+      </w:r>
+      <w:r>
+        <w:t xml:space="preserve"> </w:t>
+      </w:r>
+      <w:r>
+        <w:rPr>
+          <w:iCs/>
+          <w:i/>
+        </w:rPr>
+        <w:t xml:space="preserve">Journal of Personality and Social Psychology</w:t>
+      </w:r>
+      <w:r>
+        <w:t xml:space="preserve">, vol. 88, no. 3, pp. 547–561, 2005. https://doi.org/10.1037/0022-3514.88.3.547</w:t>
+      </w:r>
+    </w:p>
+    <w:p>
+      <w:pPr>
+        <w:numPr>
+          <w:ilvl w:val="0"/>
+          <w:numId w:val="1004"/>
+        </w:numPr>
+        <w:pStyle w:val="Compact"/>
+      </w:pPr>
+      <w:r>
+        <w:t xml:space="preserve">D. P. Schmitt, J. Allik, R. R. McCrae, and V. Benet-Martínez,</w:t>
+      </w:r>
+      <w:r>
+        <w:t xml:space="preserve"> </w:t>
+      </w:r>
+      <w:r>
+        <w:t xml:space="preserve">“</w:t>
+      </w:r>
+      <w:r>
+        <w:t xml:space="preserve">The geographic distribution of Big Five personality traits: Patterns and profiles of human self-description across 56 nations,</w:t>
+      </w:r>
+      <w:r>
+        <w:t xml:space="preserve">”</w:t>
+      </w:r>
+      <w:r>
+        <w:t xml:space="preserve"> </w:t>
+      </w:r>
+      <w:r>
+        <w:rPr>
+          <w:iCs/>
+          <w:i/>
+        </w:rPr>
+        <w:t xml:space="preserve">Journal of Cross-Cultural Psychology</w:t>
+      </w:r>
+      <w:r>
+        <w:t xml:space="preserve">, vol. 38, no. 2, pp. 173–212, 2007. https://doi.org/10.1177/0022022106297299</w:t>
+      </w:r>
+    </w:p>
+    <w:p>
+      <w:pPr>
+        <w:numPr>
+          <w:ilvl w:val="0"/>
+          <w:numId w:val="1004"/>
+        </w:numPr>
+        <w:pStyle w:val="Compact"/>
+      </w:pPr>
+      <w:r>
+        <w:t xml:space="preserve">L. A. Migliore,</w:t>
+      </w:r>
+      <w:r>
+        <w:t xml:space="preserve"> </w:t>
+      </w:r>
+      <w:r>
+        <w:t xml:space="preserve">“</w:t>
+      </w:r>
+      <w:r>
+        <w:t xml:space="preserve">Relation between big five personality traits and Hofstede’s cultural dimensions: Samples from the USA and India,</w:t>
+      </w:r>
+      <w:r>
+        <w:t xml:space="preserve">”</w:t>
+      </w:r>
+      <w:r>
+        <w:t xml:space="preserve"> </w:t>
+      </w:r>
+      <w:r>
+        <w:rPr>
+          <w:iCs/>
+          <w:i/>
+        </w:rPr>
+        <w:t xml:space="preserve">Cross Cultural Management: An International Journal</w:t>
+      </w:r>
+      <w:r>
+        <w:t xml:space="preserve">, vol. 18, no. 1, pp. 38–54, 2011. https://doi.org/10.1108/13527601111104287</w:t>
+      </w:r>
+    </w:p>
+    <w:p>
+      <w:pPr>
+        <w:numPr>
+          <w:ilvl w:val="0"/>
+          <w:numId w:val="1004"/>
+        </w:numPr>
+        <w:pStyle w:val="Compact"/>
+      </w:pPr>
+      <w:r>
+        <w:t xml:space="preserve">F. M. Cheung, S. F. Cheung, S. Wada, and J. Zhang,</w:t>
+      </w:r>
+      <w:r>
+        <w:t xml:space="preserve"> </w:t>
+      </w:r>
+      <w:r>
+        <w:t xml:space="preserve">“</w:t>
+      </w:r>
+      <w:r>
+        <w:t xml:space="preserve">Indigenous measures of personality assessment in Asian countries: A review,</w:t>
+      </w:r>
+      <w:r>
+        <w:t xml:space="preserve">”</w:t>
+      </w:r>
+      <w:r>
+        <w:t xml:space="preserve"> </w:t>
+      </w:r>
+      <w:r>
+        <w:rPr>
+          <w:iCs/>
+          <w:i/>
+        </w:rPr>
+        <w:t xml:space="preserve">Psychological Assessment</w:t>
+      </w:r>
+      <w:r>
+        <w:t xml:space="preserve">, vol. 15, no. 3, pp. 280–289, 2003. https://doi.org/10.1037/1040-3590.15.3.280</w:t>
+      </w:r>
+    </w:p>
+    <w:p>
+      <w:pPr>
+        <w:numPr>
+          <w:ilvl w:val="0"/>
+          <w:numId w:val="1004"/>
+        </w:numPr>
+        <w:pStyle w:val="Compact"/>
+      </w:pPr>
+      <w:r>
+        <w:t xml:space="preserve">R. Lynn and T. Martin,</w:t>
+      </w:r>
+      <w:r>
+        <w:t xml:space="preserve"> </w:t>
+      </w:r>
+      <w:r>
+        <w:t xml:space="preserve">“</w:t>
+      </w:r>
+      <w:r>
+        <w:t xml:space="preserve">National differences for thirty-seven nations in extraversion, neuroticism, psychoticism and economic, demographic and other correlates,</w:t>
+      </w:r>
+      <w:r>
+        <w:t xml:space="preserve">”</w:t>
+      </w:r>
+      <w:r>
+        <w:t xml:space="preserve"> </w:t>
+      </w:r>
+      <w:r>
+        <w:rPr>
+          <w:iCs/>
+          <w:i/>
+        </w:rPr>
+        <w:t xml:space="preserve">Personality and Individual Differences</w:t>
+      </w:r>
+      <w:r>
+        <w:t xml:space="preserve">, vol. 19, no. 3, pp. 403–406, 1995. https://doi.org/10.1016/0191-8869(95)00054-A</w:t>
+      </w:r>
+    </w:p>
+    <w:p>
+      <w:pPr>
+        <w:numPr>
+          <w:ilvl w:val="0"/>
+          <w:numId w:val="1004"/>
+        </w:numPr>
+        <w:pStyle w:val="Compact"/>
+      </w:pPr>
+      <w:r>
+        <w:t xml:space="preserve">B. McSweeney,</w:t>
+      </w:r>
+      <w:r>
+        <w:t xml:space="preserve"> </w:t>
+      </w:r>
+      <w:r>
+        <w:t xml:space="preserve">“</w:t>
+      </w:r>
+      <w:r>
+        <w:t xml:space="preserve">Hofstede’s model of national cultural differences and their consequences: A triumph of faith — a failure of analysis,</w:t>
+      </w:r>
+      <w:r>
+        <w:t xml:space="preserve">”</w:t>
+      </w:r>
+      <w:r>
+        <w:t xml:space="preserve"> </w:t>
+      </w:r>
+      <w:r>
+        <w:rPr>
+          <w:iCs/>
+          <w:i/>
+        </w:rPr>
+        <w:t xml:space="preserve">Human Relations</w:t>
+      </w:r>
+      <w:r>
+        <w:t xml:space="preserve">, vol. 55, no. 1, pp. 89–118, 2002. https://doi.org/10.1177/0018726702551004</w:t>
+      </w:r>
+    </w:p>
+    <w:p>
+      <w:pPr>
+        <w:numPr>
+          <w:ilvl w:val="0"/>
+          <w:numId w:val="1004"/>
+        </w:numPr>
+        <w:pStyle w:val="Compact"/>
+      </w:pPr>
+      <w:r>
+        <w:t xml:space="preserve">M. Minkov and G. Hofstede,</w:t>
+      </w:r>
+      <w:r>
+        <w:t xml:space="preserve"> </w:t>
+      </w:r>
+      <w:r>
+        <w:t xml:space="preserve">“</w:t>
+      </w:r>
+      <w:r>
+        <w:t xml:space="preserve">A replication of Hofstede’s uncertainty avoidance dimension across nationally representative samples from Europe,</w:t>
+      </w:r>
+      <w:r>
+        <w:t xml:space="preserve">”</w:t>
+      </w:r>
+      <w:r>
+        <w:t xml:space="preserve"> </w:t>
+      </w:r>
+      <w:r>
+        <w:rPr>
+          <w:iCs/>
+          <w:i/>
+        </w:rPr>
+        <w:t xml:space="preserve">International Journal of Cross-Cultural Management</w:t>
+      </w:r>
+      <w:r>
+        <w:t xml:space="preserve">, vol. 14, no. 1, pp. 7–22, 2014. https://doi.org/10.1177/1470595814521600</w:t>
+      </w:r>
+    </w:p>
+    <w:bookmarkEnd w:id="51"/>
+    <w:bookmarkStart w:id="52" w:name="authors-own-preprint"/>
     <w:p>
       <w:pPr>
         <w:pStyle w:val="Heading3"/>
       </w:pPr>
       <w:r>
-        <w:t xml:space="preserve">5.5. Self-plagiarism firewall</w:t>
-      </w:r>
-    </w:p>
-    <w:p>
-      <w:pPr>
-        <w:pStyle w:val="FirstParagraph"/>
-      </w:pPr>
-      <w:r>
-        <w:t xml:space="preserve">The within-Asia decomposition and the Hofstede moderator analysis are both absent from the parent preprint, which only reports the binary Asia / non-Asia contrast. The ICEEL paper’s contribution is therefore distinct from the preprint at the analytic level; disclosure follows</w:t>
-      </w:r>
-      <w:r>
-        <w:t xml:space="preserve"> </w:t>
-      </w:r>
-      <w:r>
-        <w:rPr>
-          <w:rStyle w:val="VerbatimChar"/>
-        </w:rPr>
-        <w:t xml:space="preserve">metaanalysis/conference_submissions/templates/preprint_disclosure_template.md</w:t>
-      </w:r>
-      <w:r>
-        <w:t xml:space="preserve"> </w:t>
-      </w:r>
-      <w:r>
-        <w:t xml:space="preserve">ICEEL block, which states explicitly that the binary contrast is in the preprint but the within-Asia Hofstede direction-match analysis (Table 4) is novel to this submission.</w:t>
-      </w:r>
-    </w:p>
-    <w:p>
-      <w:r>
-        <w:pict>
-          <v:rect style="width:0;height:1.5pt" o:hralign="center" o:hrstd="t" o:hr="t"/>
-        </w:pict>
-      </w:r>
-    </w:p>
-    <w:bookmarkEnd w:id="46"/>
-    <w:bookmarkEnd w:id="47"/>
-    <w:bookmarkStart w:id="48" w:name="limitations"/>
-    <w:p>
-      <w:pPr>
-        <w:pStyle w:val="Heading2"/>
-      </w:pPr>
-      <w:r>
-        <w:t xml:space="preserve">6. Limitations</w:t>
-      </w:r>
-    </w:p>
-    <w:p>
-      <w:pPr>
-        <w:pStyle w:val="FirstParagraph"/>
-      </w:pPr>
-      <w:r>
-        <w:t xml:space="preserve">The dominant limitation is k. With k = 2 Asian primary-pool studies the Hofstede meta-regression has zero residual degrees of freedom; slopes are descriptive only. This is acknowledged transparently throughout the paper; we treat the regression as a methodological exercise rather than a confirmatory test.</w:t>
-      </w:r>
-    </w:p>
-    <w:p>
-      <w:pPr>
-        <w:pStyle w:val="BodyText"/>
-      </w:pPr>
-      <w:r>
-        <w:t xml:space="preserve">Hofstede’s framework is itself critiqued (Minkov &amp; Hofstede, 2014; McSweeney, 2002) for ecological-fallacy risk and for the IBM-employee provenance of the original scores. We use Hofstede Insights (2024) values without modification but acknowledge that Minkov-revised dimensions might give different slopes.</w:t>
-      </w:r>
-    </w:p>
-    <w:p>
-      <w:pPr>
-        <w:pStyle w:val="BodyText"/>
-      </w:pPr>
-      <w:r>
-        <w:t xml:space="preserve">The Japan synthesis is constrained to k = 2; pooling within Japan is not justifiable on this basis. The narrative comparison surfaces methodological issues (instrument heterogeneity) rather than confirmatory effects.</w:t>
-      </w:r>
-    </w:p>
-    <w:p>
-      <w:pPr>
-        <w:pStyle w:val="BodyText"/>
-      </w:pPr>
-      <w:r>
-        <w:t xml:space="preserve">Single coder, single author, no second-coder audit of country-to-Hofstede-dimension assignment (mitigated by sourcing scores from the canonical Hofstede Insights table rather than hand-coding).</w:t>
-      </w:r>
-    </w:p>
-    <w:p>
-      <w:r>
-        <w:pict>
-          <v:rect style="width:0;height:1.5pt" o:hralign="center" o:hrstd="t" o:hr="t"/>
-        </w:pict>
-      </w:r>
-    </w:p>
-    <w:bookmarkEnd w:id="48"/>
-    <w:bookmarkStart w:id="49" w:name="conclusion"/>
-    <w:p>
-      <w:pPr>
-        <w:pStyle w:val="Heading2"/>
-      </w:pPr>
-      <w:r>
-        <w:t xml:space="preserve">7. Conclusion</w:t>
-      </w:r>
-    </w:p>
-    <w:p>
-      <w:pPr>
-        <w:pStyle w:val="FirstParagraph"/>
-      </w:pPr>
-      <w:r>
-        <w:t xml:space="preserve">The within-Asia decomposition of personality — academic-achievement effects in online learning is, with the present evidence base, a methodological exercise rather than a confirmatory cultural-dimensions test. The contribution of this paper is to (a) document that the parent preprint’s binary Asia / non-Asia contrast hides within-Asia structure that the field’s current corpus cannot resolve, and (b) flag instrument heterogeneity (60-item vs 10-item Big Five inventories) as a confound in the Japan-specific evidence that no future synthesis can ignore.</w:t>
-      </w:r>
-    </w:p>
-    <w:p>
-      <w:pPr>
-        <w:pStyle w:val="BodyText"/>
-      </w:pPr>
-      <w:r>
-        <w:t xml:space="preserve">For the ICEEL audience the practical implications are two. First, Japanese ed-tech designers and educational researchers should treat Big Five-based personalisation claims with caution: there is no consistent evidence base in Japan-specific online-learning contexts for any trait other than Conscientiousness. Second, the field needs a coordinated push to (i) include Big Five trait-by-achievement reporting as a standard feature of Japanese online-learning primary studies, (ii) standardise on a single Big Five instrument family within country, and (iii) report sufficient cultural-context metadata for future Hofstede-style moderator analyses to have df &gt; 0.</w:t>
-      </w:r>
-    </w:p>
-    <w:p>
-      <w:pPr>
-        <w:pStyle w:val="BodyText"/>
-      </w:pPr>
-      <w:r>
-        <w:t xml:space="preserve">Future work: extend the Asian primary-pool corpus to k &gt; 4 by targeted recruitment of Korean and Taiwanese samples; replicate the parent preprint’s Region moderator with a refined East-Asia bin; and replace the 6-D Hofstede framework with the Minkov-revised dimensions to test sensitivity to the underlying cultural-mapping choice.</w:t>
-      </w:r>
-    </w:p>
-    <w:p>
-      <w:r>
-        <w:pict>
-          <v:rect style="width:0;height:1.5pt" o:hralign="center" o:hrstd="t" o:hr="t"/>
-        </w:pict>
-      </w:r>
-    </w:p>
-    <w:bookmarkEnd w:id="49"/>
-    <w:bookmarkStart w:id="50" w:name="acknowledgments"/>
-    <w:p>
-      <w:pPr>
-        <w:pStyle w:val="Heading2"/>
-      </w:pPr>
-      <w:r>
-        <w:t xml:space="preserve">Acknowledgments</w:t>
-      </w:r>
-    </w:p>
-    <w:p>
-      <w:pPr>
-        <w:pStyle w:val="FirstParagraph"/>
-      </w:pPr>
-      <w:r>
-        <w:t xml:space="preserve">This paper was prepared by the sole author. A preliminary version of the underlying systematic review and meta-analysis is publicly available on Research Square (DOI 10.21203/rs.3.rs-9513298/v1, posted 27 April 2026). The present ICEEL submission decomposes the binary Asia / non-Asia region moderator from the preprint into a within-Asia Hofstede-moderated analysis and a Japan focus — neither of these analyses appears in the preprint. ORCID: 0009-0009-7124-6669.</w:t>
-      </w:r>
-    </w:p>
-    <w:p>
-      <w:r>
-        <w:pict>
-          <v:rect style="width:0;height:1.5pt" o:hralign="center" o:hrstd="t" o:hr="t"/>
-        </w:pict>
-      </w:r>
-    </w:p>
-    <w:bookmarkEnd w:id="50"/>
-    <w:bookmarkStart w:id="55" w:name="references"/>
-    <w:p>
-      <w:pPr>
-        <w:pStyle w:val="Heading2"/>
-      </w:pPr>
-      <w:r>
-        <w:t xml:space="preserve">References</w:t>
-      </w:r>
-    </w:p>
-    <w:p>
-      <w:pPr>
-        <w:pStyle w:val="FirstParagraph"/>
-      </w:pPr>
-      <w:r>
-        <w:t xml:space="preserve">All references below are taken from</w:t>
-      </w:r>
-      <w:r>
-        <w:t xml:space="preserve"> </w:t>
-      </w:r>
-      <w:r>
-        <w:rPr>
-          <w:rStyle w:val="VerbatimChar"/>
-        </w:rPr>
-        <w:t xml:space="preserve">metaanalysis/reference_index.md</w:t>
-      </w:r>
-      <w:r>
-        <w:t xml:space="preserve"> </w:t>
-      </w:r>
-      <w:r>
-        <w:t xml:space="preserve">(PDF-verified ✅), with the exception of the Hofstede Insights web data source, which is a website rather than a citable PDF.</w:t>
-      </w:r>
-    </w:p>
-    <w:bookmarkStart w:id="51" w:name="primary-studies-cited"/>
-    <w:p>
-      <w:pPr>
-        <w:pStyle w:val="Heading3"/>
-      </w:pPr>
-      <w:r>
-        <w:t xml:space="preserve">Primary studies cited</w:t>
+        <w:t xml:space="preserve">Author’s own preprint</w:t>
       </w:r>
     </w:p>
     <w:p>
@@ -4316,7 +4485,7 @@
         <w:pStyle w:val="Compact"/>
       </w:pPr>
       <w:r>
-        <w:t xml:space="preserve">D. J. Rivers,</w:t>
+        <w:t xml:space="preserve">E. Tokiwa,</w:t>
       </w:r>
       <w:r>
         <w:t xml:space="preserve"> </w:t>
@@ -4325,7 +4494,7 @@
         <w:t xml:space="preserve">“</w:t>
       </w:r>
       <w:r>
-        <w:t xml:space="preserve">The role of personality traits and online academic self-efficacy in acceptance, actual use and achievement in Moodle,</w:t>
+        <w:t xml:space="preserve">Big Five personality traits and academic achievement in online learning environments: A systematic review and meta-analysis,</w:t>
       </w:r>
       <w:r>
         <w:t xml:space="preserve">”</w:t>
@@ -4338,131 +4507,31 @@
           <w:iCs/>
           <w:i/>
         </w:rPr>
-        <w:t xml:space="preserve">Education and Information Technologies</w:t>
-      </w:r>
-      <w:r>
-        <w:t xml:space="preserve">, vol. 26, no. 4, pp. 4353–4378, 2021. https://doi.org/10.1007/s10639-021-10478-3</w:t>
-      </w:r>
-    </w:p>
-    <w:p>
-      <w:pPr>
-        <w:numPr>
-          <w:ilvl w:val="0"/>
-          <w:numId w:val="1005"/>
-        </w:numPr>
-        <w:pStyle w:val="Compact"/>
-      </w:pPr>
-      <w:r>
-        <w:t xml:space="preserve">E. Tokiwa,</w:t>
-      </w:r>
-      <w:r>
-        <w:t xml:space="preserve"> </w:t>
-      </w:r>
-      <w:r>
-        <w:t xml:space="preserve">“</w:t>
-      </w:r>
-      <w:r>
-        <w:t xml:space="preserve">Who excels in online learning in Japan?</w:t>
-      </w:r>
-      <w:r>
-        <w:t xml:space="preserve">”</w:t>
-      </w:r>
-      <w:r>
-        <w:t xml:space="preserve"> </w:t>
-      </w:r>
-      <w:r>
-        <w:rPr>
-          <w:iCs/>
-          <w:i/>
-        </w:rPr>
-        <w:t xml:space="preserve">Frontiers in Psychology</w:t>
-      </w:r>
-      <w:r>
-        <w:t xml:space="preserve">, vol. 16, Article 1420996, 2025. https://doi.org/10.3389/fpsyg.2025.1420996</w:t>
-      </w:r>
-    </w:p>
-    <w:p>
-      <w:pPr>
-        <w:numPr>
-          <w:ilvl w:val="0"/>
-          <w:numId w:val="1005"/>
-        </w:numPr>
-        <w:pStyle w:val="Compact"/>
-      </w:pPr>
-      <w:r>
-        <w:t xml:space="preserve">P. Wang, F. Wang, and Z. Li,</w:t>
-      </w:r>
-      <w:r>
-        <w:t xml:space="preserve"> </w:t>
-      </w:r>
-      <w:r>
-        <w:t xml:space="preserve">“</w:t>
-      </w:r>
-      <w:r>
-        <w:t xml:space="preserve">Exploring the ecosystem of K-12 online learning: An empirical study of impact mechanisms in the post-pandemic era,</w:t>
-      </w:r>
-      <w:r>
-        <w:t xml:space="preserve">”</w:t>
-      </w:r>
-      <w:r>
-        <w:t xml:space="preserve"> </w:t>
-      </w:r>
-      <w:r>
-        <w:rPr>
-          <w:iCs/>
-          <w:i/>
-        </w:rPr>
-        <w:t xml:space="preserve">Frontiers in Psychology</w:t>
-      </w:r>
-      <w:r>
-        <w:t xml:space="preserve">, vol. 14, 1241477, 2023. https://doi.org/10.3389/fpsyg.2023.1241477</w:t>
-      </w:r>
-    </w:p>
-    <w:p>
-      <w:pPr>
-        <w:numPr>
-          <w:ilvl w:val="0"/>
-          <w:numId w:val="1005"/>
-        </w:numPr>
-        <w:pStyle w:val="Compact"/>
-      </w:pPr>
-      <w:r>
-        <w:t xml:space="preserve">Z. Yu,</w:t>
-      </w:r>
-      <w:r>
-        <w:t xml:space="preserve"> </w:t>
-      </w:r>
-      <w:r>
-        <w:t xml:space="preserve">“</w:t>
-      </w:r>
-      <w:r>
-        <w:t xml:space="preserve">The effects of gender, educational level, and personality on online learning outcomes during the COVID-19 pandemic,</w:t>
-      </w:r>
-      <w:r>
-        <w:t xml:space="preserve">”</w:t>
-      </w:r>
-      <w:r>
-        <w:t xml:space="preserve"> </w:t>
-      </w:r>
-      <w:r>
-        <w:rPr>
-          <w:iCs/>
-          <w:i/>
-        </w:rPr>
-        <w:t xml:space="preserve">International Journal of Educational Technology in Higher Education</w:t>
-      </w:r>
-      <w:r>
-        <w:t xml:space="preserve">, vol. 18, no. 1, Article 14, 2021. https://doi.org/10.1186/s41239-021-00252-3</w:t>
-      </w:r>
-    </w:p>
-    <w:bookmarkEnd w:id="51"/>
-    <w:bookmarkStart w:id="52" w:name="benchmark-meta-analyses-cited"/>
-    <w:p>
-      <w:pPr>
-        <w:pStyle w:val="Heading3"/>
-      </w:pPr>
-      <w:r>
-        <w:t xml:space="preserve">Benchmark meta-analyses cited</w:t>
+        <w:t xml:space="preserve">Research Square</w:t>
+      </w:r>
+      <w:r>
+        <w:t xml:space="preserve"> </w:t>
+      </w:r>
+      <w:r>
+        <w:t xml:space="preserve">preprint, https://doi.org/10.21203/rs.3.rs-9513298/v1, 2026.</w:t>
+      </w:r>
+    </w:p>
+    <w:p>
+      <w:r>
+        <w:pict>
+          <v:rect style="width:0;height:1.5pt" o:hralign="center" o:hrstd="t" o:hr="t"/>
+        </w:pict>
+      </w:r>
+    </w:p>
+    <w:bookmarkEnd w:id="52"/>
+    <w:bookmarkEnd w:id="53"/>
+    <w:bookmarkStart w:id="54" w:name="appendix-a.-reproducibility"/>
+    <w:p>
+      <w:pPr>
+        <w:pStyle w:val="Heading2"/>
+      </w:pPr>
+      <w:r>
+        <w:t xml:space="preserve">Appendix A. Reproducibility</w:t>
       </w:r>
     </w:p>
     <w:p>
@@ -4474,32 +4543,19 @@
         <w:pStyle w:val="Compact"/>
       </w:pPr>
       <w:r>
-        <w:t xml:space="preserve">S. Chen, A. C. K. Cheung, and Z. Zeng,</w:t>
-      </w:r>
-      <w:r>
-        <w:t xml:space="preserve"> </w:t>
-      </w:r>
-      <w:r>
-        <w:t xml:space="preserve">“</w:t>
-      </w:r>
-      <w:r>
-        <w:t xml:space="preserve">Big Five personality traits and university students’ academic performance: A meta-analysis,</w:t>
-      </w:r>
-      <w:r>
-        <w:t xml:space="preserve">”</w:t>
-      </w:r>
-      <w:r>
-        <w:t xml:space="preserve"> </w:t>
-      </w:r>
-      <w:r>
-        <w:rPr>
-          <w:iCs/>
-          <w:i/>
-        </w:rPr>
-        <w:t xml:space="preserve">Personality and Individual Differences</w:t>
-      </w:r>
-      <w:r>
-        <w:t xml:space="preserve">, vol. 240, 113163, 2025. https://doi.org/10.1016/j.paid.2025.113163</w:t>
+        <w:t xml:space="preserve">Source dataset:</w:t>
+      </w:r>
+      <w:r>
+        <w:t xml:space="preserve"> </w:t>
+      </w:r>
+      <w:r>
+        <w:rPr>
+          <w:rStyle w:val="VerbatimChar"/>
+        </w:rPr>
+        <w:t xml:space="preserve">metaanalysis/conference_submissions/inputs/studies.csv</w:t>
+      </w:r>
+      <w:r>
+        <w:t xml:space="preserve">.</w:t>
       </w:r>
     </w:p>
     <w:p>
@@ -4511,517 +4567,79 @@
         <w:pStyle w:val="Compact"/>
       </w:pPr>
       <w:r>
-        <w:t xml:space="preserve">S. Mammadov,</w:t>
-      </w:r>
-      <w:r>
-        <w:t xml:space="preserve"> </w:t>
-      </w:r>
-      <w:r>
-        <w:t xml:space="preserve">“</w:t>
-      </w:r>
-      <w:r>
-        <w:t xml:space="preserve">Big Five personality traits and academic performance: A meta-analysis,</w:t>
-      </w:r>
-      <w:r>
-        <w:t xml:space="preserve">”</w:t>
-      </w:r>
-      <w:r>
-        <w:t xml:space="preserve"> </w:t>
-      </w:r>
-      <w:r>
-        <w:rPr>
-          <w:iCs/>
-          <w:i/>
-        </w:rPr>
-        <w:t xml:space="preserve">Journal of Personality</w:t>
-      </w:r>
-      <w:r>
-        <w:t xml:space="preserve">, vol. 90, no. 2, pp. 222–255, 2022. https://doi.org/10.1111/jopy.12663</w:t>
-      </w:r>
-    </w:p>
-    <w:bookmarkEnd w:id="52"/>
-    <w:bookmarkStart w:id="53" w:name="Xaac596f6a4a5ff714fe3beb93a6b70517642967"/>
-    <w:p>
-      <w:pPr>
-        <w:pStyle w:val="Heading3"/>
-      </w:pPr>
-      <w:r>
-        <w:t xml:space="preserve">Hofstede framework and Big Five × culture linkages</w:t>
+        <w:t xml:space="preserve">Hofstede table: encoded inline in the script.</w:t>
       </w:r>
     </w:p>
     <w:p>
       <w:pPr>
         <w:numPr>
           <w:ilvl w:val="0"/>
-          <w:numId w:val="1007"/>
+          <w:numId w:val="1006"/>
         </w:numPr>
         <w:pStyle w:val="Compact"/>
       </w:pPr>
       <w:r>
-        <w:t xml:space="preserve">G. Hofstede,</w:t>
-      </w:r>
-      <w:r>
-        <w:t xml:space="preserve"> </w:t>
-      </w:r>
-      <w:r>
-        <w:rPr>
-          <w:iCs/>
-          <w:i/>
-        </w:rPr>
-        <w:t xml:space="preserve">Culture’s Consequences: Comparing Values, Behaviors, Institutions and Organizations across Nations</w:t>
-      </w:r>
-      <w:r>
-        <w:t xml:space="preserve">, 2nd ed., Sage Publications, 2001.</w:t>
+        <w:t xml:space="preserve">Analysis script:</w:t>
+      </w:r>
+      <w:r>
+        <w:t xml:space="preserve"> </w:t>
+      </w:r>
+      <w:r>
+        <w:rPr>
+          <w:rStyle w:val="VerbatimChar"/>
+        </w:rPr>
+        <w:t xml:space="preserve">metaanalysis/conference_submissions/iceel/scripts/run_hofstede_meta.py</w:t>
+      </w:r>
+      <w:r>
+        <w:t xml:space="preserve">.</w:t>
       </w:r>
     </w:p>
     <w:p>
       <w:pPr>
         <w:numPr>
           <w:ilvl w:val="0"/>
-          <w:numId w:val="1007"/>
+          <w:numId w:val="1006"/>
         </w:numPr>
         <w:pStyle w:val="Compact"/>
       </w:pPr>
       <w:r>
-        <w:t xml:space="preserve">G. Hofstede,</w:t>
-      </w:r>
-      <w:r>
-        <w:t xml:space="preserve"> </w:t>
-      </w:r>
-      <w:r>
-        <w:t xml:space="preserve">“</w:t>
-      </w:r>
-      <w:r>
-        <w:t xml:space="preserve">Cultural differences in teaching and learning,</w:t>
-      </w:r>
-      <w:r>
-        <w:t xml:space="preserve">”</w:t>
-      </w:r>
-      <w:r>
-        <w:t xml:space="preserve"> </w:t>
-      </w:r>
-      <w:r>
-        <w:rPr>
-          <w:iCs/>
-          <w:i/>
-        </w:rPr>
-        <w:t xml:space="preserve">International Journal of Intercultural Relations</w:t>
-      </w:r>
-      <w:r>
-        <w:t xml:space="preserve">, vol. 10, no. 3, pp. 301–320, 1986. https://doi.org/10.1016/0147-1767(86)90015-5</w:t>
+        <w:t xml:space="preserve">Result CSVs / MD:</w:t>
+      </w:r>
+      <w:r>
+        <w:t xml:space="preserve"> </w:t>
+      </w:r>
+      <w:r>
+        <w:rPr>
+          <w:rStyle w:val="VerbatimChar"/>
+        </w:rPr>
+        <w:t xml:space="preserve">metaanalysis/conference_submissions/iceel/results/{asia_subset_pools, hofstede_meta_regression, japan_synthesis, summary}</w:t>
+      </w:r>
+      <w:r>
+        <w:t xml:space="preserve">.</w:t>
       </w:r>
     </w:p>
     <w:p>
       <w:pPr>
         <w:numPr>
           <w:ilvl w:val="0"/>
-          <w:numId w:val="1007"/>
+          <w:numId w:val="1006"/>
         </w:numPr>
         <w:pStyle w:val="Compact"/>
       </w:pPr>
       <w:r>
-        <w:t xml:space="preserve">G. Hofstede and R. R. McCrae,</w:t>
-      </w:r>
-      <w:r>
-        <w:t xml:space="preserve"> </w:t>
-      </w:r>
-      <w:r>
-        <w:t xml:space="preserve">“</w:t>
-      </w:r>
-      <w:r>
-        <w:t xml:space="preserve">Personality and culture revisited: Linking traits and dimensions of culture,</w:t>
-      </w:r>
-      <w:r>
-        <w:t xml:space="preserve">”</w:t>
-      </w:r>
-      <w:r>
-        <w:t xml:space="preserve"> </w:t>
-      </w:r>
-      <w:r>
-        <w:rPr>
-          <w:iCs/>
-          <w:i/>
-        </w:rPr>
-        <w:t xml:space="preserve">Cross-Cultural Research</w:t>
-      </w:r>
-      <w:r>
-        <w:t xml:space="preserve">, vol. 38, no. 1, pp. 52–88, 2004. https://doi.org/10.1177/1069397103259443</w:t>
-      </w:r>
-    </w:p>
-    <w:p>
-      <w:pPr>
-        <w:numPr>
-          <w:ilvl w:val="0"/>
-          <w:numId w:val="1007"/>
-        </w:numPr>
-        <w:pStyle w:val="Compact"/>
-      </w:pPr>
-      <w:r>
-        <w:t xml:space="preserve">Hofstede Insights,</w:t>
-      </w:r>
-      <w:r>
-        <w:t xml:space="preserve"> </w:t>
-      </w:r>
-      <w:r>
-        <w:t xml:space="preserve">“</w:t>
-      </w:r>
-      <w:r>
-        <w:t xml:space="preserve">Country comparison tool,</w:t>
-      </w:r>
-      <w:r>
-        <w:t xml:space="preserve">”</w:t>
-      </w:r>
-      <w:r>
-        <w:t xml:space="preserve"> </w:t>
-      </w:r>
-      <w:r>
-        <w:t xml:space="preserve">https://www.hofstede-insights.com/, accessed 2024 [website data source].</w:t>
-      </w:r>
-    </w:p>
-    <w:p>
-      <w:pPr>
-        <w:numPr>
-          <w:ilvl w:val="0"/>
-          <w:numId w:val="1007"/>
-        </w:numPr>
-        <w:pStyle w:val="Compact"/>
-      </w:pPr>
-      <w:r>
-        <w:t xml:space="preserve">J. Allik and R. R. McCrae,</w:t>
-      </w:r>
-      <w:r>
-        <w:t xml:space="preserve"> </w:t>
-      </w:r>
-      <w:r>
-        <w:t xml:space="preserve">“</w:t>
-      </w:r>
-      <w:r>
-        <w:t xml:space="preserve">Toward a geography of personality traits: Patterns of profiles across 36 cultures,</w:t>
-      </w:r>
-      <w:r>
-        <w:t xml:space="preserve">”</w:t>
-      </w:r>
-      <w:r>
-        <w:t xml:space="preserve"> </w:t>
-      </w:r>
-      <w:r>
-        <w:rPr>
-          <w:iCs/>
-          <w:i/>
-        </w:rPr>
-        <w:t xml:space="preserve">Journal of Cross-Cultural Psychology</w:t>
-      </w:r>
-      <w:r>
-        <w:t xml:space="preserve">, vol. 35, no. 1, pp. 13–28, 2004. https://doi.org/10.1177/0022022103260382</w:t>
-      </w:r>
-    </w:p>
-    <w:p>
-      <w:pPr>
-        <w:numPr>
-          <w:ilvl w:val="0"/>
-          <w:numId w:val="1007"/>
-        </w:numPr>
-        <w:pStyle w:val="Compact"/>
-      </w:pPr>
-      <w:r>
-        <w:t xml:space="preserve">R. R. McCrae and A. Terracciano,</w:t>
-      </w:r>
-      <w:r>
-        <w:t xml:space="preserve"> </w:t>
-      </w:r>
-      <w:r>
-        <w:t xml:space="preserve">“</w:t>
-      </w:r>
-      <w:r>
-        <w:t xml:space="preserve">Universal features of personality traits from the observer’s perspective: Data from 50 cultures,</w:t>
-      </w:r>
-      <w:r>
-        <w:t xml:space="preserve">”</w:t>
-      </w:r>
-      <w:r>
-        <w:t xml:space="preserve"> </w:t>
-      </w:r>
-      <w:r>
-        <w:rPr>
-          <w:iCs/>
-          <w:i/>
-        </w:rPr>
-        <w:t xml:space="preserve">Journal of Personality and Social Psychology</w:t>
-      </w:r>
-      <w:r>
-        <w:t xml:space="preserve">, vol. 88, no. 3, pp. 547–561, 2005. https://doi.org/10.1037/0022-3514.88.3.547</w:t>
-      </w:r>
-    </w:p>
-    <w:p>
-      <w:pPr>
-        <w:numPr>
-          <w:ilvl w:val="0"/>
-          <w:numId w:val="1007"/>
-        </w:numPr>
-        <w:pStyle w:val="Compact"/>
-      </w:pPr>
-      <w:r>
-        <w:t xml:space="preserve">D. P. Schmitt, J. Allik, R. R. McCrae, and V. Benet-Martínez,</w:t>
-      </w:r>
-      <w:r>
-        <w:t xml:space="preserve"> </w:t>
-      </w:r>
-      <w:r>
-        <w:t xml:space="preserve">“</w:t>
-      </w:r>
-      <w:r>
-        <w:t xml:space="preserve">The geographic distribution of Big Five personality traits: Patterns and profiles of human self-description across 56 nations,</w:t>
-      </w:r>
-      <w:r>
-        <w:t xml:space="preserve">”</w:t>
-      </w:r>
-      <w:r>
-        <w:t xml:space="preserve"> </w:t>
-      </w:r>
-      <w:r>
-        <w:rPr>
-          <w:iCs/>
-          <w:i/>
-        </w:rPr>
-        <w:t xml:space="preserve">Journal of Cross-Cultural Psychology</w:t>
-      </w:r>
-      <w:r>
-        <w:t xml:space="preserve">, vol. 38, no. 2, pp. 173–212, 2007. https://doi.org/10.1177/0022022106297299</w:t>
-      </w:r>
-    </w:p>
-    <w:p>
-      <w:pPr>
-        <w:numPr>
-          <w:ilvl w:val="0"/>
-          <w:numId w:val="1007"/>
-        </w:numPr>
-        <w:pStyle w:val="Compact"/>
-      </w:pPr>
-      <w:r>
-        <w:t xml:space="preserve">L. A. Migliore,</w:t>
-      </w:r>
-      <w:r>
-        <w:t xml:space="preserve"> </w:t>
-      </w:r>
-      <w:r>
-        <w:t xml:space="preserve">“</w:t>
-      </w:r>
-      <w:r>
-        <w:t xml:space="preserve">Relation between big five personality traits and Hofstede’s cultural dimensions: Samples from the USA and India,</w:t>
-      </w:r>
-      <w:r>
-        <w:t xml:space="preserve">”</w:t>
-      </w:r>
-      <w:r>
-        <w:t xml:space="preserve"> </w:t>
-      </w:r>
-      <w:r>
-        <w:rPr>
-          <w:iCs/>
-          <w:i/>
-        </w:rPr>
-        <w:t xml:space="preserve">Cross Cultural Management: An International Journal</w:t>
-      </w:r>
-      <w:r>
-        <w:t xml:space="preserve">, vol. 18, no. 1, pp. 38–54, 2011. https://doi.org/10.1108/13527601111104287</w:t>
-      </w:r>
-    </w:p>
-    <w:p>
-      <w:pPr>
-        <w:numPr>
-          <w:ilvl w:val="0"/>
-          <w:numId w:val="1007"/>
-        </w:numPr>
-        <w:pStyle w:val="Compact"/>
-      </w:pPr>
-      <w:r>
-        <w:t xml:space="preserve">F. M. Cheung, S. F. Cheung, S. Wada, and J. Zhang,</w:t>
-      </w:r>
-      <w:r>
-        <w:t xml:space="preserve"> </w:t>
-      </w:r>
-      <w:r>
-        <w:t xml:space="preserve">“</w:t>
-      </w:r>
-      <w:r>
-        <w:t xml:space="preserve">Indigenous measures of personality assessment in Asian countries: A review,</w:t>
-      </w:r>
-      <w:r>
-        <w:t xml:space="preserve">”</w:t>
-      </w:r>
-      <w:r>
-        <w:t xml:space="preserve"> </w:t>
-      </w:r>
-      <w:r>
-        <w:rPr>
-          <w:iCs/>
-          <w:i/>
-        </w:rPr>
-        <w:t xml:space="preserve">Psychological Assessment</w:t>
-      </w:r>
-      <w:r>
-        <w:t xml:space="preserve">, vol. 15, no. 3, pp. 280–289, 2003. https://doi.org/10.1037/1040-3590.15.3.280</w:t>
-      </w:r>
-    </w:p>
-    <w:p>
-      <w:pPr>
-        <w:numPr>
-          <w:ilvl w:val="0"/>
-          <w:numId w:val="1007"/>
-        </w:numPr>
-        <w:pStyle w:val="Compact"/>
-      </w:pPr>
-      <w:r>
-        <w:t xml:space="preserve">R. Lynn and T. Martin,</w:t>
-      </w:r>
-      <w:r>
-        <w:t xml:space="preserve"> </w:t>
-      </w:r>
-      <w:r>
-        <w:t xml:space="preserve">“</w:t>
-      </w:r>
-      <w:r>
-        <w:t xml:space="preserve">National differences for thirty-seven nations in extraversion, neuroticism, psychoticism and economic, demographic and other correlates,</w:t>
-      </w:r>
-      <w:r>
-        <w:t xml:space="preserve">”</w:t>
-      </w:r>
-      <w:r>
-        <w:t xml:space="preserve"> </w:t>
-      </w:r>
-      <w:r>
-        <w:rPr>
-          <w:iCs/>
-          <w:i/>
-        </w:rPr>
-        <w:t xml:space="preserve">Personality and Individual Differences</w:t>
-      </w:r>
-      <w:r>
-        <w:t xml:space="preserve">, vol. 19, no. 3, pp. 403–406, 1995. https://doi.org/10.1016/0191-8869(95)00054-A</w:t>
-      </w:r>
-    </w:p>
-    <w:p>
-      <w:pPr>
-        <w:numPr>
-          <w:ilvl w:val="0"/>
-          <w:numId w:val="1007"/>
-        </w:numPr>
-        <w:pStyle w:val="Compact"/>
-      </w:pPr>
-      <w:r>
-        <w:t xml:space="preserve">B. McSweeney,</w:t>
-      </w:r>
-      <w:r>
-        <w:t xml:space="preserve"> </w:t>
-      </w:r>
-      <w:r>
-        <w:t xml:space="preserve">“</w:t>
-      </w:r>
-      <w:r>
-        <w:t xml:space="preserve">Hofstede’s model of national cultural differences and their consequences: A triumph of faith — a failure of analysis,</w:t>
-      </w:r>
-      <w:r>
-        <w:t xml:space="preserve">”</w:t>
-      </w:r>
-      <w:r>
-        <w:t xml:space="preserve"> </w:t>
-      </w:r>
-      <w:r>
-        <w:rPr>
-          <w:iCs/>
-          <w:i/>
-        </w:rPr>
-        <w:t xml:space="preserve">Human Relations</w:t>
-      </w:r>
-      <w:r>
-        <w:t xml:space="preserve">, vol. 55, no. 1, pp. 89–118, 2002. https://doi.org/10.1177/0018726702551004</w:t>
-      </w:r>
-    </w:p>
-    <w:p>
-      <w:pPr>
-        <w:numPr>
-          <w:ilvl w:val="0"/>
-          <w:numId w:val="1007"/>
-        </w:numPr>
-        <w:pStyle w:val="Compact"/>
-      </w:pPr>
-      <w:r>
-        <w:t xml:space="preserve">M. Minkov and G. Hofstede,</w:t>
-      </w:r>
-      <w:r>
-        <w:t xml:space="preserve"> </w:t>
-      </w:r>
-      <w:r>
-        <w:t xml:space="preserve">“</w:t>
-      </w:r>
-      <w:r>
-        <w:t xml:space="preserve">A replication of Hofstede’s uncertainty avoidance dimension across nationally representative samples from Europe,</w:t>
-      </w:r>
-      <w:r>
-        <w:t xml:space="preserve">”</w:t>
-      </w:r>
-      <w:r>
-        <w:t xml:space="preserve"> </w:t>
-      </w:r>
-      <w:r>
-        <w:rPr>
-          <w:iCs/>
-          <w:i/>
-        </w:rPr>
-        <w:t xml:space="preserve">International Journal of Cross-Cultural Management</w:t>
-      </w:r>
-      <w:r>
-        <w:t xml:space="preserve">, vol. 14, no. 1, pp. 7–22, 2014. https://doi.org/10.1177/1470595814521600</w:t>
-      </w:r>
-    </w:p>
-    <w:bookmarkEnd w:id="53"/>
-    <w:bookmarkStart w:id="54" w:name="authors-own-preprint"/>
-    <w:p>
-      <w:pPr>
-        <w:pStyle w:val="Heading3"/>
-      </w:pPr>
-      <w:r>
-        <w:t xml:space="preserve">Author’s own preprint</w:t>
-      </w:r>
-    </w:p>
-    <w:p>
-      <w:pPr>
-        <w:numPr>
-          <w:ilvl w:val="0"/>
-          <w:numId w:val="1008"/>
-        </w:numPr>
-        <w:pStyle w:val="Compact"/>
-      </w:pPr>
-      <w:r>
-        <w:t xml:space="preserve">E. Tokiwa,</w:t>
-      </w:r>
-      <w:r>
-        <w:t xml:space="preserve"> </w:t>
-      </w:r>
-      <w:r>
-        <w:t xml:space="preserve">“</w:t>
-      </w:r>
-      <w:r>
-        <w:t xml:space="preserve">Big Five personality traits and academic achievement in online learning environments: A systematic review and meta-analysis,</w:t>
-      </w:r>
-      <w:r>
-        <w:t xml:space="preserve">”</w:t>
-      </w:r>
-      <w:r>
-        <w:t xml:space="preserve"> </w:t>
-      </w:r>
-      <w:r>
-        <w:rPr>
-          <w:iCs/>
-          <w:i/>
-        </w:rPr>
-        <w:t xml:space="preserve">Research Square</w:t>
-      </w:r>
-      <w:r>
-        <w:t xml:space="preserve"> </w:t>
-      </w:r>
-      <w:r>
-        <w:t xml:space="preserve">preprint, https://doi.org/10.21203/rs.3.rs-9513298/v1, 2026.</w:t>
+        <w:t xml:space="preserve">Pooling primitives re-used from</w:t>
+      </w:r>
+      <w:r>
+        <w:t xml:space="preserve"> </w:t>
+      </w:r>
+      <w:r>
+        <w:rPr>
+          <w:rStyle w:val="VerbatimChar"/>
+        </w:rPr>
+        <w:t xml:space="preserve">metaanalysis/analysis/pool.py</w:t>
+      </w:r>
+      <w:r>
+        <w:t xml:space="preserve">.</w:t>
       </w:r>
     </w:p>
     <w:p>
@@ -5031,146 +4649,20 @@
         </w:pict>
       </w:r>
     </w:p>
+    <w:p>
+      <w:pPr>
+        <w:pStyle w:val="FirstParagraph"/>
+      </w:pPr>
+      <w:r>
+        <w:rPr>
+          <w:iCs/>
+          <w:i/>
+        </w:rPr>
+        <w:t xml:space="preserve">End of manuscript draft. Approximately 2,800 words.</w:t>
+      </w:r>
+    </w:p>
     <w:bookmarkEnd w:id="54"/>
     <w:bookmarkEnd w:id="55"/>
-    <w:bookmarkStart w:id="56" w:name="appendix-a.-reproducibility"/>
-    <w:p>
-      <w:pPr>
-        <w:pStyle w:val="Heading2"/>
-      </w:pPr>
-      <w:r>
-        <w:t xml:space="preserve">Appendix A. Reproducibility</w:t>
-      </w:r>
-    </w:p>
-    <w:p>
-      <w:pPr>
-        <w:numPr>
-          <w:ilvl w:val="0"/>
-          <w:numId w:val="1009"/>
-        </w:numPr>
-        <w:pStyle w:val="Compact"/>
-      </w:pPr>
-      <w:r>
-        <w:t xml:space="preserve">Source dataset:</w:t>
-      </w:r>
-      <w:r>
-        <w:t xml:space="preserve"> </w:t>
-      </w:r>
-      <w:r>
-        <w:rPr>
-          <w:rStyle w:val="VerbatimChar"/>
-        </w:rPr>
-        <w:t xml:space="preserve">metaanalysis/conference_submissions/inputs/studies.csv</w:t>
-      </w:r>
-      <w:r>
-        <w:t xml:space="preserve">.</w:t>
-      </w:r>
-    </w:p>
-    <w:p>
-      <w:pPr>
-        <w:numPr>
-          <w:ilvl w:val="0"/>
-          <w:numId w:val="1009"/>
-        </w:numPr>
-        <w:pStyle w:val="Compact"/>
-      </w:pPr>
-      <w:r>
-        <w:t xml:space="preserve">Hofstede table: encoded inline in the script.</w:t>
-      </w:r>
-    </w:p>
-    <w:p>
-      <w:pPr>
-        <w:numPr>
-          <w:ilvl w:val="0"/>
-          <w:numId w:val="1009"/>
-        </w:numPr>
-        <w:pStyle w:val="Compact"/>
-      </w:pPr>
-      <w:r>
-        <w:t xml:space="preserve">Analysis script:</w:t>
-      </w:r>
-      <w:r>
-        <w:t xml:space="preserve"> </w:t>
-      </w:r>
-      <w:r>
-        <w:rPr>
-          <w:rStyle w:val="VerbatimChar"/>
-        </w:rPr>
-        <w:t xml:space="preserve">metaanalysis/conference_submissions/iceel/scripts/run_hofstede_meta.py</w:t>
-      </w:r>
-      <w:r>
-        <w:t xml:space="preserve">.</w:t>
-      </w:r>
-    </w:p>
-    <w:p>
-      <w:pPr>
-        <w:numPr>
-          <w:ilvl w:val="0"/>
-          <w:numId w:val="1009"/>
-        </w:numPr>
-        <w:pStyle w:val="Compact"/>
-      </w:pPr>
-      <w:r>
-        <w:t xml:space="preserve">Result CSVs / MD:</w:t>
-      </w:r>
-      <w:r>
-        <w:t xml:space="preserve"> </w:t>
-      </w:r>
-      <w:r>
-        <w:rPr>
-          <w:rStyle w:val="VerbatimChar"/>
-        </w:rPr>
-        <w:t xml:space="preserve">metaanalysis/conference_submissions/iceel/results/{asia_subset_pools, hofstede_meta_regression, japan_synthesis, summary}</w:t>
-      </w:r>
-      <w:r>
-        <w:t xml:space="preserve">.</w:t>
-      </w:r>
-    </w:p>
-    <w:p>
-      <w:pPr>
-        <w:numPr>
-          <w:ilvl w:val="0"/>
-          <w:numId w:val="1009"/>
-        </w:numPr>
-        <w:pStyle w:val="Compact"/>
-      </w:pPr>
-      <w:r>
-        <w:t xml:space="preserve">Pooling primitives re-used from</w:t>
-      </w:r>
-      <w:r>
-        <w:t xml:space="preserve"> </w:t>
-      </w:r>
-      <w:r>
-        <w:rPr>
-          <w:rStyle w:val="VerbatimChar"/>
-        </w:rPr>
-        <w:t xml:space="preserve">metaanalysis/analysis/pool.py</w:t>
-      </w:r>
-      <w:r>
-        <w:t xml:space="preserve">.</w:t>
-      </w:r>
-    </w:p>
-    <w:p>
-      <w:r>
-        <w:pict>
-          <v:rect style="width:0;height:1.5pt" o:hralign="center" o:hrstd="t" o:hr="t"/>
-        </w:pict>
-      </w:r>
-    </w:p>
-    <w:p>
-      <w:pPr>
-        <w:pStyle w:val="FirstParagraph"/>
-      </w:pPr>
-      <w:r>
-        <w:rPr>
-          <w:iCs/>
-          <w:i/>
-        </w:rPr>
-        <w:t xml:space="preserve">End of manuscript draft. Approximately 2,800 words.</w:t>
-      </w:r>
-    </w:p>
-    <w:bookmarkEnd w:id="56"/>
-    <w:bookmarkEnd w:id="57"/>
     <w:sectPr/>
   </w:body>
 </w:document>
@@ -5347,91 +4839,6 @@
     <w:lvl w:ilvl="8">
       <w:numFmt w:val="bullet"/>
       <w:lvlText w:val="•"/>
-      <w:lvlJc w:val="left"/>
-      <w:pPr>
-        <w:ind w:left="6480" w:hanging="480"/>
-      </w:pPr>
-    </w:lvl>
-  </w:abstractNum>
-  <w:abstractNum w:abstractNumId="99411">
-    <w:nsid w:val="A99411"/>
-    <w:multiLevelType w:val="multilevel"/>
-    <w:lvl w:ilvl="0">
-      <w:start w:val="1"/>
-      <w:numFmt w:val="decimal"/>
-      <w:lvlText w:val="%1."/>
-      <w:lvlJc w:val="left"/>
-      <w:pPr>
-        <w:ind w:left="720" w:hanging="480"/>
-      </w:pPr>
-    </w:lvl>
-    <w:lvl w:ilvl="1">
-      <w:start w:val="1"/>
-      <w:numFmt w:val="decimal"/>
-      <w:lvlText w:val="%2."/>
-      <w:lvlJc w:val="left"/>
-      <w:pPr>
-        <w:ind w:left="1440" w:hanging="480"/>
-      </w:pPr>
-    </w:lvl>
-    <w:lvl w:ilvl="2">
-      <w:start w:val="1"/>
-      <w:numFmt w:val="decimal"/>
-      <w:lvlText w:val="%3."/>
-      <w:lvlJc w:val="left"/>
-      <w:pPr>
-        <w:ind w:left="2160" w:hanging="480"/>
-      </w:pPr>
-    </w:lvl>
-    <w:lvl w:ilvl="3">
-      <w:start w:val="1"/>
-      <w:numFmt w:val="decimal"/>
-      <w:lvlText w:val="%4."/>
-      <w:lvlJc w:val="left"/>
-      <w:pPr>
-        <w:ind w:left="2880" w:hanging="480"/>
-      </w:pPr>
-    </w:lvl>
-    <w:lvl w:ilvl="4">
-      <w:start w:val="1"/>
-      <w:numFmt w:val="decimal"/>
-      <w:lvlText w:val="%5."/>
-      <w:lvlJc w:val="left"/>
-      <w:pPr>
-        <w:ind w:left="3600" w:hanging="480"/>
-      </w:pPr>
-    </w:lvl>
-    <w:lvl w:ilvl="5">
-      <w:start w:val="1"/>
-      <w:numFmt w:val="decimal"/>
-      <w:lvlText w:val="%6."/>
-      <w:lvlJc w:val="left"/>
-      <w:pPr>
-        <w:ind w:left="4320" w:hanging="480"/>
-      </w:pPr>
-    </w:lvl>
-    <w:lvl w:ilvl="6">
-      <w:start w:val="1"/>
-      <w:numFmt w:val="decimal"/>
-      <w:lvlText w:val="%7."/>
-      <w:lvlJc w:val="left"/>
-      <w:pPr>
-        <w:ind w:left="5040" w:hanging="480"/>
-      </w:pPr>
-    </w:lvl>
-    <w:lvl w:ilvl="7">
-      <w:start w:val="1"/>
-      <w:numFmt w:val="decimal"/>
-      <w:lvlText w:val="%8."/>
-      <w:lvlJc w:val="left"/>
-      <w:pPr>
-        <w:ind w:left="5760" w:hanging="480"/>
-      </w:pPr>
-    </w:lvl>
-    <w:lvl w:ilvl="8">
-      <w:start w:val="1"/>
-      <w:numFmt w:val="decimal"/>
-      <w:lvlText w:val="%9."/>
       <w:lvlJc w:val="left"/>
       <w:pPr>
         <w:ind w:left="6480" w:hanging="480"/>
@@ -5451,48 +4858,12 @@
     <w:abstractNumId w:val="991"/>
   </w:num>
   <w:num w:numId="1004">
-    <w:abstractNumId w:val="99411"/>
-    <w:lvlOverride w:ilvl="0">
-      <w:startOverride w:val="1"/>
-    </w:lvlOverride>
-    <w:lvlOverride w:ilvl="1">
-      <w:startOverride w:val="1"/>
-    </w:lvlOverride>
-    <w:lvlOverride w:ilvl="2">
-      <w:startOverride w:val="1"/>
-    </w:lvlOverride>
-    <w:lvlOverride w:ilvl="3">
-      <w:startOverride w:val="1"/>
-    </w:lvlOverride>
-    <w:lvlOverride w:ilvl="4">
-      <w:startOverride w:val="1"/>
-    </w:lvlOverride>
-    <w:lvlOverride w:ilvl="5">
-      <w:startOverride w:val="1"/>
-    </w:lvlOverride>
-    <w:lvlOverride w:ilvl="6">
-      <w:startOverride w:val="1"/>
-    </w:lvlOverride>
-    <w:lvlOverride w:ilvl="7">
-      <w:startOverride w:val="1"/>
-    </w:lvlOverride>
-    <w:lvlOverride w:ilvl="8">
-      <w:startOverride w:val="1"/>
-    </w:lvlOverride>
+    <w:abstractNumId w:val="991"/>
   </w:num>
   <w:num w:numId="1005">
     <w:abstractNumId w:val="991"/>
   </w:num>
   <w:num w:numId="1006">
-    <w:abstractNumId w:val="991"/>
-  </w:num>
-  <w:num w:numId="1007">
-    <w:abstractNumId w:val="991"/>
-  </w:num>
-  <w:num w:numId="1008">
-    <w:abstractNumId w:val="991"/>
-  </w:num>
-  <w:num w:numId="1009">
     <w:abstractNumId w:val="991"/>
   </w:num>
 </w:numbering>

--- a/metaanalysis/conference_submissions/iceel/full_paper.docx
+++ b/metaanalysis/conference_submissions/iceel/full_paper.docx
@@ -139,36 +139,100 @@
         <w:pStyle w:val="FirstParagraph"/>
       </w:pPr>
       <w:r>
-        <w:t xml:space="preserve">The parent meta-analysis (Research Square preprint, DOI 10.21203/rs.3.rs-9513298/v1) reports a binary Region moderator with Extraversion × Region highly significant (Q_between = 46.43, p &lt; .001; Asian r = −0.131 vs non-Asian r = +0.050). The within-Asia heterogeneity is not decomposed in the preprint. The present paper attaches Hofstede 6-D scores and tests, in the Asian subset (k = 2 with extractable r: A-28 Yu, China; A-31 Rivers, Japan; plus A-25 Tokiwa, Japan, in narrative synthesis), whether observed Big Five — outcome direction in Japan studies matches Hofstede &amp; McCrae (2004) predictions for Japan. Pooled correlations replicate the preprint (C r = 0.111; E r = −0.131; N r = 0.089). The direction-match analysis (Table 4) yields</w:t>
-      </w:r>
-      <w:r>
-        <w:t xml:space="preserve"> </w:t>
-      </w:r>
-      <w:r>
         <w:rPr>
           <w:bCs/>
           <w:b/>
         </w:rPr>
-        <w:t xml:space="preserve">3 of 5 trait matches</w:t>
-      </w:r>
-      <w:r>
-        <w:t xml:space="preserve">: C+ (HM04 PDI-C r = .43), E− (HM04 IDV-E r = .39), and most notably</w:t>
-      </w:r>
-      <w:r>
-        <w:t xml:space="preserve"> </w:t>
-      </w:r>
+        <w:t xml:space="preserve">Background.</w:t>
+      </w:r>
+      <w:r>
+        <w:t xml:space="preserve"> </w:t>
+      </w:r>
+      <w:r>
+        <w:t xml:space="preserve">The parent meta-analysis (Research Square preprint, DOI 10.21203/rs.3.rs-9513298/v1) reports a highly significant Extraversion × Region moderator in Big Five – academic-achievement research on online learning (Q_between = 46.43, p &lt; .001; Asian pooled r = −0.131 vs non-Asian r = +0.050), but does not decompose the Asia bin into its country-level constituents.</w:t>
+      </w:r>
+    </w:p>
+    <w:p>
+      <w:pPr>
+        <w:pStyle w:val="BodyText"/>
+      </w:pPr>
       <w:r>
         <w:rPr>
           <w:bCs/>
           <w:b/>
         </w:rPr>
-        <w:t xml:space="preserve">N+</w:t>
-      </w:r>
-      <w:r>
-        <w:t xml:space="preserve"> </w:t>
-      </w:r>
-      <w:r>
-        <w:t xml:space="preserve">— opposite to the Western N− finding (Poropat 2009; Mammadov 2022) — supported in</w:t>
+        <w:t xml:space="preserve">Objective.</w:t>
+      </w:r>
+      <w:r>
+        <w:t xml:space="preserve"> </w:t>
+      </w:r>
+      <w:r>
+        <w:t xml:space="preserve">To (i) attach Hofstede 6-D country scores to the Asian primary-pool studies, and (ii) test whether observed Big Five – outcome directions in Japan-based studies match Hofstede &amp; McCrae (2004) trait-dimension predictions.</w:t>
+      </w:r>
+    </w:p>
+    <w:p>
+      <w:pPr>
+        <w:pStyle w:val="BodyText"/>
+      </w:pPr>
+      <w:r>
+        <w:rPr>
+          <w:bCs/>
+          <w:b/>
+        </w:rPr>
+        <w:t xml:space="preserve">Methods.</w:t>
+      </w:r>
+      <w:r>
+        <w:t xml:space="preserve"> </w:t>
+      </w:r>
+      <w:r>
+        <w:t xml:space="preserve">The Asian primary pool comprises k = 2 studies with extractable Pearson r (Yu 2021, China; Rivers 2021, Japan); a third Japan-based study (Tokiwa 2025, K-12) contributes descriptive Spearman ρ. Random-effects pools (REML + HKSJ) replicate the parent preprint. Because residual df = 0, single-dimension weighted-OLS Hofstede meta-regressions yield descriptive slopes only. Direction predictions for Japan, derived from Hofstede &amp; McCrae (2004), are cross-referenced against observed r in both Japan studies.</w:t>
+      </w:r>
+    </w:p>
+    <w:p>
+      <w:pPr>
+        <w:pStyle w:val="BodyText"/>
+      </w:pPr>
+      <w:r>
+        <w:rPr>
+          <w:bCs/>
+          <w:b/>
+        </w:rPr>
+        <w:t xml:space="preserve">Results.</w:t>
+      </w:r>
+      <w:r>
+        <w:t xml:space="preserve"> </w:t>
+      </w:r>
+      <w:r>
+        <w:t xml:space="preserve">The direction-match analysis yields</w:t>
+      </w:r>
+      <w:r>
+        <w:t xml:space="preserve"> </w:t>
+      </w:r>
+      <w:r>
+        <w:rPr>
+          <w:bCs/>
+          <w:b/>
+        </w:rPr>
+        <w:t xml:space="preserve">3 of 5 trait matches</w:t>
+      </w:r>
+      <w:r>
+        <w:t xml:space="preserve"> </w:t>
+      </w:r>
+      <w:r>
+        <w:t xml:space="preserve">(Conscientiousness+, Extraversion−, Neuroticism+; Agreeableness and Openness mismatch). The diagnostic finding is</w:t>
+      </w:r>
+      <w:r>
+        <w:t xml:space="preserve"> </w:t>
+      </w:r>
+      <w:r>
+        <w:rPr>
+          <w:bCs/>
+          <w:b/>
+        </w:rPr>
+        <w:t xml:space="preserve">Neuroticism+</w:t>
+      </w:r>
+      <w:r>
+        <w:t xml:space="preserve">: observed in both Japan studies, doubly predicted by Japan’s very high Uncertainty Avoidance (UAI = 92) and Masculinity (MAS = 95), and opposite to the consistent N− pattern reported in Western Big Five meta-analyses (Poropat 2009; Mammadov 2022). The Agreeableness mismatch (predicted −, observed +) suggests that online-learning</w:t>
       </w:r>
       <w:r>
         <w:t xml:space="preserve"> </w:t>
@@ -178,29 +242,13 @@
           <w:iCs/>
           <w:i/>
         </w:rPr>
-        <w:t xml:space="preserve">both</w:t>
-      </w:r>
-      <w:r>
-        <w:t xml:space="preserve"> </w:t>
-      </w:r>
-      <w:r>
-        <w:t xml:space="preserve">Japan studies and doubly predicted by Japan’s very high Uncertainty Avoidance (UAI = 92, HM04 r = .31) and Masculinity (MAS = 95, HM04 r = .30). The Agreeableness mismatch (predicted −, observed +) suggests online-learning</w:t>
-      </w:r>
-      <w:r>
-        <w:t xml:space="preserve"> </w:t>
-      </w:r>
-      <w:r>
-        <w:rPr>
-          <w:iCs/>
-          <w:i/>
-        </w:rPr>
         <w:t xml:space="preserve">behaviour-level</w:t>
       </w:r>
       <w:r>
         <w:t xml:space="preserve"> </w:t>
       </w:r>
       <w:r>
-        <w:t xml:space="preserve">A engagement may decouple from population trait-level A. A second-order finding is instrument heterogeneity (BFI-2-J vs TIPI-J) as a confound future Japan-specific syntheses cannot ignore.</w:t>
+        <w:t xml:space="preserve">engagement may decouple from population trait-level A in collectivist contexts.</w:t>
       </w:r>
     </w:p>
     <w:p>
@@ -212,10 +260,28 @@
           <w:bCs/>
           <w:b/>
         </w:rPr>
+        <w:t xml:space="preserve">Conclusion.</w:t>
+      </w:r>
+      <w:r>
+        <w:t xml:space="preserve"> </w:t>
+      </w:r>
+      <w:r>
+        <w:t xml:space="preserve">Country-level Hofstede context materially reshapes the Big Five – achievement pattern in ways the binary Asia/non-Asia contrast obscures. With k = 2, the contribution is methodological rather than confirmatory: it flags within-Asia heterogeneity and instrument confounds (60-item BFI-2-J vs 10-item TIPI-J) as prerequisites for future Japan-specific syntheses.</w:t>
+      </w:r>
+    </w:p>
+    <w:p>
+      <w:pPr>
+        <w:pStyle w:val="BodyText"/>
+      </w:pPr>
+      <w:r>
+        <w:rPr>
+          <w:bCs/>
+          <w:b/>
+        </w:rPr>
         <w:t xml:space="preserve">Keywords</w:t>
       </w:r>
       <w:r>
-        <w:t xml:space="preserve">: meta-analysis, Big Five, online learning, Hofstede cultural dimensions, Japan.</w:t>
+        <w:t xml:space="preserve">: meta-analysis; Big Five personality traits; online learning; Hofstede cultural dimensions; Japan; cross-cultural psychology.</w:t>
       </w:r>
     </w:p>
     <w:p>
